--- a/downloads/workbook/ai-2-week-02.docx
+++ b/downloads/workbook/ai-2-week-02.docx
@@ -1220,6 +1220,178 @@
         <w:t>Project connection: Give the recommender separate validation, eligibility and scoring functions whose inputs and results can be tested independently.</w:t>
       </w:r>
     </w:p>
+    <w:p>
+      <w:pPr>
+        <w:pStyle w:val="Heading1"/>
+      </w:pPr>
+      <w:r>
+        <w:t>19. Project portfolio milestone</w:t>
+      </w:r>
+    </w:p>
+    <w:p>
+      <w:r>
+        <w:t>Project: Transparent Book Recommender</w:t>
+      </w:r>
+    </w:p>
+    <w:p>
+      <w:r>
+        <w:t>Current milestone: Frame the need. Name the user, the problem, allowed inputs and a safe simple starting method.</w:t>
+      </w:r>
+    </w:p>
+    <w:p>
+      <w:r>
+        <w:t>Give the recommender separate validation, eligibility and scoring functions whose inputs and results can be tested independently.</w:t>
+      </w:r>
+    </w:p>
+    <w:tbl>
+      <w:tblPr>
+        <w:tblStyle w:val="LightShading-Accent1"/>
+        <w:tblW w:type="auto" w:w="0"/>
+        <w:tblLook w:firstColumn="1" w:firstRow="1" w:lastColumn="0" w:lastRow="0" w:noHBand="0" w:noVBand="1" w:val="04A0"/>
+      </w:tblPr>
+      <w:tblGrid>
+        <w:gridCol w:w="5112"/>
+        <w:gridCol w:w="5112"/>
+      </w:tblGrid>
+      <w:tr>
+        <w:trPr>
+          <w:tblHeader/>
+        </w:trPr>
+        <w:tc>
+          <w:tcPr>
+            <w:tcW w:type="dxa" w:w="5112"/>
+          </w:tcPr>
+          <w:p>
+            <w:r>
+              <w:t>Evidence to keep</w:t>
+            </w:r>
+          </w:p>
+        </w:tc>
+        <w:tc>
+          <w:tcPr>
+            <w:tcW w:type="dxa" w:w="5112"/>
+          </w:tcPr>
+          <w:p>
+            <w:r>
+              <w:t>My record</w:t>
+            </w:r>
+          </w:p>
+        </w:tc>
+      </w:tr>
+      <w:tr>
+        <w:tc>
+          <w:tcPr>
+            <w:tcW w:type="dxa" w:w="5112"/>
+          </w:tcPr>
+          <w:p>
+            <w:r>
+              <w:t>This week’s input and deciding step</w:t>
+            </w:r>
+          </w:p>
+        </w:tc>
+        <w:tc>
+          <w:tcPr>
+            <w:tcW w:type="dxa" w:w="5112"/>
+          </w:tcPr>
+          <w:p>
+            <w:r/>
+          </w:p>
+        </w:tc>
+      </w:tr>
+      <w:tr>
+        <w:tc>
+          <w:tcPr>
+            <w:tcW w:type="dxa" w:w="5112"/>
+          </w:tcPr>
+          <w:p>
+            <w:r>
+              <w:t>Prediction and actual result (or labelled paper trace)</w:t>
+            </w:r>
+          </w:p>
+        </w:tc>
+        <w:tc>
+          <w:tcPr>
+            <w:tcW w:type="dxa" w:w="5112"/>
+          </w:tcPr>
+          <w:p>
+            <w:r/>
+          </w:p>
+        </w:tc>
+      </w:tr>
+      <w:tr>
+        <w:tc>
+          <w:tcPr>
+            <w:tcW w:type="dxa" w:w="5112"/>
+          </w:tcPr>
+          <w:p>
+            <w:r>
+              <w:t>One change since the previous checkpoint and why</w:t>
+            </w:r>
+          </w:p>
+        </w:tc>
+        <w:tc>
+          <w:tcPr>
+            <w:tcW w:type="dxa" w:w="5112"/>
+          </w:tcPr>
+          <w:p>
+            <w:r/>
+          </w:p>
+        </w:tc>
+      </w:tr>
+      <w:tr>
+        <w:tc>
+          <w:tcPr>
+            <w:tcW w:type="dxa" w:w="5112"/>
+          </w:tcPr>
+          <w:p>
+            <w:r>
+              <w:t>One error or limit and the next test</w:t>
+            </w:r>
+          </w:p>
+        </w:tc>
+        <w:tc>
+          <w:tcPr>
+            <w:tcW w:type="dxa" w:w="5112"/>
+          </w:tcPr>
+          <w:p>
+            <w:r/>
+          </w:p>
+        </w:tc>
+      </w:tr>
+    </w:tbl>
+    <w:p>
+      <w:pPr>
+        <w:pStyle w:val="Heading3"/>
+      </w:pPr>
+      <w:r>
+        <w:t>Explain what this week adds to your project. Reuse last week’s record rather than starting again.</w:t>
+      </w:r>
+    </w:p>
+    <w:p>
+      <w:r>
+        <w:t>________________________________________________________________</w:t>
+      </w:r>
+    </w:p>
+    <w:p>
+      <w:r>
+        <w:t>________________________________________________________________</w:t>
+      </w:r>
+    </w:p>
+    <w:p>
+      <w:r>
+        <w:t>________________________________________________________________</w:t>
+      </w:r>
+    </w:p>
+    <w:p>
+      <w:r>
+        <w:t>________________________________________________________________</w:t>
+      </w:r>
+    </w:p>
+    <w:p>
+      <w:r>
+        <w:t>________________________________________________________________</w:t>
+      </w:r>
+    </w:p>
     <w:sectPr>
       <w:pgSz w:w="12240" w:h="15840"/>
       <w:pgMar w:top="936" w:right="1008" w:bottom="936" w:left="1008" w:header="720" w:footer="720" w:gutter="0"/>

--- a/downloads/workbook/ai-2-week-02.docx
+++ b/downloads/workbook/ai-2-week-02.docx
@@ -1392,6 +1392,243 @@
         <w:t>________________________________________________________________</w:t>
       </w:r>
     </w:p>
+    <w:p>
+      <w:pPr>
+        <w:pStyle w:val="Heading1"/>
+      </w:pPr>
+      <w:r>
+        <w:t>20. Supported practice and learning evidence</w:t>
+      </w:r>
+    </w:p>
+    <w:p>
+      <w:r>
+        <w:t>Use this supported practice once, in the browser or on paper. Keep the reserved independent assessment for a separate first attempt before teacher feedback.</w:t>
+      </w:r>
+    </w:p>
+    <w:p>
+      <w:r>
+        <w:t>A fictional library computes total spine labels needed for several equal shelves.</w:t>
+      </w:r>
+    </w:p>
+    <w:p>
+      <w:pPr>
+        <w:pStyle w:val="Heading3"/>
+      </w:pPr>
+      <w:r>
+        <w:t>Practice 1: explain the deciding evidence</w:t>
+      </w:r>
+    </w:p>
+    <w:p>
+      <w:r>
+        <w:t>Which labelled step matches this detail? needed receives 24; print(needed) displays 24.</w:t>
+      </w:r>
+    </w:p>
+    <w:p>
+      <w:r>
+        <w:t>1. Function body</w:t>
+      </w:r>
+    </w:p>
+    <w:p>
+      <w:r>
+        <w:t>2. Caller prints</w:t>
+      </w:r>
+    </w:p>
+    <w:p>
+      <w:r>
+        <w:t>3. Call with arguments</w:t>
+      </w:r>
+    </w:p>
+    <w:p>
+      <w:r>
+        <w:t>4. Return value</w:t>
+      </w:r>
+    </w:p>
+    <w:p>
+      <w:pPr>
+        <w:pStyle w:val="Heading3"/>
+      </w:pPr>
+      <w:r>
+        <w:t>My selected conclusion, deciding fact and explanation</w:t>
+      </w:r>
+    </w:p>
+    <w:p>
+      <w:r>
+        <w:t>________________________________________________________________</w:t>
+      </w:r>
+    </w:p>
+    <w:p>
+      <w:r>
+        <w:t>________________________________________________________________</w:t>
+      </w:r>
+    </w:p>
+    <w:p>
+      <w:r>
+        <w:t>________________________________________________________________</w:t>
+      </w:r>
+    </w:p>
+    <w:p>
+      <w:r>
+        <w:t>________________________________________________________________</w:t>
+      </w:r>
+    </w:p>
+    <w:p>
+      <w:r>
+        <w:t>________________________________________________________________</w:t>
+      </w:r>
+    </w:p>
+    <w:p>
+      <w:r>
+        <w:t>Hint if needed: Read the steps in the pictorial case. Match the supplied detail to the stage that performs or records it.</w:t>
+      </w:r>
+    </w:p>
+    <w:p>
+      <w:r>
+        <w:t>After your attempt, compare with the supported explanation: Caller prints needed receives 24; print(needed) displays 24. A function separates one named job from the surrounding program. Arguments supply data for this call; return supplies its result. A print statement in the caller is a different action. Clear parameter names help detect swapping or misusing inputs without assuming every function prints automatically.</w:t>
+      </w:r>
+    </w:p>
+    <w:p>
+      <w:pPr>
+        <w:pStyle w:val="Heading3"/>
+      </w:pPr>
+      <w:r>
+        <w:t>Practice 2: explain the deciding evidence</w:t>
+      </w:r>
+    </w:p>
+    <w:p>
+      <w:r>
+        <w:t>Changed-case practice: Call labels(4,0) instead. Which conclusion is supported by the supplied facts?</w:t>
+      </w:r>
+    </w:p>
+    <w:p>
+      <w:r>
+        <w:t>1. This one example guarantees correct results for every future input.</w:t>
+      </w:r>
+    </w:p>
+    <w:p>
+      <w:r>
+        <w:t>2. We can decide the result without examining the changed input or the procedure.</w:t>
+      </w:r>
+    </w:p>
+    <w:p>
+      <w:r>
+        <w:t>3. The returned result is 0, and the caller prints 0.</w:t>
+      </w:r>
+    </w:p>
+    <w:p>
+      <w:pPr>
+        <w:pStyle w:val="Heading3"/>
+      </w:pPr>
+      <w:r>
+        <w:t>My selected conclusion, deciding fact and explanation</w:t>
+      </w:r>
+    </w:p>
+    <w:p>
+      <w:r>
+        <w:t>________________________________________________________________</w:t>
+      </w:r>
+    </w:p>
+    <w:p>
+      <w:r>
+        <w:t>________________________________________________________________</w:t>
+      </w:r>
+    </w:p>
+    <w:p>
+      <w:r>
+        <w:t>________________________________________________________________</w:t>
+      </w:r>
+    </w:p>
+    <w:p>
+      <w:r>
+        <w:t>________________________________________________________________</w:t>
+      </w:r>
+    </w:p>
+    <w:p>
+      <w:r>
+        <w:t>________________________________________________________________</w:t>
+      </w:r>
+    </w:p>
+    <w:p>
+      <w:r>
+        <w:t>Hint if needed: Use the changed condition and the deciding step in the pictorial trace. The answer must say what follows from those facts.</w:t>
+      </w:r>
+    </w:p>
+    <w:p>
+      <w:r>
+        <w:t>After your attempt, compare with the supported explanation: The returned result is 0, and the caller prints 0. Four shelves times zero labels per shelf is zero.</w:t>
+      </w:r>
+    </w:p>
+    <w:p>
+      <w:pPr>
+        <w:pStyle w:val="Heading3"/>
+      </w:pPr>
+      <w:r>
+        <w:t>Repair a missing building block</w:t>
+      </w:r>
+    </w:p>
+    <w:p>
+      <w:r>
+        <w:t>Review Precision in Algorithms (ai-2/1). Goal: Translate a short paper calculation into a Python script. Short practice: If print(total) moves before total=total+2, what gets printed for the original input?. Return to this week and explain what you changed.</w:t>
+      </w:r>
+    </w:p>
+    <w:p>
+      <w:pPr>
+        <w:pStyle w:val="Heading3"/>
+      </w:pPr>
+      <w:r>
+        <w:t>Predict, run and debug</w:t>
+      </w:r>
+    </w:p>
+    <w:p>
+      <w:r>
+        <w:t>The browser lab lets you edit the supported Python examples already included in this lesson. Predict first, run, inspect the actual output or error, change one input, then run again. Keep code, predictions, actual results and a reasoned revision together. On paper, label your result as a trace rather than an execution.</w:t>
+      </w:r>
+    </w:p>
+    <w:p>
+      <w:pPr>
+        <w:pStyle w:val="Heading3"/>
+      </w:pPr>
+      <w:r>
+        <w:t>Keep your completed work</w:t>
+      </w:r>
+    </w:p>
+    <w:p>
+      <w:r>
+        <w:t>Use Download completed work in the hosted lesson to export your answers, reflections, practice feedback and code-run evidence. Open the HTML copy to read or print it. Drafts stay in this browser when storage is available; clear drafts on a shared device.</w:t>
+      </w:r>
+    </w:p>
+    <w:p>
+      <w:pPr>
+        <w:pStyle w:val="Heading3"/>
+      </w:pPr>
+      <w:r>
+        <w:t>What I repaired, the evidence I kept and the next test</w:t>
+      </w:r>
+    </w:p>
+    <w:p>
+      <w:r>
+        <w:t>________________________________________________________________</w:t>
+      </w:r>
+    </w:p>
+    <w:p>
+      <w:r>
+        <w:t>________________________________________________________________</w:t>
+      </w:r>
+    </w:p>
+    <w:p>
+      <w:r>
+        <w:t>________________________________________________________________</w:t>
+      </w:r>
+    </w:p>
+    <w:p>
+      <w:r>
+        <w:t>________________________________________________________________</w:t>
+      </w:r>
+    </w:p>
+    <w:p>
+      <w:r>
+        <w:t>________________________________________________________________</w:t>
+      </w:r>
+    </w:p>
     <w:sectPr>
       <w:pgSz w:w="12240" w:h="15840"/>
       <w:pgMar w:top="936" w:right="1008" w:bottom="936" w:left="1008" w:header="720" w:footer="720" w:gutter="0"/>

--- a/downloads/workbook/ai-2-week-02.docx
+++ b/downloads/workbook/ai-2-week-02.docx
@@ -30,7 +30,30 @@
     </w:p>
     <w:p>
       <w:r>
-        <w:t>Try the recall before opening notes. Then use a different colour or a labelled second line to correct your explanation.</w:t>
+        <w:t>Record your starting explanation for Decompose a Goal before opening notes. Show any later correction separately.</w:t>
+      </w:r>
+    </w:p>
+    <w:p>
+      <w:pPr>
+        <w:spacing w:line="336" w:lineRule="auto" w:after="180"/>
+      </w:pPr>
+      <w:r>
+        <w:rPr>
+          <w:b w:val="0"/>
+        </w:rPr>
+        <w:t>Try the re</w:t>
+      </w:r>
+      <w:r>
+        <w:rPr>
+          <w:b/>
+        </w:rPr>
+        <w:t>call</w:t>
+      </w:r>
+      <w:r>
+        <w:rPr>
+          <w:b w:val="0"/>
+        </w:rPr>
+        <w:t xml:space="preserve"> before opening notes. Then use a different colour or a labelled second line to correct your explanation.</w:t>
       </w:r>
     </w:p>
     <w:p>
@@ -42,7 +65,13 @@
       </w:r>
     </w:p>
     <w:p>
-      <w:r>
+      <w:pPr>
+        <w:spacing w:line="336" w:lineRule="auto" w:after="180"/>
+      </w:pPr>
+      <w:r>
+        <w:rPr>
+          <w:b w:val="0"/>
+        </w:rPr>
         <w:t>Without opening the old lesson, explain one key idea from Precision in Algorithms. Give an example and a mistake that the idea helps you avoid.</w:t>
       </w:r>
     </w:p>
@@ -79,7 +108,42 @@
     </w:p>
     <w:p>
       <w:r>
-        <w:t>Use W2: Follow the execution order for Functions and arguments. Record the answer once; the lesson and workbook refer to the same attempt.</w:t>
+        <w:t>Complete the supported Decompose a Goal trace and record the first step you can explain without help.</w:t>
+      </w:r>
+    </w:p>
+    <w:p>
+      <w:pPr>
+        <w:spacing w:line="336" w:lineRule="auto" w:after="180"/>
+      </w:pPr>
+      <w:r>
+        <w:rPr>
+          <w:b w:val="0"/>
+        </w:rPr>
+        <w:t xml:space="preserve">Use W2: Follow the execution order for </w:t>
+      </w:r>
+      <w:r>
+        <w:rPr>
+          <w:b/>
+        </w:rPr>
+        <w:t>Function</w:t>
+      </w:r>
+      <w:r>
+        <w:rPr>
+          <w:b w:val="0"/>
+        </w:rPr>
+        <w:t xml:space="preserve">s and </w:t>
+      </w:r>
+      <w:r>
+        <w:rPr>
+          <w:b/>
+        </w:rPr>
+        <w:t>argument</w:t>
+      </w:r>
+      <w:r>
+        <w:rPr>
+          <w:b w:val="0"/>
+        </w:rPr>
+        <w:t>s. Record the answer once; the lesson and workbook refer to the same attempt.</w:t>
       </w:r>
     </w:p>
     <w:tbl>
@@ -207,7 +271,53 @@
     </w:p>
     <w:p>
       <w:r>
-        <w:t>Use the worked case for Functions and arguments. Proposed explanation: “Writing def runs the body immediately”. Decide whether this explanation is supported. Point to the step or supplied fact that decides; explain your repair if needed.</w:t>
+        <w:t>Check the proposed Decompose a Goal explanation against the supplied facts before discussing it.</w:t>
+      </w:r>
+    </w:p>
+    <w:p>
+      <w:pPr>
+        <w:spacing w:line="336" w:lineRule="auto" w:after="180"/>
+      </w:pPr>
+      <w:r>
+        <w:rPr>
+          <w:b w:val="0"/>
+        </w:rPr>
+        <w:t xml:space="preserve">Use the worked case for </w:t>
+      </w:r>
+      <w:r>
+        <w:rPr>
+          <w:b/>
+        </w:rPr>
+        <w:t>Function</w:t>
+      </w:r>
+      <w:r>
+        <w:rPr>
+          <w:b w:val="0"/>
+        </w:rPr>
+        <w:t xml:space="preserve">s and </w:t>
+      </w:r>
+      <w:r>
+        <w:rPr>
+          <w:b/>
+        </w:rPr>
+        <w:t>argument</w:t>
+      </w:r>
+      <w:r>
+        <w:rPr>
+          <w:b w:val="0"/>
+        </w:rPr>
+        <w:t>s. Proposed explanation: “Writing def runs the body immediately”. Decide whether this explanation is supported.</w:t>
+      </w:r>
+    </w:p>
+    <w:p>
+      <w:pPr>
+        <w:spacing w:line="336" w:lineRule="auto" w:after="180"/>
+      </w:pPr>
+      <w:r>
+        <w:rPr>
+          <w:b w:val="0"/>
+        </w:rPr>
+        <w:t>Point to the step or supplied fact that decides; explain your repair if needed.</w:t>
       </w:r>
     </w:p>
     <w:p>
@@ -247,6 +357,11 @@
       </w:r>
     </w:p>
     <w:p>
+      <w:r>
+        <w:t>Write one first attempt at the reserved independent case before feedback. Repeated copies of that case refer to the same recorded attempt.</w:t>
+      </w:r>
+    </w:p>
+    <w:p>
       <w:pPr>
         <w:pStyle w:val="Heading3"/>
       </w:pPr>
@@ -255,8 +370,73 @@
       </w:r>
     </w:p>
     <w:p>
-      <w:r>
-        <w:t>Each sealed box contains 6 counters. Define show_stock(boxes, loose) to print the total counters using its two parameters. Assume nonnegative integer arguments. Call it with (3, 2), (0, 2) and (3, 0). Predict each output and explain why show_stock(2, 3) is a different case.</w:t>
+      <w:pPr>
+        <w:spacing w:line="336" w:lineRule="auto" w:after="180"/>
+      </w:pPr>
+      <w:r>
+        <w:rPr>
+          <w:b w:val="0"/>
+        </w:rPr>
+        <w:t xml:space="preserve">Each sealed box contains 6 counters. Define show_stock(boxes, loose) to print the total counters using its two </w:t>
+      </w:r>
+      <w:r>
+        <w:rPr>
+          <w:b/>
+        </w:rPr>
+        <w:t>parameter</w:t>
+      </w:r>
+      <w:r>
+        <w:rPr>
+          <w:b w:val="0"/>
+        </w:rPr>
+        <w:t xml:space="preserve">s. Assume nonnegative integer </w:t>
+      </w:r>
+      <w:r>
+        <w:rPr>
+          <w:b/>
+        </w:rPr>
+        <w:t>argument</w:t>
+      </w:r>
+      <w:r>
+        <w:rPr>
+          <w:b w:val="0"/>
+        </w:rPr>
+        <w:t xml:space="preserve">s. </w:t>
+      </w:r>
+      <w:r>
+        <w:rPr>
+          <w:b/>
+        </w:rPr>
+        <w:t>Call</w:t>
+      </w:r>
+      <w:r>
+        <w:rPr>
+          <w:b w:val="0"/>
+        </w:rPr>
+        <w:t xml:space="preserve"> it with (3, 2), (0, 2) and (3, 0).</w:t>
+      </w:r>
+    </w:p>
+    <w:p>
+      <w:pPr>
+        <w:spacing w:line="336" w:lineRule="auto" w:after="180"/>
+      </w:pPr>
+      <w:r>
+        <w:rPr>
+          <w:b w:val="0"/>
+        </w:rPr>
+        <w:t xml:space="preserve">Predict each </w:t>
+      </w:r>
+      <w:r>
+        <w:rPr>
+          <w:b/>
+        </w:rPr>
+        <w:t>output</w:t>
+      </w:r>
+      <w:r>
+        <w:rPr>
+          <w:b w:val="0"/>
+        </w:rPr>
+        <w:t xml:space="preserve"> and explain why show_stock(2, 3) is a different case.</w:t>
       </w:r>
     </w:p>
     <w:p>
@@ -303,7 +483,13 @@
       </w:r>
     </w:p>
     <w:p>
-      <w:r>
+      <w:pPr>
+        <w:spacing w:line="336" w:lineRule="auto" w:after="180"/>
+      </w:pPr>
+      <w:r>
+        <w:rPr>
+          <w:b w:val="0"/>
+        </w:rPr>
         <w:t>Attempt this case before feedback. Record any help. Earlier examples below are further practice; a case already practised with feedback cannot establish fresh transfer.</w:t>
       </w:r>
     </w:p>
@@ -317,7 +503,24 @@
     </w:p>
     <w:p>
       <w:r>
-        <w:t>Decompose a recommender for books under 120 pages in a requested genre. A teammate scores every book before checking the page limit. Explain a clearer order and the record passed between stages.</w:t>
+        <w:t>Connect the Decompose a Goal target to a trace and a justified conclusion.</w:t>
+      </w:r>
+    </w:p>
+    <w:p>
+      <w:pPr>
+        <w:spacing w:line="336" w:lineRule="auto" w:after="180"/>
+      </w:pPr>
+      <w:r>
+        <w:rPr>
+          <w:b/>
+        </w:rPr>
+        <w:t>Decompose</w:t>
+      </w:r>
+      <w:r>
+        <w:rPr>
+          <w:b w:val="0"/>
+        </w:rPr>
+        <w:t xml:space="preserve"> a recommender for books under 120 pages in a requested genre. A teammate scores every book before checking the page limit. Explain a clearer order and the record passed between stages.</w:t>
       </w:r>
     </w:p>
     <w:p>
@@ -330,17 +533,52 @@
     </w:p>
     <w:p>
       <w:r>
+        <w:t>Solve the supplied Decompose a Goal case and show the deciding evidence.</w:t>
+      </w:r>
+    </w:p>
+    <w:p>
+      <w:pPr>
+        <w:spacing w:line="336" w:lineRule="auto" w:after="180"/>
+      </w:pPr>
+      <w:r>
+        <w:rPr>
+          <w:b w:val="0"/>
+        </w:rPr>
         <w:t>A class wants to recommend one of five library books.</w:t>
       </w:r>
     </w:p>
     <w:p>
-      <w:r>
-        <w:t>Decompose the goal into checkable steps.</w:t>
-      </w:r>
-    </w:p>
-    <w:p>
-      <w:r>
-        <w:t>Show your trace, calculation or evidence</w:t>
+      <w:pPr>
+        <w:spacing w:line="336" w:lineRule="auto" w:after="180"/>
+      </w:pPr>
+      <w:r>
+        <w:rPr>
+          <w:b/>
+        </w:rPr>
+        <w:t>Decompose</w:t>
+      </w:r>
+      <w:r>
+        <w:rPr>
+          <w:b w:val="0"/>
+        </w:rPr>
+        <w:t xml:space="preserve"> the goal into checkable steps.</w:t>
+      </w:r>
+    </w:p>
+    <w:p>
+      <w:pPr>
+        <w:spacing w:line="336" w:lineRule="auto" w:after="180"/>
+      </w:pPr>
+      <w:r>
+        <w:rPr>
+          <w:b w:val="0"/>
+        </w:rPr>
+        <w:t xml:space="preserve">Show your trace, calculation or </w:t>
+      </w:r>
+      <w:r>
+        <w:rPr>
+          <w:b/>
+        </w:rPr>
+        <w:t>evidence</w:t>
       </w:r>
     </w:p>
     <w:p>
@@ -386,11 +624,28 @@
     </w:p>
     <w:p>
       <w:r>
+        <w:t>Apply the procedure to the changed case and record why the conclusion follows.</w:t>
+      </w:r>
+    </w:p>
+    <w:p>
+      <w:pPr>
+        <w:spacing w:line="336" w:lineRule="auto" w:after="180"/>
+      </w:pPr>
+      <w:r>
+        <w:rPr>
+          <w:b w:val="0"/>
+        </w:rPr>
         <w:t>A recommender must receive a topic, find matching books and show one title. Split the goal into three tasks and state what passes between them.</w:t>
       </w:r>
     </w:p>
     <w:p>
-      <w:r>
+      <w:pPr>
+        <w:spacing w:line="336" w:lineRule="auto" w:after="180"/>
+      </w:pPr>
+      <w:r>
+        <w:rPr>
+          <w:b w:val="0"/>
+        </w:rPr>
         <w:t>My independent answer and reason</w:t>
       </w:r>
     </w:p>
@@ -445,7 +700,30 @@
     </w:p>
     <w:p>
       <w:r>
-        <w:t>Create a changed input, boundary case or missing-information case. Write the expected answer or safe response before testing.</w:t>
+        <w:t>Specify a changed input, expected result and observation separately.</w:t>
+      </w:r>
+    </w:p>
+    <w:p>
+      <w:pPr>
+        <w:spacing w:line="336" w:lineRule="auto" w:after="180"/>
+      </w:pPr>
+      <w:r>
+        <w:rPr>
+          <w:b w:val="0"/>
+        </w:rPr>
+        <w:t xml:space="preserve">Create a changed </w:t>
+      </w:r>
+      <w:r>
+        <w:rPr>
+          <w:b/>
+        </w:rPr>
+        <w:t>input</w:t>
+      </w:r>
+      <w:r>
+        <w:rPr>
+          <w:b w:val="0"/>
+        </w:rPr>
+        <w:t>, boundary case or missing-information case. Write the expected answer or safe response before testing.</w:t>
       </w:r>
     </w:p>
     <w:tbl>
@@ -574,12 +852,41 @@
     </w:p>
     <w:p>
       <w:r>
+        <w:t>Justify what Decompose a Goal adds to Transparent Book Recommender and keep the evidence.</w:t>
+      </w:r>
+    </w:p>
+    <w:p>
+      <w:pPr>
+        <w:spacing w:line="336" w:lineRule="auto" w:after="180"/>
+      </w:pPr>
+      <w:r>
+        <w:rPr>
+          <w:b w:val="0"/>
+        </w:rPr>
         <w:t>Separate reader profile, book data, score calculation, ranking, and explanation.</w:t>
       </w:r>
     </w:p>
     <w:p>
-      <w:r>
-        <w:t>The project change and evidence I will keep</w:t>
+      <w:pPr>
+        <w:spacing w:line="336" w:lineRule="auto" w:after="180"/>
+      </w:pPr>
+      <w:r>
+        <w:rPr>
+          <w:b w:val="0"/>
+        </w:rPr>
+        <w:t xml:space="preserve">The project change and </w:t>
+      </w:r>
+      <w:r>
+        <w:rPr>
+          <w:b/>
+        </w:rPr>
+        <w:t>evidence</w:t>
+      </w:r>
+      <w:r>
+        <w:rPr>
+          <w:b w:val="0"/>
+        </w:rPr>
+        <w:t xml:space="preserve"> I will keep</w:t>
       </w:r>
     </w:p>
     <w:p>
@@ -625,11 +932,54 @@
     </w:p>
     <w:p>
       <w:r>
-        <w:t>I can explain the mechanism. I can show evidence. I can handle a changed case. I can name a limit. Mark each as not yet, with help or independently, and attach supporting work.</w:t>
-      </w:r>
-    </w:p>
-    <w:p>
-      <w:r>
+        <w:t>Judge explanation, evidence, transfer and limits separately; attach the work behind your judgement.</w:t>
+      </w:r>
+    </w:p>
+    <w:p>
+      <w:pPr>
+        <w:pStyle w:val="ListBullet"/>
+      </w:pPr>
+      <w:r>
+        <w:t>I can explain the mechanism.</w:t>
+      </w:r>
+    </w:p>
+    <w:p>
+      <w:pPr>
+        <w:pStyle w:val="ListBullet"/>
+      </w:pPr>
+      <w:r>
+        <w:t>I can show evidence.</w:t>
+      </w:r>
+    </w:p>
+    <w:p>
+      <w:pPr>
+        <w:pStyle w:val="ListBullet"/>
+      </w:pPr>
+      <w:r>
+        <w:t>I can handle a changed case.</w:t>
+      </w:r>
+    </w:p>
+    <w:p>
+      <w:pPr>
+        <w:pStyle w:val="ListBullet"/>
+      </w:pPr>
+      <w:r>
+        <w:t>I can name a limit.</w:t>
+      </w:r>
+    </w:p>
+    <w:p>
+      <w:r>
+        <w:t>Mark each as not yet, with help or independently, and attach supporting work.</w:t>
+      </w:r>
+    </w:p>
+    <w:p>
+      <w:pPr>
+        <w:spacing w:line="336" w:lineRule="auto" w:after="180"/>
+      </w:pPr>
+      <w:r>
+        <w:rPr>
+          <w:b w:val="0"/>
+        </w:rPr>
         <w:t>Teacher review ____________________  Next step ____________________</w:t>
       </w:r>
     </w:p>
@@ -643,7 +993,24 @@
     </w:p>
     <w:p>
       <w:r>
-        <w:t>Decompose a recommender for books under 120 pages in a requested genre. A teammate scores every book before checking the page limit. Explain a clearer order and the record passed between stages.</w:t>
+        <w:t>Use this earlier case as transfer practice. A case already discussed with feedback is not fresh assessment evidence.</w:t>
+      </w:r>
+    </w:p>
+    <w:p>
+      <w:pPr>
+        <w:spacing w:line="336" w:lineRule="auto" w:after="180"/>
+      </w:pPr>
+      <w:r>
+        <w:rPr>
+          <w:b/>
+        </w:rPr>
+        <w:t>Decompose</w:t>
+      </w:r>
+      <w:r>
+        <w:rPr>
+          <w:b w:val="0"/>
+        </w:rPr>
+        <w:t xml:space="preserve"> a recommender for books under 120 pages in a requested genre. A teammate scores every book before checking the page limit. Explain a clearer order and the record passed between stages.</w:t>
       </w:r>
     </w:p>
     <w:p>
@@ -690,7 +1057,13 @@
       </w:r>
     </w:p>
     <w:p>
-      <w:r>
+      <w:pPr>
+        <w:spacing w:line="336" w:lineRule="auto" w:after="180"/>
+      </w:pPr>
+      <w:r>
+        <w:rPr>
+          <w:b w:val="0"/>
+        </w:rPr>
         <w:t>Record support used: none, hint or teacher explanation.</w:t>
       </w:r>
     </w:p>
@@ -704,7 +1077,66 @@
     </w:p>
     <w:p>
       <w:r>
-        <w:t>In def show_remaining(capacity, used), identify the function name and parameters. In show_remaining(15, 6), identify the arguments and their matching parameters.</w:t>
+        <w:t>Label the parts. Apply the supplied Decompose a Goal facts and keep your reasoning.</w:t>
+      </w:r>
+    </w:p>
+    <w:p>
+      <w:pPr>
+        <w:spacing w:line="336" w:lineRule="auto" w:after="180"/>
+      </w:pPr>
+      <w:r>
+        <w:rPr>
+          <w:b w:val="0"/>
+        </w:rPr>
+        <w:t xml:space="preserve">In def show_remaining(capacity, used), identify the </w:t>
+      </w:r>
+      <w:r>
+        <w:rPr>
+          <w:b/>
+        </w:rPr>
+        <w:t>function</w:t>
+      </w:r>
+      <w:r>
+        <w:rPr>
+          <w:b w:val="0"/>
+        </w:rPr>
+        <w:t xml:space="preserve"> name and </w:t>
+      </w:r>
+      <w:r>
+        <w:rPr>
+          <w:b/>
+        </w:rPr>
+        <w:t>parameter</w:t>
+      </w:r>
+      <w:r>
+        <w:rPr>
+          <w:b w:val="0"/>
+        </w:rPr>
+        <w:t xml:space="preserve">s. In show_remaining(15, 6), identify the </w:t>
+      </w:r>
+      <w:r>
+        <w:rPr>
+          <w:b/>
+        </w:rPr>
+        <w:t>argument</w:t>
+      </w:r>
+      <w:r>
+        <w:rPr>
+          <w:b w:val="0"/>
+        </w:rPr>
+        <w:t xml:space="preserve">s and their matching </w:t>
+      </w:r>
+      <w:r>
+        <w:rPr>
+          <w:b/>
+        </w:rPr>
+        <w:t>parameter</w:t>
+      </w:r>
+      <w:r>
+        <w:rPr>
+          <w:b w:val="0"/>
+        </w:rPr>
+        <w:t>s.</w:t>
       </w:r>
     </w:p>
     <w:p>
@@ -755,7 +1187,42 @@
     </w:p>
     <w:p>
       <w:r>
-        <w:t>Using the correct definition, predict show_remaining(8, 3), show_remaining(8, 8) and show_remaining(8, 0) in that order. Explain what happens if the file contains only the definition.</w:t>
+        <w:t>Follow the execution order. Apply the supplied Decompose a Goal facts and keep your reasoning.</w:t>
+      </w:r>
+    </w:p>
+    <w:p>
+      <w:pPr>
+        <w:spacing w:line="336" w:lineRule="auto" w:after="180"/>
+      </w:pPr>
+      <w:r>
+        <w:rPr>
+          <w:b w:val="0"/>
+        </w:rPr>
+        <w:t xml:space="preserve">Using the correct </w:t>
+      </w:r>
+      <w:r>
+        <w:rPr>
+          <w:b/>
+        </w:rPr>
+        <w:t>definition</w:t>
+      </w:r>
+      <w:r>
+        <w:rPr>
+          <w:b w:val="0"/>
+        </w:rPr>
+        <w:t xml:space="preserve">, predict show_remaining(8, 3), show_remaining(8, 8) and show_remaining(8, 0) in that order. Explain what happens if the file contains only the </w:t>
+      </w:r>
+      <w:r>
+        <w:rPr>
+          <w:b/>
+        </w:rPr>
+        <w:t>definition</w:t>
+      </w:r>
+      <w:r>
+        <w:rPr>
+          <w:b w:val="0"/>
+        </w:rPr>
+        <w:t>.</w:t>
       </w:r>
     </w:p>
     <w:p>
@@ -806,7 +1273,66 @@
     </w:p>
     <w:p>
       <w:r>
-        <w:t>The faulty body calculates 12 - 4 regardless of the call. State the output and expected output for show_remaining(11, 2). Repair the expression and name an earlier call to rerun.</w:t>
+        <w:t>Repair ignored arguments. Apply the supplied Decompose a Goal facts and keep your reasoning.</w:t>
+      </w:r>
+    </w:p>
+    <w:p>
+      <w:pPr>
+        <w:spacing w:line="336" w:lineRule="auto" w:after="180"/>
+      </w:pPr>
+      <w:r>
+        <w:rPr>
+          <w:b w:val="0"/>
+        </w:rPr>
+        <w:t xml:space="preserve">The faulty body calculates 12 - 4 regardless of the </w:t>
+      </w:r>
+      <w:r>
+        <w:rPr>
+          <w:b/>
+        </w:rPr>
+        <w:t>call</w:t>
+      </w:r>
+      <w:r>
+        <w:rPr>
+          <w:b w:val="0"/>
+        </w:rPr>
+        <w:t xml:space="preserve">. State the </w:t>
+      </w:r>
+      <w:r>
+        <w:rPr>
+          <w:b/>
+        </w:rPr>
+        <w:t>output</w:t>
+      </w:r>
+      <w:r>
+        <w:rPr>
+          <w:b w:val="0"/>
+        </w:rPr>
+        <w:t xml:space="preserve"> and expected </w:t>
+      </w:r>
+      <w:r>
+        <w:rPr>
+          <w:b/>
+        </w:rPr>
+        <w:t>output</w:t>
+      </w:r>
+      <w:r>
+        <w:rPr>
+          <w:b w:val="0"/>
+        </w:rPr>
+        <w:t xml:space="preserve"> for show_remaining(11, 2). Repair the expression and name an earlier </w:t>
+      </w:r>
+      <w:r>
+        <w:rPr>
+          <w:b/>
+        </w:rPr>
+        <w:t>call</w:t>
+      </w:r>
+      <w:r>
+        <w:rPr>
+          <w:b w:val="0"/>
+        </w:rPr>
+        <w:t xml:space="preserve"> to rerun.</w:t>
       </w:r>
     </w:p>
     <w:p>
@@ -857,7 +1383,77 @@
     </w:p>
     <w:p>
       <w:r>
-        <w:t>Each sealed box contains 6 counters. Define show_stock(boxes, loose) to print the total counters using its two parameters. Assume nonnegative integer arguments. Call it with (3, 2), (0, 2) and (3, 0). Predict each output and explain why show_stock(2, 3) is a different case.</w:t>
+        <w:t>Attempt before feedback. If this repeats the selected independent case, reuse that first attempt; otherwise keep a separate record. Create a new function independently. Apply the supplied Decompose a Goal facts and keep your reasoning.</w:t>
+      </w:r>
+    </w:p>
+    <w:p>
+      <w:pPr>
+        <w:spacing w:line="336" w:lineRule="auto" w:after="180"/>
+      </w:pPr>
+      <w:r>
+        <w:rPr>
+          <w:b w:val="0"/>
+        </w:rPr>
+        <w:t xml:space="preserve">Each sealed box contains 6 counters. Define show_stock(boxes, loose) to print the total counters using its two </w:t>
+      </w:r>
+      <w:r>
+        <w:rPr>
+          <w:b/>
+        </w:rPr>
+        <w:t>parameter</w:t>
+      </w:r>
+      <w:r>
+        <w:rPr>
+          <w:b w:val="0"/>
+        </w:rPr>
+        <w:t xml:space="preserve">s. Assume nonnegative integer </w:t>
+      </w:r>
+      <w:r>
+        <w:rPr>
+          <w:b/>
+        </w:rPr>
+        <w:t>argument</w:t>
+      </w:r>
+      <w:r>
+        <w:rPr>
+          <w:b w:val="0"/>
+        </w:rPr>
+        <w:t xml:space="preserve">s. </w:t>
+      </w:r>
+      <w:r>
+        <w:rPr>
+          <w:b/>
+        </w:rPr>
+        <w:t>Call</w:t>
+      </w:r>
+      <w:r>
+        <w:rPr>
+          <w:b w:val="0"/>
+        </w:rPr>
+        <w:t xml:space="preserve"> it with (3, 2), (0, 2) and (3, 0).</w:t>
+      </w:r>
+    </w:p>
+    <w:p>
+      <w:pPr>
+        <w:spacing w:line="336" w:lineRule="auto" w:after="180"/>
+      </w:pPr>
+      <w:r>
+        <w:rPr>
+          <w:b w:val="0"/>
+        </w:rPr>
+        <w:t xml:space="preserve">Predict each </w:t>
+      </w:r>
+      <w:r>
+        <w:rPr>
+          <w:b/>
+        </w:rPr>
+        <w:t>output</w:t>
+      </w:r>
+      <w:r>
+        <w:rPr>
+          <w:b w:val="0"/>
+        </w:rPr>
+        <w:t xml:space="preserve"> and explain why show_stock(2, 3) is a different case.</w:t>
       </w:r>
     </w:p>
     <w:p>
@@ -918,7 +1514,42 @@
     </w:p>
     <w:p>
       <w:r>
-        <w:t>The correct subtraction function prints -1 for show_remaining(4, 5). Does successful execution make this a valid cupboard record? Explain what the function assumes and what needs checking.</w:t>
+        <w:t>State the input assumption. Apply the supplied Decompose a Goal facts and keep your reasoning.</w:t>
+      </w:r>
+    </w:p>
+    <w:p>
+      <w:pPr>
+        <w:spacing w:line="336" w:lineRule="auto" w:after="180"/>
+      </w:pPr>
+      <w:r>
+        <w:rPr>
+          <w:b w:val="0"/>
+        </w:rPr>
+        <w:t xml:space="preserve">The correct subtraction </w:t>
+      </w:r>
+      <w:r>
+        <w:rPr>
+          <w:b/>
+        </w:rPr>
+        <w:t>function</w:t>
+      </w:r>
+      <w:r>
+        <w:rPr>
+          <w:b w:val="0"/>
+        </w:rPr>
+        <w:t xml:space="preserve"> prints -1 for show_remaining(4, 5). Does successful execution make this a valid cupboard record? Explain what the </w:t>
+      </w:r>
+      <w:r>
+        <w:rPr>
+          <w:b/>
+        </w:rPr>
+        <w:t>function</w:t>
+      </w:r>
+      <w:r>
+        <w:rPr>
+          <w:b w:val="0"/>
+        </w:rPr>
+        <w:t xml:space="preserve"> assumes and what needs checking.</w:t>
       </w:r>
     </w:p>
     <w:p>
@@ -965,6 +1596,11 @@
       </w:pPr>
       <w:r>
         <w:t>17. Feedback, return check and learning record</w:t>
+      </w:r>
+    </w:p>
+    <w:p>
+      <w:r>
+        <w:t>Record the first repaired step and a different case to revisit after a delay.</w:t>
       </w:r>
     </w:p>
     <w:tbl>
@@ -1104,7 +1740,13 @@
       </w:tr>
     </w:tbl>
     <w:p>
-      <w:r>
+      <w:pPr>
+        <w:spacing w:line="336" w:lineRule="auto" w:after="180"/>
+      </w:pPr>
+      <w:r>
+        <w:rPr>
+          <w:b w:val="0"/>
+        </w:rPr>
         <w:t>Revisit this idea with your teacher after a delay. Familiarity is different from explaining and using it on a changed case.</w:t>
       </w:r>
     </w:p>
@@ -1118,17 +1760,46 @@
     </w:p>
     <w:p>
       <w:r>
+        <w:t>A fictional library computes total spine labels needed for several equal shelves. Explain the labelled step before checking the changed condition.</w:t>
+      </w:r>
+    </w:p>
+    <w:p>
+      <w:pPr>
+        <w:spacing w:line="336" w:lineRule="auto" w:after="180"/>
+      </w:pPr>
+      <w:r>
+        <w:rPr>
+          <w:b w:val="0"/>
+        </w:rPr>
         <w:t>A fictional library computes total spine labels needed for several equal shelves.</w:t>
       </w:r>
     </w:p>
     <w:p>
-      <w:r>
+      <w:pPr>
+        <w:spacing w:line="336" w:lineRule="auto" w:after="180"/>
+      </w:pPr>
+      <w:r>
+        <w:rPr>
+          <w:b w:val="0"/>
+        </w:rPr>
         <w:t>Define labels(shelves,per_shelf): return shelves*per_shelf.</w:t>
       </w:r>
     </w:p>
     <w:p>
-      <w:r>
-        <w:t>Call needed=labels(4,6), then print(needed). No other side effects are defined.</w:t>
+      <w:pPr>
+        <w:spacing w:line="336" w:lineRule="auto" w:after="180"/>
+      </w:pPr>
+      <w:r>
+        <w:rPr>
+          <w:b/>
+        </w:rPr>
+        <w:t>Call</w:t>
+      </w:r>
+      <w:r>
+        <w:rPr>
+          <w:b w:val="0"/>
+        </w:rPr>
+        <w:t xml:space="preserve"> needed=labels(4,6), then print(needed). No other side effects are defined.</w:t>
       </w:r>
     </w:p>
     <w:p>
@@ -1168,8 +1839,27 @@
       </w:r>
     </w:p>
     <w:p>
-      <w:r>
-        <w:t>What happens visibly if the caller stores needed but omits print(needed)?</w:t>
+      <w:pPr>
+        <w:spacing w:line="336" w:lineRule="auto" w:after="180"/>
+        <w:shd w:fill="F5F1FB"/>
+      </w:pPr>
+      <w:r>
+        <w:rPr>
+          <w:b w:val="0"/>
+        </w:rPr>
+        <w:t xml:space="preserve">What happens visibly if the </w:t>
+      </w:r>
+      <w:r>
+        <w:rPr>
+          <w:b/>
+        </w:rPr>
+        <w:t>call</w:t>
+      </w:r>
+      <w:r>
+        <w:rPr>
+          <w:b w:val="0"/>
+        </w:rPr>
+        <w:t>er stores needed but omits print(needed)?</w:t>
       </w:r>
     </w:p>
     <w:p>
@@ -1211,13 +1901,70 @@
       </w:r>
     </w:p>
     <w:p>
-      <w:r>
-        <w:t>Support used: alone / hint / worked example. This record is practice evidence.</w:t>
-      </w:r>
-    </w:p>
-    <w:p>
-      <w:r>
-        <w:t>Project connection: Give the recommender separate validation, eligibility and scoring functions whose inputs and results can be tested independently.</w:t>
+      <w:pPr>
+        <w:pStyle w:val="Heading3"/>
+      </w:pPr>
+      <w:r>
+        <w:t>Record the help used</w:t>
+      </w:r>
+    </w:p>
+    <w:p>
+      <w:pPr>
+        <w:spacing w:line="336" w:lineRule="auto" w:after="180"/>
+        <w:shd w:fill="F1F6F8"/>
+      </w:pPr>
+      <w:r>
+        <w:rPr>
+          <w:b w:val="0"/>
+        </w:rPr>
+        <w:t xml:space="preserve">Support used: alone / hint / worked example. This record is practice </w:t>
+      </w:r>
+      <w:r>
+        <w:rPr>
+          <w:b/>
+        </w:rPr>
+        <w:t>evidence</w:t>
+      </w:r>
+      <w:r>
+        <w:rPr>
+          <w:b w:val="0"/>
+        </w:rPr>
+        <w:t>.</w:t>
+      </w:r>
+    </w:p>
+    <w:p>
+      <w:pPr>
+        <w:spacing w:line="336" w:lineRule="auto" w:after="180"/>
+      </w:pPr>
+      <w:r>
+        <w:rPr>
+          <w:b w:val="0"/>
+        </w:rPr>
+        <w:t xml:space="preserve">Project connection: Give the recommender separate validation, eligibility and scoring </w:t>
+      </w:r>
+      <w:r>
+        <w:rPr>
+          <w:b/>
+        </w:rPr>
+        <w:t>function</w:t>
+      </w:r>
+      <w:r>
+        <w:rPr>
+          <w:b w:val="0"/>
+        </w:rPr>
+        <w:t xml:space="preserve">s whose </w:t>
+      </w:r>
+      <w:r>
+        <w:rPr>
+          <w:b/>
+        </w:rPr>
+        <w:t>input</w:t>
+      </w:r>
+      <w:r>
+        <w:rPr>
+          <w:b w:val="0"/>
+        </w:rPr>
+        <w:t>s and results can be tested independently.</w:t>
       </w:r>
     </w:p>
     <w:p>
@@ -1230,17 +1977,76 @@
     </w:p>
     <w:p>
       <w:r>
+        <w:t>Keep this week’s input, deciding step, result and limit together in the Transparent Book Recommender record.</w:t>
+      </w:r>
+    </w:p>
+    <w:p>
+      <w:pPr>
+        <w:spacing w:line="336" w:lineRule="auto" w:after="180"/>
+      </w:pPr>
+      <w:r>
+        <w:rPr>
+          <w:b w:val="0"/>
+        </w:rPr>
         <w:t>Project: Transparent Book Recommender</w:t>
       </w:r>
     </w:p>
     <w:p>
-      <w:r>
-        <w:t>Current milestone: Frame the need. Name the user, the problem, allowed inputs and a safe simple starting method.</w:t>
-      </w:r>
-    </w:p>
-    <w:p>
-      <w:r>
-        <w:t>Give the recommender separate validation, eligibility and scoring functions whose inputs and results can be tested independently.</w:t>
+      <w:pPr>
+        <w:spacing w:line="336" w:lineRule="auto" w:after="180"/>
+      </w:pPr>
+      <w:r>
+        <w:rPr>
+          <w:b w:val="0"/>
+        </w:rPr>
+        <w:t xml:space="preserve">Current milestone: Frame the need. Name the user, the problem, allowed </w:t>
+      </w:r>
+      <w:r>
+        <w:rPr>
+          <w:b/>
+        </w:rPr>
+        <w:t>input</w:t>
+      </w:r>
+      <w:r>
+        <w:rPr>
+          <w:b w:val="0"/>
+        </w:rPr>
+        <w:t>s and a safe simple starting method.</w:t>
+      </w:r>
+    </w:p>
+    <w:p>
+      <w:pPr>
+        <w:spacing w:line="336" w:lineRule="auto" w:after="180"/>
+      </w:pPr>
+      <w:r>
+        <w:rPr>
+          <w:b w:val="0"/>
+        </w:rPr>
+        <w:t xml:space="preserve">Give the recommender separate validation, eligibility and scoring </w:t>
+      </w:r>
+      <w:r>
+        <w:rPr>
+          <w:b/>
+        </w:rPr>
+        <w:t>function</w:t>
+      </w:r>
+      <w:r>
+        <w:rPr>
+          <w:b w:val="0"/>
+        </w:rPr>
+        <w:t xml:space="preserve">s whose </w:t>
+      </w:r>
+      <w:r>
+        <w:rPr>
+          <w:b/>
+        </w:rPr>
+        <w:t>input</w:t>
+      </w:r>
+      <w:r>
+        <w:rPr>
+          <w:b w:val="0"/>
+        </w:rPr>
+        <w:t>s and results can be tested independently.</w:t>
       </w:r>
     </w:p>
     <w:tbl>
@@ -1402,11 +2208,28 @@
     </w:p>
     <w:p>
       <w:r>
+        <w:t>Try the supported questions before comparing with hints and feedback. Record what you repaired and the evidence you retained.</w:t>
+      </w:r>
+    </w:p>
+    <w:p>
+      <w:pPr>
+        <w:spacing w:line="336" w:lineRule="auto" w:after="180"/>
+      </w:pPr>
+      <w:r>
+        <w:rPr>
+          <w:b w:val="0"/>
+        </w:rPr>
         <w:t>Use this supported practice once, in the browser or on paper. Keep the reserved independent assessment for a separate first attempt before teacher feedback.</w:t>
       </w:r>
     </w:p>
     <w:p>
-      <w:r>
+      <w:pPr>
+        <w:spacing w:line="336" w:lineRule="auto" w:after="180"/>
+      </w:pPr>
+      <w:r>
+        <w:rPr>
+          <w:b w:val="0"/>
+        </w:rPr>
         <w:t>A fictional library computes total spine labels needed for several equal shelves.</w:t>
       </w:r>
     </w:p>
@@ -1419,27 +2242,109 @@
       </w:r>
     </w:p>
     <w:p>
-      <w:r>
+      <w:pPr>
+        <w:spacing w:line="336" w:lineRule="auto" w:after="180"/>
+      </w:pPr>
+      <w:r>
+        <w:rPr>
+          <w:b w:val="0"/>
+        </w:rPr>
         <w:t>Which labelled step matches this detail? needed receives 24; print(needed) displays 24.</w:t>
       </w:r>
     </w:p>
     <w:p>
-      <w:r>
-        <w:t>1. Function body</w:t>
-      </w:r>
-    </w:p>
-    <w:p>
-      <w:r>
-        <w:t>2. Caller prints</w:t>
-      </w:r>
-    </w:p>
-    <w:p>
-      <w:r>
-        <w:t>3. Call with arguments</w:t>
-      </w:r>
-    </w:p>
-    <w:p>
-      <w:r>
+      <w:pPr>
+        <w:spacing w:line="336" w:lineRule="auto" w:after="180"/>
+        <w:shd w:fill="F4F9FC"/>
+      </w:pPr>
+      <w:r>
+        <w:rPr>
+          <w:b w:val="0"/>
+        </w:rPr>
+        <w:t xml:space="preserve">1. </w:t>
+      </w:r>
+      <w:r>
+        <w:rPr>
+          <w:b/>
+        </w:rPr>
+        <w:t>Function</w:t>
+      </w:r>
+      <w:r>
+        <w:rPr>
+          <w:b w:val="0"/>
+        </w:rPr>
+        <w:t xml:space="preserve"> body</w:t>
+      </w:r>
+    </w:p>
+    <w:p>
+      <w:pPr>
+        <w:spacing w:line="336" w:lineRule="auto" w:after="180"/>
+        <w:shd w:fill="F4F9FC"/>
+      </w:pPr>
+      <w:r>
+        <w:rPr>
+          <w:b w:val="0"/>
+        </w:rPr>
+        <w:t xml:space="preserve">2. </w:t>
+      </w:r>
+      <w:r>
+        <w:rPr>
+          <w:b/>
+        </w:rPr>
+        <w:t>Call</w:t>
+      </w:r>
+      <w:r>
+        <w:rPr>
+          <w:b w:val="0"/>
+        </w:rPr>
+        <w:t>er prints</w:t>
+      </w:r>
+    </w:p>
+    <w:p>
+      <w:pPr>
+        <w:spacing w:line="336" w:lineRule="auto" w:after="180"/>
+        <w:shd w:fill="F4F9FC"/>
+      </w:pPr>
+      <w:r>
+        <w:rPr>
+          <w:b w:val="0"/>
+        </w:rPr>
+        <w:t xml:space="preserve">3. </w:t>
+      </w:r>
+      <w:r>
+        <w:rPr>
+          <w:b/>
+        </w:rPr>
+        <w:t>Call</w:t>
+      </w:r>
+      <w:r>
+        <w:rPr>
+          <w:b w:val="0"/>
+        </w:rPr>
+        <w:t xml:space="preserve"> with </w:t>
+      </w:r>
+      <w:r>
+        <w:rPr>
+          <w:b/>
+        </w:rPr>
+        <w:t>argument</w:t>
+      </w:r>
+      <w:r>
+        <w:rPr>
+          <w:b w:val="0"/>
+        </w:rPr>
+        <w:t>s</w:t>
+      </w:r>
+    </w:p>
+    <w:p>
+      <w:pPr>
+        <w:spacing w:line="336" w:lineRule="auto" w:after="180"/>
+        <w:shd w:fill="F4F9FC"/>
+      </w:pPr>
+      <w:r>
+        <w:rPr>
+          <w:b w:val="0"/>
+        </w:rPr>
         <w:t>4. Return value</w:t>
       </w:r>
     </w:p>
@@ -1477,48 +2382,288 @@
       </w:r>
     </w:p>
     <w:p>
-      <w:r>
+      <w:pPr>
+        <w:pStyle w:val="Heading3"/>
+      </w:pPr>
+      <w:r>
+        <w:t>Hint · try first</w:t>
+      </w:r>
+    </w:p>
+    <w:p>
+      <w:pPr>
+        <w:spacing w:line="336" w:lineRule="auto" w:after="180"/>
+        <w:shd w:fill="F1F6F8"/>
+      </w:pPr>
+      <w:r>
+        <w:rPr>
+          <w:b w:val="0"/>
+        </w:rPr>
         <w:t>Hint if needed: Read the steps in the pictorial case. Match the supplied detail to the stage that performs or records it.</w:t>
       </w:r>
     </w:p>
     <w:p>
-      <w:r>
-        <w:t>After your attempt, compare with the supported explanation: Caller prints needed receives 24; print(needed) displays 24. A function separates one named job from the surrounding program. Arguments supply data for this call; return supplies its result. A print statement in the caller is a different action. Clear parameter names help detect swapping or misusing inputs without assuming every function prints automatically.</w:t>
-      </w:r>
-    </w:p>
-    <w:p>
       <w:pPr>
         <w:pStyle w:val="Heading3"/>
       </w:pPr>
       <w:r>
+        <w:t>Feedback · compare after trying</w:t>
+      </w:r>
+    </w:p>
+    <w:p>
+      <w:pPr>
+        <w:spacing w:line="336" w:lineRule="auto" w:after="180"/>
+        <w:shd w:fill="F1F6FC"/>
+      </w:pPr>
+      <w:r>
+        <w:rPr>
+          <w:b w:val="0"/>
+        </w:rPr>
+        <w:t xml:space="preserve">After your attempt, compare with the supported explanation: </w:t>
+      </w:r>
+      <w:r>
+        <w:rPr>
+          <w:b/>
+        </w:rPr>
+        <w:t>Call</w:t>
+      </w:r>
+      <w:r>
+        <w:rPr>
+          <w:b w:val="0"/>
+        </w:rPr>
+        <w:t xml:space="preserve">er prints needed receives 24; print(needed) displays 24. A </w:t>
+      </w:r>
+      <w:r>
+        <w:rPr>
+          <w:b/>
+        </w:rPr>
+        <w:t>function</w:t>
+      </w:r>
+      <w:r>
+        <w:rPr>
+          <w:b w:val="0"/>
+        </w:rPr>
+        <w:t xml:space="preserve"> separates one named job from the surrounding program.</w:t>
+      </w:r>
+    </w:p>
+    <w:p>
+      <w:pPr>
+        <w:spacing w:line="336" w:lineRule="auto" w:after="180"/>
+        <w:shd w:fill="F1F6FC"/>
+      </w:pPr>
+      <w:r>
+        <w:rPr>
+          <w:b/>
+        </w:rPr>
+        <w:t>Argument</w:t>
+      </w:r>
+      <w:r>
+        <w:rPr>
+          <w:b w:val="0"/>
+        </w:rPr>
+        <w:t xml:space="preserve">s supply data for this </w:t>
+      </w:r>
+      <w:r>
+        <w:rPr>
+          <w:b/>
+        </w:rPr>
+        <w:t>call</w:t>
+      </w:r>
+      <w:r>
+        <w:rPr>
+          <w:b w:val="0"/>
+        </w:rPr>
+        <w:t xml:space="preserve">; return supplies its result. A print statement in the </w:t>
+      </w:r>
+      <w:r>
+        <w:rPr>
+          <w:b/>
+        </w:rPr>
+        <w:t>call</w:t>
+      </w:r>
+      <w:r>
+        <w:rPr>
+          <w:b w:val="0"/>
+        </w:rPr>
+        <w:t>er is a different action.</w:t>
+      </w:r>
+    </w:p>
+    <w:p>
+      <w:pPr>
+        <w:spacing w:line="336" w:lineRule="auto" w:after="180"/>
+        <w:shd w:fill="F1F6FC"/>
+      </w:pPr>
+      <w:r>
+        <w:rPr>
+          <w:b w:val="0"/>
+        </w:rPr>
+        <w:t xml:space="preserve">Clear </w:t>
+      </w:r>
+      <w:r>
+        <w:rPr>
+          <w:b/>
+        </w:rPr>
+        <w:t>parameter</w:t>
+      </w:r>
+      <w:r>
+        <w:rPr>
+          <w:b w:val="0"/>
+        </w:rPr>
+        <w:t xml:space="preserve"> names help detect swapping or misusing </w:t>
+      </w:r>
+      <w:r>
+        <w:rPr>
+          <w:b/>
+        </w:rPr>
+        <w:t>input</w:t>
+      </w:r>
+      <w:r>
+        <w:rPr>
+          <w:b w:val="0"/>
+        </w:rPr>
+        <w:t xml:space="preserve">s without assuming every </w:t>
+      </w:r>
+      <w:r>
+        <w:rPr>
+          <w:b/>
+        </w:rPr>
+        <w:t>function</w:t>
+      </w:r>
+      <w:r>
+        <w:rPr>
+          <w:b w:val="0"/>
+        </w:rPr>
+        <w:t xml:space="preserve"> prints automati</w:t>
+      </w:r>
+      <w:r>
+        <w:rPr>
+          <w:b/>
+        </w:rPr>
+        <w:t>call</w:t>
+      </w:r>
+      <w:r>
+        <w:rPr>
+          <w:b w:val="0"/>
+        </w:rPr>
+        <w:t>y.</w:t>
+      </w:r>
+    </w:p>
+    <w:p>
+      <w:pPr>
+        <w:pStyle w:val="Heading3"/>
+      </w:pPr>
+      <w:r>
         <w:t>Practice 2: explain the deciding evidence</w:t>
       </w:r>
     </w:p>
     <w:p>
-      <w:r>
-        <w:t>Changed-case practice: Call labels(4,0) instead. Which conclusion is supported by the supplied facts?</w:t>
-      </w:r>
-    </w:p>
-    <w:p>
-      <w:r>
-        <w:t>1. This one example guarantees correct results for every future input.</w:t>
-      </w:r>
-    </w:p>
-    <w:p>
-      <w:r>
-        <w:t>2. We can decide the result without examining the changed input or the procedure.</w:t>
-      </w:r>
-    </w:p>
-    <w:p>
-      <w:r>
-        <w:t>3. The returned result is 0, and the caller prints 0.</w:t>
-      </w:r>
-    </w:p>
-    <w:p>
       <w:pPr>
         <w:pStyle w:val="Heading3"/>
       </w:pPr>
       <w:r>
+        <w:t>Changed case · predict first</w:t>
+      </w:r>
+    </w:p>
+    <w:p>
+      <w:pPr>
+        <w:spacing w:line="336" w:lineRule="auto" w:after="180"/>
+        <w:shd w:fill="F5F1FB"/>
+      </w:pPr>
+      <w:r>
+        <w:rPr>
+          <w:b w:val="0"/>
+        </w:rPr>
+        <w:t xml:space="preserve">Changed-case practice: </w:t>
+      </w:r>
+      <w:r>
+        <w:rPr>
+          <w:b/>
+        </w:rPr>
+        <w:t>Call</w:t>
+      </w:r>
+      <w:r>
+        <w:rPr>
+          <w:b w:val="0"/>
+        </w:rPr>
+        <w:t xml:space="preserve"> labels(4,0) instead. Which conclusion is supported by the supplied facts?</w:t>
+      </w:r>
+    </w:p>
+    <w:p>
+      <w:pPr>
+        <w:spacing w:line="336" w:lineRule="auto" w:after="180"/>
+        <w:shd w:fill="F4F9FC"/>
+      </w:pPr>
+      <w:r>
+        <w:rPr>
+          <w:b w:val="0"/>
+        </w:rPr>
+        <w:t xml:space="preserve">1. This one example guarantees correct results for every future </w:t>
+      </w:r>
+      <w:r>
+        <w:rPr>
+          <w:b/>
+        </w:rPr>
+        <w:t>input</w:t>
+      </w:r>
+      <w:r>
+        <w:rPr>
+          <w:b w:val="0"/>
+        </w:rPr>
+        <w:t>.</w:t>
+      </w:r>
+    </w:p>
+    <w:p>
+      <w:pPr>
+        <w:spacing w:line="336" w:lineRule="auto" w:after="180"/>
+        <w:shd w:fill="F4F9FC"/>
+      </w:pPr>
+      <w:r>
+        <w:rPr>
+          <w:b w:val="0"/>
+        </w:rPr>
+        <w:t xml:space="preserve">2. We can decide the result without examining the changed </w:t>
+      </w:r>
+      <w:r>
+        <w:rPr>
+          <w:b/>
+        </w:rPr>
+        <w:t>input</w:t>
+      </w:r>
+      <w:r>
+        <w:rPr>
+          <w:b w:val="0"/>
+        </w:rPr>
+        <w:t xml:space="preserve"> or the procedure.</w:t>
+      </w:r>
+    </w:p>
+    <w:p>
+      <w:pPr>
+        <w:spacing w:line="336" w:lineRule="auto" w:after="180"/>
+        <w:shd w:fill="F4F9FC"/>
+      </w:pPr>
+      <w:r>
+        <w:rPr>
+          <w:b w:val="0"/>
+        </w:rPr>
+        <w:t xml:space="preserve">3. The returned result is 0, and the </w:t>
+      </w:r>
+      <w:r>
+        <w:rPr>
+          <w:b/>
+        </w:rPr>
+        <w:t>call</w:t>
+      </w:r>
+      <w:r>
+        <w:rPr>
+          <w:b w:val="0"/>
+        </w:rPr>
+        <w:t>er prints 0.</w:t>
+      </w:r>
+    </w:p>
+    <w:p>
+      <w:pPr>
+        <w:pStyle w:val="Heading3"/>
+      </w:pPr>
+      <w:r>
         <w:t>My selected conclusion, deciding fact and explanation</w:t>
       </w:r>
     </w:p>
@@ -1548,26 +2693,97 @@
       </w:r>
     </w:p>
     <w:p>
-      <w:r>
+      <w:pPr>
+        <w:pStyle w:val="Heading3"/>
+      </w:pPr>
+      <w:r>
+        <w:t>Hint · try first</w:t>
+      </w:r>
+    </w:p>
+    <w:p>
+      <w:pPr>
+        <w:spacing w:line="336" w:lineRule="auto" w:after="180"/>
+        <w:shd w:fill="F1F6F8"/>
+      </w:pPr>
+      <w:r>
+        <w:rPr>
+          <w:b w:val="0"/>
+        </w:rPr>
         <w:t>Hint if needed: Use the changed condition and the deciding step in the pictorial trace. The answer must say what follows from those facts.</w:t>
       </w:r>
     </w:p>
     <w:p>
-      <w:r>
-        <w:t>After your attempt, compare with the supported explanation: The returned result is 0, and the caller prints 0. Four shelves times zero labels per shelf is zero.</w:t>
-      </w:r>
-    </w:p>
-    <w:p>
       <w:pPr>
         <w:pStyle w:val="Heading3"/>
       </w:pPr>
       <w:r>
+        <w:t>Feedback · compare after trying</w:t>
+      </w:r>
+    </w:p>
+    <w:p>
+      <w:pPr>
+        <w:spacing w:line="336" w:lineRule="auto" w:after="180"/>
+        <w:shd w:fill="F1F6FC"/>
+      </w:pPr>
+      <w:r>
+        <w:rPr>
+          <w:b w:val="0"/>
+        </w:rPr>
+        <w:t xml:space="preserve">After your attempt, compare with the supported explanation: The returned result is 0, and the </w:t>
+      </w:r>
+      <w:r>
+        <w:rPr>
+          <w:b/>
+        </w:rPr>
+        <w:t>call</w:t>
+      </w:r>
+      <w:r>
+        <w:rPr>
+          <w:b w:val="0"/>
+        </w:rPr>
+        <w:t>er prints 0. Four shelves times zero labels per shelf is zero.</w:t>
+      </w:r>
+    </w:p>
+    <w:p>
+      <w:pPr>
+        <w:pStyle w:val="Heading3"/>
+      </w:pPr>
+      <w:r>
         <w:t>Repair a missing building block</w:t>
       </w:r>
     </w:p>
     <w:p>
-      <w:r>
-        <w:t>Review Precision in Algorithms (ai-2/1). Goal: Translate a short paper calculation into a Python script. Short practice: If print(total) moves before total=total+2, what gets printed for the original input?. Return to this week and explain what you changed.</w:t>
+      <w:pPr>
+        <w:spacing w:line="336" w:lineRule="auto" w:after="180"/>
+      </w:pPr>
+      <w:r>
+        <w:rPr>
+          <w:b w:val="0"/>
+        </w:rPr>
+        <w:t xml:space="preserve">Review Precision in Algorithms (ai-2/1). Goal: Translate a short paper calculation into a Python script. Short practice: If print(total) moves before total=total+2, what gets printed for the original </w:t>
+      </w:r>
+      <w:r>
+        <w:rPr>
+          <w:b/>
+        </w:rPr>
+        <w:t>input</w:t>
+      </w:r>
+      <w:r>
+        <w:rPr>
+          <w:b w:val="0"/>
+        </w:rPr>
+        <w:t>?.</w:t>
+      </w:r>
+    </w:p>
+    <w:p>
+      <w:pPr>
+        <w:spacing w:line="336" w:lineRule="auto" w:after="180"/>
+      </w:pPr>
+      <w:r>
+        <w:rPr>
+          <w:b w:val="0"/>
+        </w:rPr>
+        <w:t>Return to this week and explain what you changed.</w:t>
       </w:r>
     </w:p>
     <w:p>
@@ -1579,8 +2795,61 @@
       </w:r>
     </w:p>
     <w:p>
-      <w:r>
-        <w:t>The browser lab lets you edit the supported Python examples already included in this lesson. Predict first, run, inspect the actual output or error, change one input, then run again. Keep code, predictions, actual results and a reasoned revision together. On paper, label your result as a trace rather than an execution.</w:t>
+      <w:pPr>
+        <w:spacing w:line="336" w:lineRule="auto" w:after="180"/>
+      </w:pPr>
+      <w:r>
+        <w:rPr>
+          <w:b w:val="0"/>
+        </w:rPr>
+        <w:t xml:space="preserve">The browser lab lets you edit the supported Python examples already included in this lesson. Predict first, run, inspect the actual </w:t>
+      </w:r>
+      <w:r>
+        <w:rPr>
+          <w:b/>
+        </w:rPr>
+        <w:t>output</w:t>
+      </w:r>
+      <w:r>
+        <w:rPr>
+          <w:b w:val="0"/>
+        </w:rPr>
+        <w:t xml:space="preserve"> or error, change one </w:t>
+      </w:r>
+      <w:r>
+        <w:rPr>
+          <w:b/>
+        </w:rPr>
+        <w:t>input</w:t>
+      </w:r>
+      <w:r>
+        <w:rPr>
+          <w:b w:val="0"/>
+        </w:rPr>
+        <w:t>, then run again.</w:t>
+      </w:r>
+    </w:p>
+    <w:p>
+      <w:pPr>
+        <w:spacing w:line="336" w:lineRule="auto" w:after="180"/>
+      </w:pPr>
+      <w:r>
+        <w:rPr>
+          <w:b w:val="0"/>
+        </w:rPr>
+        <w:t xml:space="preserve">Keep code, </w:t>
+      </w:r>
+      <w:r>
+        <w:rPr>
+          <w:b/>
+        </w:rPr>
+        <w:t>prediction</w:t>
+      </w:r>
+      <w:r>
+        <w:rPr>
+          <w:b w:val="0"/>
+        </w:rPr>
+        <w:t>s, actual results and a reasoned revision together. On paper, label your result as a trace rather than an execution.</w:t>
       </w:r>
     </w:p>
     <w:p>
@@ -1592,8 +2861,37 @@
       </w:r>
     </w:p>
     <w:p>
-      <w:r>
-        <w:t>Use Download completed work in the hosted lesson to export your answers, reflections, practice feedback and code-run evidence. Open the HTML copy to read or print it. Drafts stay in this browser when storage is available; clear drafts on a shared device.</w:t>
+      <w:pPr>
+        <w:spacing w:line="336" w:lineRule="auto" w:after="180"/>
+      </w:pPr>
+      <w:r>
+        <w:rPr>
+          <w:b w:val="0"/>
+        </w:rPr>
+        <w:t xml:space="preserve">Use Download completed work in the hosted lesson to export your answers, reflections, practice feedback and code-run </w:t>
+      </w:r>
+      <w:r>
+        <w:rPr>
+          <w:b/>
+        </w:rPr>
+        <w:t>evidence</w:t>
+      </w:r>
+      <w:r>
+        <w:rPr>
+          <w:b w:val="0"/>
+        </w:rPr>
+        <w:t>. Open the HTML copy to read or print it.</w:t>
+      </w:r>
+    </w:p>
+    <w:p>
+      <w:pPr>
+        <w:spacing w:line="336" w:lineRule="auto" w:after="180"/>
+      </w:pPr>
+      <w:r>
+        <w:rPr>
+          <w:b w:val="0"/>
+        </w:rPr>
+        <w:t>Drafts stay in this browser when storage is available; clear drafts on a shared device.</w:t>
       </w:r>
     </w:p>
     <w:p>
@@ -1607,6 +2905,956 @@
     <w:p>
       <w:r>
         <w:t>________________________________________________________________</w:t>
+      </w:r>
+    </w:p>
+    <w:p>
+      <w:r>
+        <w:t>________________________________________________________________</w:t>
+      </w:r>
+    </w:p>
+    <w:p>
+      <w:r>
+        <w:t>________________________________________________________________</w:t>
+      </w:r>
+    </w:p>
+    <w:p>
+      <w:r>
+        <w:t>________________________________________________________________</w:t>
+      </w:r>
+    </w:p>
+    <w:p>
+      <w:r>
+        <w:t>________________________________________________________________</w:t>
+      </w:r>
+    </w:p>
+    <w:p>
+      <w:pPr>
+        <w:pStyle w:val="Heading1"/>
+      </w:pPr>
+      <w:r>
+        <w:t>21. Visual concept journey</w:t>
+      </w:r>
+    </w:p>
+    <w:p>
+      <w:r>
+        <w:t>Explain each Decompose a Goal picture from its labels, then record a relevant limit.</w:t>
+      </w:r>
+    </w:p>
+    <w:p>
+      <w:pPr>
+        <w:pStyle w:val="Heading3"/>
+      </w:pPr>
+      <w:r>
+        <w:t>01. Decompose a Goal: the case</w:t>
+      </w:r>
+    </w:p>
+    <w:p>
+      <w:r>
+        <w:drawing>
+          <wp:inline xmlns:a="http://schemas.openxmlformats.org/drawingml/2006/main" xmlns:pic="http://schemas.openxmlformats.org/drawingml/2006/picture">
+            <wp:extent cx="5486400" cy="2843784"/>
+            <wp:docPr id="2" name="Picture 2" descr="A fictional library computes total spine labels needed for several equal shelves. Supplied facts: Define labels(shelves,per_shelf): return shelves*per_shelf. Call needed=labels(4,6), then print(needed). No other side effects are defined."/>
+            <wp:cNvGraphicFramePr>
+              <a:graphicFrameLocks noChangeAspect="1"/>
+            </wp:cNvGraphicFramePr>
+            <a:graphic>
+              <a:graphicData uri="http://schemas.openxmlformats.org/drawingml/2006/picture">
+                <pic:pic>
+                  <pic:nvPicPr>
+                    <pic:cNvPr id="0" name="academy-story-ai-2-2-01.png"/>
+                    <pic:cNvPicPr/>
+                  </pic:nvPicPr>
+                  <pic:blipFill>
+                    <a:blip r:embed="rId10"/>
+                    <a:stretch>
+                      <a:fillRect/>
+                    </a:stretch>
+                  </pic:blipFill>
+                  <pic:spPr>
+                    <a:xfrm>
+                      <a:off x="0" y="0"/>
+                      <a:ext cx="5486400" cy="2843784"/>
+                    </a:xfrm>
+                    <a:prstGeom prst="rect"/>
+                  </pic:spPr>
+                </pic:pic>
+              </a:graphicData>
+            </a:graphic>
+          </wp:inline>
+        </w:drawing>
+      </w:r>
+    </w:p>
+    <w:p>
+      <w:pPr>
+        <w:spacing w:line="336" w:lineRule="auto" w:after="180"/>
+      </w:pPr>
+      <w:r>
+        <w:rPr>
+          <w:b w:val="0"/>
+        </w:rPr>
+        <w:t xml:space="preserve">A fictional library computes total spine labels needed for several equal shelves. Supplied facts: Define labels(shelves,per_shelf): return shelves*per_shelf. </w:t>
+      </w:r>
+      <w:r>
+        <w:rPr>
+          <w:b/>
+        </w:rPr>
+        <w:t>Call</w:t>
+      </w:r>
+      <w:r>
+        <w:rPr>
+          <w:b w:val="0"/>
+        </w:rPr>
+        <w:t xml:space="preserve"> needed=labels(4,6), then print(needed).</w:t>
+      </w:r>
+    </w:p>
+    <w:p>
+      <w:pPr>
+        <w:spacing w:line="336" w:lineRule="auto" w:after="180"/>
+      </w:pPr>
+      <w:r>
+        <w:rPr>
+          <w:b w:val="0"/>
+        </w:rPr>
+        <w:t>No other side effects are defined.</w:t>
+      </w:r>
+    </w:p>
+    <w:p>
+      <w:pPr>
+        <w:spacing w:line="336" w:lineRule="auto" w:after="180"/>
+        <w:shd w:fill="F5F1FB"/>
+      </w:pPr>
+      <w:r>
+        <w:rPr>
+          <w:b w:val="0"/>
+        </w:rPr>
+        <w:t>Point to the given fact that matters most. Explain why it matters.</w:t>
+      </w:r>
+    </w:p>
+    <w:p>
+      <w:pPr>
+        <w:pStyle w:val="Heading3"/>
+      </w:pPr>
+      <w:r>
+        <w:t>My picture explanation, deciding evidence and one limit</w:t>
+      </w:r>
+    </w:p>
+    <w:p>
+      <w:r>
+        <w:t>________________________________________________________________</w:t>
+      </w:r>
+    </w:p>
+    <w:p>
+      <w:r>
+        <w:t>________________________________________________________________</w:t>
+      </w:r>
+    </w:p>
+    <w:p>
+      <w:r>
+        <w:t>________________________________________________________________</w:t>
+      </w:r>
+    </w:p>
+    <w:p>
+      <w:r>
+        <w:t>________________________________________________________________</w:t>
+      </w:r>
+    </w:p>
+    <w:p>
+      <w:pPr>
+        <w:pStyle w:val="Heading3"/>
+      </w:pPr>
+      <w:r>
+        <w:t>02. Follow the deciding steps</w:t>
+      </w:r>
+    </w:p>
+    <w:p>
+      <w:r>
+        <w:drawing>
+          <wp:inline xmlns:a="http://schemas.openxmlformats.org/drawingml/2006/main" xmlns:pic="http://schemas.openxmlformats.org/drawingml/2006/picture">
+            <wp:extent cx="5486400" cy="4005072"/>
+            <wp:docPr id="3" name="Picture 3" descr="Call with arguments: The call supplies shelves=4 and per_shelf=6 locally. → Function body: Multiply 4×6 to calculate 24. → Return value: return sends 24 back to the caller; it does not print. → Caller prints: needed receives 24; print(needed) displays 24."/>
+            <wp:cNvGraphicFramePr>
+              <a:graphicFrameLocks noChangeAspect="1"/>
+            </wp:cNvGraphicFramePr>
+            <a:graphic>
+              <a:graphicData uri="http://schemas.openxmlformats.org/drawingml/2006/picture">
+                <pic:pic>
+                  <pic:nvPicPr>
+                    <pic:cNvPr id="0" name="academy-story-ai-2-2-02.png"/>
+                    <pic:cNvPicPr/>
+                  </pic:nvPicPr>
+                  <pic:blipFill>
+                    <a:blip r:embed="rId11"/>
+                    <a:stretch>
+                      <a:fillRect/>
+                    </a:stretch>
+                  </pic:blipFill>
+                  <pic:spPr>
+                    <a:xfrm>
+                      <a:off x="0" y="0"/>
+                      <a:ext cx="5486400" cy="4005072"/>
+                    </a:xfrm>
+                    <a:prstGeom prst="rect"/>
+                  </pic:spPr>
+                </pic:pic>
+              </a:graphicData>
+            </a:graphic>
+          </wp:inline>
+        </w:drawing>
+      </w:r>
+    </w:p>
+    <w:p>
+      <w:pPr>
+        <w:spacing w:line="336" w:lineRule="auto" w:after="180"/>
+      </w:pPr>
+      <w:r>
+        <w:rPr>
+          <w:b/>
+        </w:rPr>
+        <w:t>Call</w:t>
+      </w:r>
+      <w:r>
+        <w:rPr>
+          <w:b w:val="0"/>
+        </w:rPr>
+        <w:t xml:space="preserve"> with </w:t>
+      </w:r>
+      <w:r>
+        <w:rPr>
+          <w:b/>
+        </w:rPr>
+        <w:t>argument</w:t>
+      </w:r>
+      <w:r>
+        <w:rPr>
+          <w:b w:val="0"/>
+        </w:rPr>
+        <w:t xml:space="preserve">s: The </w:t>
+      </w:r>
+      <w:r>
+        <w:rPr>
+          <w:b/>
+        </w:rPr>
+        <w:t>call</w:t>
+      </w:r>
+      <w:r>
+        <w:rPr>
+          <w:b w:val="0"/>
+        </w:rPr>
+        <w:t xml:space="preserve"> supplies shelves=4 and per_shelf=6 lo</w:t>
+      </w:r>
+      <w:r>
+        <w:rPr>
+          <w:b/>
+        </w:rPr>
+        <w:t>call</w:t>
+      </w:r>
+      <w:r>
+        <w:rPr>
+          <w:b w:val="0"/>
+        </w:rPr>
+        <w:t xml:space="preserve">y. → </w:t>
+      </w:r>
+      <w:r>
+        <w:rPr>
+          <w:b/>
+        </w:rPr>
+        <w:t>Function</w:t>
+      </w:r>
+      <w:r>
+        <w:rPr>
+          <w:b w:val="0"/>
+        </w:rPr>
+        <w:t xml:space="preserve"> body: Multiply 4×6 to calculate 24. → Return value: return sends 24 back to the </w:t>
+      </w:r>
+      <w:r>
+        <w:rPr>
+          <w:b/>
+        </w:rPr>
+        <w:t>call</w:t>
+      </w:r>
+      <w:r>
+        <w:rPr>
+          <w:b w:val="0"/>
+        </w:rPr>
+        <w:t xml:space="preserve">er; it does not print. → </w:t>
+      </w:r>
+      <w:r>
+        <w:rPr>
+          <w:b/>
+        </w:rPr>
+        <w:t>Call</w:t>
+      </w:r>
+      <w:r>
+        <w:rPr>
+          <w:b w:val="0"/>
+        </w:rPr>
+        <w:t>er prints: needed receives 24; print(needed) displays 24.</w:t>
+      </w:r>
+    </w:p>
+    <w:p>
+      <w:pPr>
+        <w:spacing w:line="336" w:lineRule="auto" w:after="180"/>
+        <w:shd w:fill="F5F1FB"/>
+      </w:pPr>
+      <w:r>
+        <w:rPr>
+          <w:b w:val="0"/>
+        </w:rPr>
+        <w:t xml:space="preserve">Point to each numbered stage and explain which recorded </w:t>
+      </w:r>
+      <w:r>
+        <w:rPr>
+          <w:b/>
+        </w:rPr>
+        <w:t>input</w:t>
+      </w:r>
+      <w:r>
+        <w:rPr>
+          <w:b w:val="0"/>
+        </w:rPr>
+        <w:t xml:space="preserve"> it uses.</w:t>
+      </w:r>
+    </w:p>
+    <w:p>
+      <w:pPr>
+        <w:pStyle w:val="Heading3"/>
+      </w:pPr>
+      <w:r>
+        <w:t>My picture explanation, deciding evidence and one limit</w:t>
+      </w:r>
+    </w:p>
+    <w:p>
+      <w:r>
+        <w:t>________________________________________________________________</w:t>
+      </w:r>
+    </w:p>
+    <w:p>
+      <w:r>
+        <w:t>________________________________________________________________</w:t>
+      </w:r>
+    </w:p>
+    <w:p>
+      <w:r>
+        <w:t>________________________________________________________________</w:t>
+      </w:r>
+    </w:p>
+    <w:p>
+      <w:r>
+        <w:t>________________________________________________________________</w:t>
+      </w:r>
+    </w:p>
+    <w:p>
+      <w:pPr>
+        <w:pStyle w:val="Heading3"/>
+      </w:pPr>
+      <w:r>
+        <w:t>03. Arguments matched in order</w:t>
+      </w:r>
+    </w:p>
+    <w:p>
+      <w:r>
+        <w:drawing>
+          <wp:inline xmlns:a="http://schemas.openxmlformats.org/drawingml/2006/main" xmlns:pic="http://schemas.openxmlformats.org/drawingml/2006/picture">
+            <wp:extent cx="5486400" cy="2834640"/>
+            <wp:docPr id="4" name="Picture 4" descr="Arguments matched in order. show_remaining(12, 4) | capacity 12; used 4 | 8. show_remaining(10, 7) | capacity 10; used 7 | 3"/>
+            <wp:cNvGraphicFramePr>
+              <a:graphicFrameLocks noChangeAspect="1"/>
+            </wp:cNvGraphicFramePr>
+            <a:graphic>
+              <a:graphicData uri="http://schemas.openxmlformats.org/drawingml/2006/picture">
+                <pic:pic>
+                  <pic:nvPicPr>
+                    <pic:cNvPr id="0" name="academy-story-ai-2-2-03.png"/>
+                    <pic:cNvPicPr/>
+                  </pic:nvPicPr>
+                  <pic:blipFill>
+                    <a:blip r:embed="rId12"/>
+                    <a:stretch>
+                      <a:fillRect/>
+                    </a:stretch>
+                  </pic:blipFill>
+                  <pic:spPr>
+                    <a:xfrm>
+                      <a:off x="0" y="0"/>
+                      <a:ext cx="5486400" cy="2834640"/>
+                    </a:xfrm>
+                    <a:prstGeom prst="rect"/>
+                  </pic:spPr>
+                </pic:pic>
+              </a:graphicData>
+            </a:graphic>
+          </wp:inline>
+        </w:drawing>
+      </w:r>
+    </w:p>
+    <w:p>
+      <w:pPr>
+        <w:spacing w:line="336" w:lineRule="auto" w:after="180"/>
+      </w:pPr>
+      <w:r>
+        <w:rPr>
+          <w:b/>
+        </w:rPr>
+        <w:t>Argument</w:t>
+      </w:r>
+      <w:r>
+        <w:rPr>
+          <w:b w:val="0"/>
+        </w:rPr>
+        <w:t>s matched in order. show_remaining(12, 4) | capacity 12; used 4 | 8. show_remaining(10, 7) | capacity 10; used 7 | 3</w:t>
+      </w:r>
+    </w:p>
+    <w:p>
+      <w:pPr>
+        <w:spacing w:line="336" w:lineRule="auto" w:after="180"/>
+        <w:shd w:fill="F5F1FB"/>
+      </w:pPr>
+      <w:r>
+        <w:rPr>
+          <w:b w:val="0"/>
+        </w:rPr>
+        <w:t>Read the labels and values. Explain the relationship the model shows.</w:t>
+      </w:r>
+    </w:p>
+    <w:p>
+      <w:pPr>
+        <w:pStyle w:val="Heading3"/>
+      </w:pPr>
+      <w:r>
+        <w:t>My picture explanation, deciding evidence and one limit</w:t>
+      </w:r>
+    </w:p>
+    <w:p>
+      <w:r>
+        <w:t>________________________________________________________________</w:t>
+      </w:r>
+    </w:p>
+    <w:p>
+      <w:r>
+        <w:t>________________________________________________________________</w:t>
+      </w:r>
+    </w:p>
+    <w:p>
+      <w:r>
+        <w:t>________________________________________________________________</w:t>
+      </w:r>
+    </w:p>
+    <w:p>
+      <w:r>
+        <w:t>________________________________________________________________</w:t>
+      </w:r>
+    </w:p>
+    <w:p>
+      <w:pPr>
+        <w:pStyle w:val="Heading3"/>
+      </w:pPr>
+      <w:r>
+        <w:t>04. Change one thing. Trace what follows.</w:t>
+      </w:r>
+    </w:p>
+    <w:p>
+      <w:r>
+        <w:drawing>
+          <wp:inline xmlns:a="http://schemas.openxmlformats.org/drawingml/2006/main" xmlns:pic="http://schemas.openxmlformats.org/drawingml/2006/picture">
+            <wp:extent cx="5486400" cy="3026664"/>
+            <wp:docPr id="5" name="Picture 5" descr="Original case: needed receives 24; print(needed) displays 24. Changed condition: Call labels(4,0) instead. Expected result: The returned result is 0, and the caller prints 0. Reason: Four shelves times zero labels per shelf is zero."/>
+            <wp:cNvGraphicFramePr>
+              <a:graphicFrameLocks noChangeAspect="1"/>
+            </wp:cNvGraphicFramePr>
+            <a:graphic>
+              <a:graphicData uri="http://schemas.openxmlformats.org/drawingml/2006/picture">
+                <pic:pic>
+                  <pic:nvPicPr>
+                    <pic:cNvPr id="0" name="academy-story-ai-2-2-04.png"/>
+                    <pic:cNvPicPr/>
+                  </pic:nvPicPr>
+                  <pic:blipFill>
+                    <a:blip r:embed="rId13"/>
+                    <a:stretch>
+                      <a:fillRect/>
+                    </a:stretch>
+                  </pic:blipFill>
+                  <pic:spPr>
+                    <a:xfrm>
+                      <a:off x="0" y="0"/>
+                      <a:ext cx="5486400" cy="3026664"/>
+                    </a:xfrm>
+                    <a:prstGeom prst="rect"/>
+                  </pic:spPr>
+                </pic:pic>
+              </a:graphicData>
+            </a:graphic>
+          </wp:inline>
+        </w:drawing>
+      </w:r>
+    </w:p>
+    <w:p>
+      <w:pPr>
+        <w:spacing w:line="336" w:lineRule="auto" w:after="180"/>
+      </w:pPr>
+      <w:r>
+        <w:rPr>
+          <w:b w:val="0"/>
+        </w:rPr>
+        <w:t xml:space="preserve">Original case: needed receives 24; print(needed) displays 24. Changed condition: </w:t>
+      </w:r>
+      <w:r>
+        <w:rPr>
+          <w:b/>
+        </w:rPr>
+        <w:t>Call</w:t>
+      </w:r>
+      <w:r>
+        <w:rPr>
+          <w:b w:val="0"/>
+        </w:rPr>
+        <w:t xml:space="preserve"> labels(4,0) instead. Expected result: The returned result is 0, and the </w:t>
+      </w:r>
+      <w:r>
+        <w:rPr>
+          <w:b/>
+        </w:rPr>
+        <w:t>call</w:t>
+      </w:r>
+      <w:r>
+        <w:rPr>
+          <w:b w:val="0"/>
+        </w:rPr>
+        <w:t>er prints 0.</w:t>
+      </w:r>
+    </w:p>
+    <w:p>
+      <w:pPr>
+        <w:spacing w:line="336" w:lineRule="auto" w:after="180"/>
+      </w:pPr>
+      <w:r>
+        <w:rPr>
+          <w:b w:val="0"/>
+        </w:rPr>
+        <w:t>Reason: Four shelves times zero labels per shelf is zero.</w:t>
+      </w:r>
+    </w:p>
+    <w:p>
+      <w:pPr>
+        <w:spacing w:line="336" w:lineRule="auto" w:after="180"/>
+        <w:shd w:fill="F5F1FB"/>
+      </w:pPr>
+      <w:r>
+        <w:rPr>
+          <w:b w:val="0"/>
+        </w:rPr>
+        <w:t>Predict before checking the worked changed-case result. Name what changed and what the supplied facts allow you to conclude.</w:t>
+      </w:r>
+    </w:p>
+    <w:p>
+      <w:pPr>
+        <w:pStyle w:val="Heading3"/>
+      </w:pPr>
+      <w:r>
+        <w:t>My picture explanation, deciding evidence and one limit</w:t>
+      </w:r>
+    </w:p>
+    <w:p>
+      <w:r>
+        <w:t>________________________________________________________________</w:t>
+      </w:r>
+    </w:p>
+    <w:p>
+      <w:r>
+        <w:t>________________________________________________________________</w:t>
+      </w:r>
+    </w:p>
+    <w:p>
+      <w:r>
+        <w:t>________________________________________________________________</w:t>
+      </w:r>
+    </w:p>
+    <w:p>
+      <w:r>
+        <w:t>________________________________________________________________</w:t>
+      </w:r>
+    </w:p>
+    <w:p>
+      <w:pPr>
+        <w:pStyle w:val="Heading3"/>
+      </w:pPr>
+      <w:r>
+        <w:t>05. Connect the explanation to its limit</w:t>
+      </w:r>
+    </w:p>
+    <w:p>
+      <w:r>
+        <w:drawing>
+          <wp:inline xmlns:a="http://schemas.openxmlformats.org/drawingml/2006/main" xmlns:pic="http://schemas.openxmlformats.org/drawingml/2006/picture">
+            <wp:extent cx="5486400" cy="2834640"/>
+            <wp:docPr id="6" name="Picture 6" descr="A function separates one named job from the surrounding program. Arguments supply data for this call; return supplies its result. A print statement in the caller is a different action. Clear parameter names help detect swapping or misusing inputs without assuming every function prints automatically. Limit: This function assumes compatible numeric inputs; it does not reject negative shelves or verify real shelf contents."/>
+            <wp:cNvGraphicFramePr>
+              <a:graphicFrameLocks noChangeAspect="1"/>
+            </wp:cNvGraphicFramePr>
+            <a:graphic>
+              <a:graphicData uri="http://schemas.openxmlformats.org/drawingml/2006/picture">
+                <pic:pic>
+                  <pic:nvPicPr>
+                    <pic:cNvPr id="0" name="academy-story-ai-2-2-05.png"/>
+                    <pic:cNvPicPr/>
+                  </pic:nvPicPr>
+                  <pic:blipFill>
+                    <a:blip r:embed="rId14"/>
+                    <a:stretch>
+                      <a:fillRect/>
+                    </a:stretch>
+                  </pic:blipFill>
+                  <pic:spPr>
+                    <a:xfrm>
+                      <a:off x="0" y="0"/>
+                      <a:ext cx="5486400" cy="2834640"/>
+                    </a:xfrm>
+                    <a:prstGeom prst="rect"/>
+                  </pic:spPr>
+                </pic:pic>
+              </a:graphicData>
+            </a:graphic>
+          </wp:inline>
+        </w:drawing>
+      </w:r>
+    </w:p>
+    <w:p>
+      <w:pPr>
+        <w:spacing w:line="336" w:lineRule="auto" w:after="180"/>
+      </w:pPr>
+      <w:r>
+        <w:rPr>
+          <w:b w:val="0"/>
+        </w:rPr>
+        <w:t xml:space="preserve">A </w:t>
+      </w:r>
+      <w:r>
+        <w:rPr>
+          <w:b/>
+        </w:rPr>
+        <w:t>function</w:t>
+      </w:r>
+      <w:r>
+        <w:rPr>
+          <w:b w:val="0"/>
+        </w:rPr>
+        <w:t xml:space="preserve"> separates one named job from the surrounding program. </w:t>
+      </w:r>
+      <w:r>
+        <w:rPr>
+          <w:b/>
+        </w:rPr>
+        <w:t>Argument</w:t>
+      </w:r>
+      <w:r>
+        <w:rPr>
+          <w:b w:val="0"/>
+        </w:rPr>
+        <w:t xml:space="preserve">s supply data for this </w:t>
+      </w:r>
+      <w:r>
+        <w:rPr>
+          <w:b/>
+        </w:rPr>
+        <w:t>call</w:t>
+      </w:r>
+      <w:r>
+        <w:rPr>
+          <w:b w:val="0"/>
+        </w:rPr>
+        <w:t xml:space="preserve">; return supplies its result. A print statement in the </w:t>
+      </w:r>
+      <w:r>
+        <w:rPr>
+          <w:b/>
+        </w:rPr>
+        <w:t>call</w:t>
+      </w:r>
+      <w:r>
+        <w:rPr>
+          <w:b w:val="0"/>
+        </w:rPr>
+        <w:t>er is a different action.</w:t>
+      </w:r>
+    </w:p>
+    <w:p>
+      <w:pPr>
+        <w:spacing w:line="336" w:lineRule="auto" w:after="180"/>
+      </w:pPr>
+      <w:r>
+        <w:rPr>
+          <w:b w:val="0"/>
+        </w:rPr>
+        <w:t xml:space="preserve">Clear </w:t>
+      </w:r>
+      <w:r>
+        <w:rPr>
+          <w:b/>
+        </w:rPr>
+        <w:t>parameter</w:t>
+      </w:r>
+      <w:r>
+        <w:rPr>
+          <w:b w:val="0"/>
+        </w:rPr>
+        <w:t xml:space="preserve"> names help detect swapping or misusing </w:t>
+      </w:r>
+      <w:r>
+        <w:rPr>
+          <w:b/>
+        </w:rPr>
+        <w:t>input</w:t>
+      </w:r>
+      <w:r>
+        <w:rPr>
+          <w:b w:val="0"/>
+        </w:rPr>
+        <w:t xml:space="preserve">s without assuming every </w:t>
+      </w:r>
+      <w:r>
+        <w:rPr>
+          <w:b/>
+        </w:rPr>
+        <w:t>function</w:t>
+      </w:r>
+      <w:r>
+        <w:rPr>
+          <w:b w:val="0"/>
+        </w:rPr>
+        <w:t xml:space="preserve"> prints automati</w:t>
+      </w:r>
+      <w:r>
+        <w:rPr>
+          <w:b/>
+        </w:rPr>
+        <w:t>call</w:t>
+      </w:r>
+      <w:r>
+        <w:rPr>
+          <w:b w:val="0"/>
+        </w:rPr>
+        <w:t>y.</w:t>
+      </w:r>
+    </w:p>
+    <w:p>
+      <w:pPr>
+        <w:spacing w:line="336" w:lineRule="auto" w:after="180"/>
+      </w:pPr>
+      <w:r>
+        <w:rPr>
+          <w:b w:val="0"/>
+        </w:rPr>
+        <w:t xml:space="preserve">Limit: This </w:t>
+      </w:r>
+      <w:r>
+        <w:rPr>
+          <w:b/>
+        </w:rPr>
+        <w:t>function</w:t>
+      </w:r>
+      <w:r>
+        <w:rPr>
+          <w:b w:val="0"/>
+        </w:rPr>
+        <w:t xml:space="preserve"> assumes compatible numeric </w:t>
+      </w:r>
+      <w:r>
+        <w:rPr>
+          <w:b/>
+        </w:rPr>
+        <w:t>input</w:t>
+      </w:r>
+      <w:r>
+        <w:rPr>
+          <w:b w:val="0"/>
+        </w:rPr>
+        <w:t>s; it does not reject negative shelves or verify real shelf contents.</w:t>
+      </w:r>
+    </w:p>
+    <w:p>
+      <w:pPr>
+        <w:spacing w:line="336" w:lineRule="auto" w:after="180"/>
+        <w:shd w:fill="F5F1FB"/>
+      </w:pPr>
+      <w:r>
+        <w:rPr>
+          <w:b w:val="0"/>
+        </w:rPr>
+        <w:t>Explain the case, then point to a limit on the claim.</w:t>
+      </w:r>
+    </w:p>
+    <w:p>
+      <w:pPr>
+        <w:pStyle w:val="Heading3"/>
+      </w:pPr>
+      <w:r>
+        <w:t>My picture explanation, deciding evidence and one limit</w:t>
+      </w:r>
+    </w:p>
+    <w:p>
+      <w:r>
+        <w:t>________________________________________________________________</w:t>
+      </w:r>
+    </w:p>
+    <w:p>
+      <w:r>
+        <w:t>________________________________________________________________</w:t>
+      </w:r>
+    </w:p>
+    <w:p>
+      <w:r>
+        <w:t>________________________________________________________________</w:t>
+      </w:r>
+    </w:p>
+    <w:p>
+      <w:r>
+        <w:t>________________________________________________________________</w:t>
+      </w:r>
+    </w:p>
+    <w:p>
+      <w:pPr>
+        <w:pStyle w:val="Heading3"/>
+      </w:pPr>
+      <w:r>
+        <w:t>06. Make the idea visible in your project</w:t>
+      </w:r>
+    </w:p>
+    <w:p>
+      <w:r>
+        <w:drawing>
+          <wp:inline xmlns:a="http://schemas.openxmlformats.org/drawingml/2006/main" xmlns:pic="http://schemas.openxmlformats.org/drawingml/2006/picture">
+            <wp:extent cx="5486400" cy="3380232"/>
+            <wp:docPr id="7" name="Picture 7" descr="Give the recommender separate validation, eligibility and scoring functions whose inputs and results can be tested independently. Draw your input, deciding step, result and limit. Supported question: What happens visibly if the caller stores needed but omits print(needed)?"/>
+            <wp:cNvGraphicFramePr>
+              <a:graphicFrameLocks noChangeAspect="1"/>
+            </wp:cNvGraphicFramePr>
+            <a:graphic>
+              <a:graphicData uri="http://schemas.openxmlformats.org/drawingml/2006/picture">
+                <pic:pic>
+                  <pic:nvPicPr>
+                    <pic:cNvPr id="0" name="academy-story-ai-2-2-06.png"/>
+                    <pic:cNvPicPr/>
+                  </pic:nvPicPr>
+                  <pic:blipFill>
+                    <a:blip r:embed="rId15"/>
+                    <a:stretch>
+                      <a:fillRect/>
+                    </a:stretch>
+                  </pic:blipFill>
+                  <pic:spPr>
+                    <a:xfrm>
+                      <a:off x="0" y="0"/>
+                      <a:ext cx="5486400" cy="3380232"/>
+                    </a:xfrm>
+                    <a:prstGeom prst="rect"/>
+                  </pic:spPr>
+                </pic:pic>
+              </a:graphicData>
+            </a:graphic>
+          </wp:inline>
+        </w:drawing>
+      </w:r>
+    </w:p>
+    <w:p>
+      <w:pPr>
+        <w:spacing w:line="336" w:lineRule="auto" w:after="180"/>
+      </w:pPr>
+      <w:r>
+        <w:rPr>
+          <w:b w:val="0"/>
+        </w:rPr>
+        <w:t xml:space="preserve">Give the recommender separate validation, eligibility and scoring </w:t>
+      </w:r>
+      <w:r>
+        <w:rPr>
+          <w:b/>
+        </w:rPr>
+        <w:t>function</w:t>
+      </w:r>
+      <w:r>
+        <w:rPr>
+          <w:b w:val="0"/>
+        </w:rPr>
+        <w:t xml:space="preserve">s whose </w:t>
+      </w:r>
+      <w:r>
+        <w:rPr>
+          <w:b/>
+        </w:rPr>
+        <w:t>input</w:t>
+      </w:r>
+      <w:r>
+        <w:rPr>
+          <w:b w:val="0"/>
+        </w:rPr>
+        <w:t xml:space="preserve">s and results can be tested independently. Draw your </w:t>
+      </w:r>
+      <w:r>
+        <w:rPr>
+          <w:b/>
+        </w:rPr>
+        <w:t>input</w:t>
+      </w:r>
+      <w:r>
+        <w:rPr>
+          <w:b w:val="0"/>
+        </w:rPr>
+        <w:t>, deciding step, result and limit.</w:t>
+      </w:r>
+    </w:p>
+    <w:p>
+      <w:pPr>
+        <w:spacing w:line="336" w:lineRule="auto" w:after="180"/>
+      </w:pPr>
+      <w:r>
+        <w:rPr>
+          <w:b w:val="0"/>
+        </w:rPr>
+        <w:t xml:space="preserve">Supported question: What happens visibly if the </w:t>
+      </w:r>
+      <w:r>
+        <w:rPr>
+          <w:b/>
+        </w:rPr>
+        <w:t>call</w:t>
+      </w:r>
+      <w:r>
+        <w:rPr>
+          <w:b w:val="0"/>
+        </w:rPr>
+        <w:t>er stores needed but omits print(needed)?</w:t>
+      </w:r>
+    </w:p>
+    <w:p>
+      <w:pPr>
+        <w:spacing w:line="336" w:lineRule="auto" w:after="180"/>
+        <w:shd w:fill="F5F1FB"/>
+      </w:pPr>
+      <w:r>
+        <w:rPr>
+          <w:b w:val="0"/>
+        </w:rPr>
+        <w:t xml:space="preserve">Draw your project trace and justify the deciding step using </w:t>
+      </w:r>
+      <w:r>
+        <w:rPr>
+          <w:b/>
+        </w:rPr>
+        <w:t>evidence</w:t>
+      </w:r>
+      <w:r>
+        <w:rPr>
+          <w:b w:val="0"/>
+        </w:rPr>
+        <w:t>.</w:t>
+      </w:r>
+    </w:p>
+    <w:p>
+      <w:pPr>
+        <w:pStyle w:val="Heading3"/>
+      </w:pPr>
+      <w:r>
+        <w:t>My picture explanation, deciding evidence and one limit</w:t>
       </w:r>
     </w:p>
     <w:p>

--- a/downloads/workbook/ai-2-week-02.docx
+++ b/downloads/workbook/ai-2-week-02.docx
@@ -25,12 +25,400 @@
         <w:pStyle w:val="Heading1"/>
       </w:pPr>
       <w:r>
-        <w:t>01. Recall and choose your starting point</w:t>
-      </w:r>
-    </w:p>
-    <w:p>
-      <w:r>
-        <w:t>Record your starting explanation for Decompose a Goal before opening notes. Show any later correction separately.</w:t>
+        <w:t>One connected function-and-call evidence record.</w:t>
+      </w:r>
+    </w:p>
+    <w:p>
+      <w:r>
+        <w:t>Match parameters, trace calls, repair constants and define the independent stock-count function.</w:t>
+      </w:r>
+    </w:p>
+    <w:p>
+      <w:r>
+        <w:t>Keep definitions, supplied arguments, expected results and actual output/error together.</w:t>
+      </w:r>
+    </w:p>
+    <w:p>
+      <w:pPr>
+        <w:pStyle w:val="Heading1"/>
+      </w:pPr>
+      <w:r>
+        <w:t>01. Recall: reconnect earlier ideas</w:t>
+      </w:r>
+    </w:p>
+    <w:p>
+      <w:r>
+        <w:t>Retrieve before opening notes.</w:t>
+      </w:r>
+    </w:p>
+    <w:p>
+      <w:pPr>
+        <w:pStyle w:val="Heading2"/>
+      </w:pPr>
+      <w:r>
+        <w:t>Retrieve and explain</w:t>
+      </w:r>
+    </w:p>
+    <w:p>
+      <w:pPr>
+        <w:pStyle w:val="ListBullet"/>
+      </w:pPr>
+      <w:r>
+        <w:t>Try the recall before opening notes. Then use a different colour or a labelled second line to correct your explanation.</w:t>
+      </w:r>
+    </w:p>
+    <w:p>
+      <w:pPr>
+        <w:pStyle w:val="ListBullet"/>
+      </w:pPr>
+      <w:r>
+        <w:t>Without opening the old lesson, explain one key idea from Precision in Algorithms. Give an example and a mistake that the idea helps you avoid.</w:t>
+      </w:r>
+    </w:p>
+    <w:p>
+      <w:pPr>
+        <w:pStyle w:val="Heading3"/>
+      </w:pPr>
+      <w:r>
+        <w:t>My remembered idea, example and correction</w:t>
+      </w:r>
+    </w:p>
+    <w:p>
+      <w:r>
+        <w:t>________________________________________________________________</w:t>
+      </w:r>
+    </w:p>
+    <w:p>
+      <w:r>
+        <w:t>________________________________________________________________</w:t>
+      </w:r>
+    </w:p>
+    <w:p>
+      <w:r>
+        <w:t>________________________________________________________________</w:t>
+      </w:r>
+    </w:p>
+    <w:p>
+      <w:pPr>
+        <w:pStyle w:val="Heading2"/>
+      </w:pPr>
+      <w:r>
+        <w:t>Earlier wording, alternatives and picture transcripts · reference / check after trying</w:t>
+      </w:r>
+    </w:p>
+    <w:p>
+      <w:pPr>
+        <w:pStyle w:val="Heading3"/>
+      </w:pPr>
+      <w:r>
+        <w:t>Precision in Algorithms</w:t>
+      </w:r>
+    </w:p>
+    <w:p>
+      <w:pPr>
+        <w:pStyle w:val="Heading1"/>
+      </w:pPr>
+      <w:r>
+        <w:t>12. W1 · Match arguments and parameters</w:t>
+      </w:r>
+    </w:p>
+    <w:p>
+      <w:r>
+        <w:t>Use the supplied complete function definition.</w:t>
+      </w:r>
+    </w:p>
+    <w:p>
+      <w:pPr>
+        <w:pStyle w:val="Heading2"/>
+      </w:pPr>
+      <w:r>
+        <w:t>Your evidence record</w:t>
+      </w:r>
+    </w:p>
+    <w:p>
+      <w:r>
+        <w:rPr>
+          <w:rFonts w:ascii="Courier New" w:hAnsi="Courier New"/>
+          <w:sz w:val="18"/>
+        </w:rPr>
+        <w:t>def show_remaining(capacity, used):</w:t>
+        <w:br/>
+        <w:t xml:space="preserve">    remaining = capacity - used</w:t>
+        <w:br/>
+        <w:t xml:space="preserve">    print(remaining)</w:t>
+        <w:br/>
+        <w:br/>
+        <w:t>show_remaining(12, 4)</w:t>
+        <w:br/>
+        <w:t>show_remaining(10, 7)</w:t>
+      </w:r>
+    </w:p>
+    <w:p>
+      <w:pPr>
+        <w:pStyle w:val="ListBullet"/>
+      </w:pPr>
+      <w:r>
+        <w:t>In def show_remaining(capacity, used), identify the function name and parameters. In show_remaining(15, 6), identify the arguments and their matching parameters.</w:t>
+      </w:r>
+    </w:p>
+    <w:p>
+      <w:pPr>
+        <w:pStyle w:val="Heading3"/>
+      </w:pPr>
+      <w:r>
+        <w:t>My reasoning and evidence</w:t>
+      </w:r>
+    </w:p>
+    <w:p>
+      <w:r>
+        <w:t>________________________________________________________________</w:t>
+      </w:r>
+    </w:p>
+    <w:p>
+      <w:r>
+        <w:t>________________________________________________________________</w:t>
+      </w:r>
+    </w:p>
+    <w:p>
+      <w:r>
+        <w:t>________________________________________________________________</w:t>
+      </w:r>
+    </w:p>
+    <w:p>
+      <w:r>
+        <w:t>________________________________________________________________</w:t>
+      </w:r>
+    </w:p>
+    <w:p>
+      <w:r>
+        <w:t>________________________________________________________________</w:t>
+      </w:r>
+    </w:p>
+    <w:p>
+      <w:r>
+        <w:t>________________________________________________________________</w:t>
+      </w:r>
+    </w:p>
+    <w:p>
+      <w:pPr>
+        <w:pStyle w:val="Heading1"/>
+      </w:pPr>
+      <w:r>
+        <w:t>13. W2 · Trace calls and output order</w:t>
+      </w:r>
+    </w:p>
+    <w:p>
+      <w:r>
+        <w:t>Predict before running; a definition alone does not print.</w:t>
+      </w:r>
+    </w:p>
+    <w:p>
+      <w:pPr>
+        <w:pStyle w:val="Heading2"/>
+      </w:pPr>
+      <w:r>
+        <w:t>Your evidence record</w:t>
+      </w:r>
+    </w:p>
+    <w:p>
+      <w:pPr>
+        <w:pStyle w:val="ListBullet"/>
+      </w:pPr>
+      <w:r>
+        <w:t>Using the correct definition, predict show_remaining(8, 3), show_remaining(8, 8) and show_remaining(8, 0) in that order. Explain what happens if the file contains only the definition.</w:t>
+      </w:r>
+    </w:p>
+    <w:p>
+      <w:pPr>
+        <w:pStyle w:val="Heading3"/>
+      </w:pPr>
+      <w:r>
+        <w:t>My reasoning and evidence</w:t>
+      </w:r>
+    </w:p>
+    <w:p>
+      <w:r>
+        <w:t>________________________________________________________________</w:t>
+      </w:r>
+    </w:p>
+    <w:p>
+      <w:r>
+        <w:t>________________________________________________________________</w:t>
+      </w:r>
+    </w:p>
+    <w:p>
+      <w:r>
+        <w:t>________________________________________________________________</w:t>
+      </w:r>
+    </w:p>
+    <w:p>
+      <w:r>
+        <w:t>________________________________________________________________</w:t>
+      </w:r>
+    </w:p>
+    <w:p>
+      <w:r>
+        <w:t>________________________________________________________________</w:t>
+      </w:r>
+    </w:p>
+    <w:p>
+      <w:r>
+        <w:t>________________________________________________________________</w:t>
+      </w:r>
+    </w:p>
+    <w:p>
+      <w:pPr>
+        <w:pStyle w:val="Heading1"/>
+      </w:pPr>
+      <w:r>
+        <w:t>14. W3 · Repair fixed-number calculations</w:t>
+      </w:r>
+    </w:p>
+    <w:p>
+      <w:r>
+        <w:t>Show which arguments the faulty body ignored.</w:t>
+      </w:r>
+    </w:p>
+    <w:p>
+      <w:pPr>
+        <w:pStyle w:val="Heading2"/>
+      </w:pPr>
+      <w:r>
+        <w:t>Your evidence record</w:t>
+      </w:r>
+    </w:p>
+    <w:p>
+      <w:pPr>
+        <w:pStyle w:val="ListBullet"/>
+      </w:pPr>
+      <w:r>
+        <w:t>The faulty body calculates 12 - 4 regardless of the call. State the output and expected output for show_remaining(11, 2). Repair the expression and name an earlier call to rerun.</w:t>
+      </w:r>
+    </w:p>
+    <w:p>
+      <w:pPr>
+        <w:pStyle w:val="Heading3"/>
+      </w:pPr>
+      <w:r>
+        <w:t>My reasoning and evidence</w:t>
+      </w:r>
+    </w:p>
+    <w:p>
+      <w:r>
+        <w:t>________________________________________________________________</w:t>
+      </w:r>
+    </w:p>
+    <w:p>
+      <w:r>
+        <w:t>________________________________________________________________</w:t>
+      </w:r>
+    </w:p>
+    <w:p>
+      <w:r>
+        <w:t>________________________________________________________________</w:t>
+      </w:r>
+    </w:p>
+    <w:p>
+      <w:r>
+        <w:t>________________________________________________________________</w:t>
+      </w:r>
+    </w:p>
+    <w:p>
+      <w:r>
+        <w:t>________________________________________________________________</w:t>
+      </w:r>
+    </w:p>
+    <w:p>
+      <w:r>
+        <w:t>________________________________________________________________</w:t>
+      </w:r>
+    </w:p>
+    <w:p>
+      <w:pPr>
+        <w:pStyle w:val="Heading1"/>
+      </w:pPr>
+      <w:r>
+        <w:t>16. W5 · Inspect the input contract</w:t>
+      </w:r>
+    </w:p>
+    <w:p>
+      <w:r>
+        <w:t>Successful subtraction does not establish a valid cupboard record.</w:t>
+      </w:r>
+    </w:p>
+    <w:p>
+      <w:pPr>
+        <w:pStyle w:val="Heading2"/>
+      </w:pPr>
+      <w:r>
+        <w:t>Your evidence record</w:t>
+      </w:r>
+    </w:p>
+    <w:p>
+      <w:pPr>
+        <w:pStyle w:val="ListBullet"/>
+      </w:pPr>
+      <w:r>
+        <w:t>The correct subtraction function prints -1 for show_remaining(4, 5). Does successful execution make this a valid cupboard record? Explain what the function assumes and what needs checking.</w:t>
+      </w:r>
+    </w:p>
+    <w:p>
+      <w:pPr>
+        <w:pStyle w:val="Heading3"/>
+      </w:pPr>
+      <w:r>
+        <w:t>My reasoning and evidence</w:t>
+      </w:r>
+    </w:p>
+    <w:p>
+      <w:r>
+        <w:t>________________________________________________________________</w:t>
+      </w:r>
+    </w:p>
+    <w:p>
+      <w:r>
+        <w:t>________________________________________________________________</w:t>
+      </w:r>
+    </w:p>
+    <w:p>
+      <w:r>
+        <w:t>________________________________________________________________</w:t>
+      </w:r>
+    </w:p>
+    <w:p>
+      <w:r>
+        <w:t>________________________________________________________________</w:t>
+      </w:r>
+    </w:p>
+    <w:p>
+      <w:r>
+        <w:t>________________________________________________________________</w:t>
+      </w:r>
+    </w:p>
+    <w:p>
+      <w:r>
+        <w:t>________________________________________________________________</w:t>
+      </w:r>
+    </w:p>
+    <w:p>
+      <w:pPr>
+        <w:pStyle w:val="Heading1"/>
+      </w:pPr>
+      <w:r>
+        <w:t>04. W4 · Create a new function independently</w:t>
+      </w:r>
+    </w:p>
+    <w:p>
+      <w:r>
+        <w:t>Keep one first attempt before hints or feedback.</w:t>
+      </w:r>
+    </w:p>
+    <w:p>
+      <w:pPr>
+        <w:pStyle w:val="Heading2"/>
+      </w:pPr>
+      <w:r>
+        <w:t>Read and explain independently</w:t>
       </w:r>
     </w:p>
     <w:p>
@@ -41,97 +429,19 @@
         <w:rPr>
           <w:b w:val="0"/>
         </w:rPr>
-        <w:t>Try the re</w:t>
+        <w:t xml:space="preserve">Each sealed box contains 6 counters. Define show_stock(boxes, loose) to print the total counters using its two </w:t>
       </w:r>
       <w:r>
         <w:rPr>
           <w:b/>
         </w:rPr>
-        <w:t>call</w:t>
+        <w:t>parameter</w:t>
       </w:r>
       <w:r>
         <w:rPr>
           <w:b w:val="0"/>
         </w:rPr>
-        <w:t xml:space="preserve"> before opening notes. Then use a different colour or a labelled second line to correct your explanation.</w:t>
-      </w:r>
-    </w:p>
-    <w:p>
-      <w:pPr>
-        <w:pStyle w:val="Heading3"/>
-      </w:pPr>
-      <w:r>
-        <w:t>Precision in Algorithms</w:t>
-      </w:r>
-    </w:p>
-    <w:p>
-      <w:pPr>
-        <w:spacing w:line="336" w:lineRule="auto" w:after="180"/>
-      </w:pPr>
-      <w:r>
-        <w:rPr>
-          <w:b w:val="0"/>
-        </w:rPr>
-        <w:t>Without opening the old lesson, explain one key idea from Precision in Algorithms. Give an example and a mistake that the idea helps you avoid.</w:t>
-      </w:r>
-    </w:p>
-    <w:p>
-      <w:pPr>
-        <w:pStyle w:val="Heading3"/>
-      </w:pPr>
-      <w:r>
-        <w:t>My remembered idea, example and correction</w:t>
-      </w:r>
-    </w:p>
-    <w:p>
-      <w:r>
-        <w:t>________________________________________________________________</w:t>
-      </w:r>
-    </w:p>
-    <w:p>
-      <w:r>
-        <w:t>________________________________________________________________</w:t>
-      </w:r>
-    </w:p>
-    <w:p>
-      <w:r>
-        <w:t>________________________________________________________________</w:t>
-      </w:r>
-    </w:p>
-    <w:p>
-      <w:pPr>
-        <w:pStyle w:val="Heading1"/>
-      </w:pPr>
-      <w:r>
-        <w:t>02. Practise with fading help</w:t>
-      </w:r>
-    </w:p>
-    <w:p>
-      <w:r>
-        <w:t>Complete the supported Decompose a Goal trace and record the first step you can explain without help.</w:t>
-      </w:r>
-    </w:p>
-    <w:p>
-      <w:pPr>
-        <w:spacing w:line="336" w:lineRule="auto" w:after="180"/>
-      </w:pPr>
-      <w:r>
-        <w:rPr>
-          <w:b w:val="0"/>
-        </w:rPr>
-        <w:t xml:space="preserve">Use W2: Follow the execution order for </w:t>
-      </w:r>
-      <w:r>
-        <w:rPr>
-          <w:b/>
-        </w:rPr>
-        <w:t>Function</w:t>
-      </w:r>
-      <w:r>
-        <w:rPr>
-          <w:b w:val="0"/>
-        </w:rPr>
-        <w:t xml:space="preserve">s and </w:t>
+        <w:t xml:space="preserve">s. Assume nonnegative integer </w:t>
       </w:r>
       <w:r>
         <w:rPr>
@@ -143,264 +453,6 @@
         <w:rPr>
           <w:b w:val="0"/>
         </w:rPr>
-        <w:t>s. Record the answer once; the lesson and workbook refer to the same attempt.</w:t>
-      </w:r>
-    </w:p>
-    <w:tbl>
-      <w:tblPr>
-        <w:tblStyle w:val="LightShading-Accent1"/>
-        <w:tblW w:type="auto" w:w="0"/>
-        <w:tblLook w:firstColumn="1" w:firstRow="1" w:lastColumn="0" w:lastRow="0" w:noHBand="0" w:noVBand="1" w:val="04A0"/>
-      </w:tblPr>
-      <w:tblGrid>
-        <w:gridCol w:w="2556"/>
-        <w:gridCol w:w="2556"/>
-        <w:gridCol w:w="2556"/>
-        <w:gridCol w:w="2556"/>
-      </w:tblGrid>
-      <w:tr>
-        <w:trPr>
-          <w:tblHeader/>
-        </w:trPr>
-        <w:tc>
-          <w:tcPr>
-            <w:tcW w:type="dxa" w:w="2556"/>
-          </w:tcPr>
-          <w:p>
-            <w:r>
-              <w:t>Given inputs</w:t>
-            </w:r>
-          </w:p>
-        </w:tc>
-        <w:tc>
-          <w:tcPr>
-            <w:tcW w:type="dxa" w:w="2556"/>
-          </w:tcPr>
-          <w:p>
-            <w:r>
-              <w:t>Procedure I chose</w:t>
-            </w:r>
-          </w:p>
-        </w:tc>
-        <w:tc>
-          <w:tcPr>
-            <w:tcW w:type="dxa" w:w="2556"/>
-          </w:tcPr>
-          <w:p>
-            <w:r>
-              <w:t>Middle steps</w:t>
-            </w:r>
-          </w:p>
-        </w:tc>
-        <w:tc>
-          <w:tcPr>
-            <w:tcW w:type="dxa" w:w="2556"/>
-          </w:tcPr>
-          <w:p>
-            <w:r>
-              <w:t>Result and check</w:t>
-            </w:r>
-          </w:p>
-        </w:tc>
-      </w:tr>
-      <w:tr>
-        <w:tc>
-          <w:tcPr>
-            <w:tcW w:type="dxa" w:w="2556"/>
-          </w:tcPr>
-          <w:p>
-            <w:r/>
-          </w:p>
-        </w:tc>
-        <w:tc>
-          <w:tcPr>
-            <w:tcW w:type="dxa" w:w="2556"/>
-          </w:tcPr>
-          <w:p>
-            <w:r/>
-          </w:p>
-        </w:tc>
-        <w:tc>
-          <w:tcPr>
-            <w:tcW w:type="dxa" w:w="2556"/>
-          </w:tcPr>
-          <w:p>
-            <w:r/>
-          </w:p>
-        </w:tc>
-        <w:tc>
-          <w:tcPr>
-            <w:tcW w:type="dxa" w:w="2556"/>
-          </w:tcPr>
-          <w:p>
-            <w:r/>
-          </w:p>
-        </w:tc>
-      </w:tr>
-    </w:tbl>
-    <w:p>
-      <w:pPr>
-        <w:pStyle w:val="Heading3"/>
-      </w:pPr>
-      <w:r>
-        <w:t>The step I completed without help, and the hint I needed</w:t>
-      </w:r>
-    </w:p>
-    <w:p>
-      <w:r>
-        <w:t>________________________________________________________________</w:t>
-      </w:r>
-    </w:p>
-    <w:p>
-      <w:r>
-        <w:t>________________________________________________________________</w:t>
-      </w:r>
-    </w:p>
-    <w:p>
-      <w:r>
-        <w:t>________________________________________________________________</w:t>
-      </w:r>
-    </w:p>
-    <w:p>
-      <w:pPr>
-        <w:pStyle w:val="Heading1"/>
-      </w:pPr>
-      <w:r>
-        <w:t>03. Individual reasoning check</w:t>
-      </w:r>
-    </w:p>
-    <w:p>
-      <w:r>
-        <w:t>Check the proposed Decompose a Goal explanation against the supplied facts before discussing it.</w:t>
-      </w:r>
-    </w:p>
-    <w:p>
-      <w:pPr>
-        <w:spacing w:line="336" w:lineRule="auto" w:after="180"/>
-      </w:pPr>
-      <w:r>
-        <w:rPr>
-          <w:b w:val="0"/>
-        </w:rPr>
-        <w:t xml:space="preserve">Use the worked case for </w:t>
-      </w:r>
-      <w:r>
-        <w:rPr>
-          <w:b/>
-        </w:rPr>
-        <w:t>Function</w:t>
-      </w:r>
-      <w:r>
-        <w:rPr>
-          <w:b w:val="0"/>
-        </w:rPr>
-        <w:t xml:space="preserve">s and </w:t>
-      </w:r>
-      <w:r>
-        <w:rPr>
-          <w:b/>
-        </w:rPr>
-        <w:t>argument</w:t>
-      </w:r>
-      <w:r>
-        <w:rPr>
-          <w:b w:val="0"/>
-        </w:rPr>
-        <w:t>s. Proposed explanation: “Writing def runs the body immediately”. Decide whether this explanation is supported.</w:t>
-      </w:r>
-    </w:p>
-    <w:p>
-      <w:pPr>
-        <w:spacing w:line="336" w:lineRule="auto" w:after="180"/>
-      </w:pPr>
-      <w:r>
-        <w:rPr>
-          <w:b w:val="0"/>
-        </w:rPr>
-        <w:t>Point to the step or supplied fact that decides; explain your repair if needed.</w:t>
-      </w:r>
-    </w:p>
-    <w:p>
-      <w:pPr>
-        <w:pStyle w:val="Heading3"/>
-      </w:pPr>
-      <w:r>
-        <w:t>My explanation before partner discussion</w:t>
-      </w:r>
-    </w:p>
-    <w:p>
-      <w:r>
-        <w:t>________________________________________________________________</w:t>
-      </w:r>
-    </w:p>
-    <w:p>
-      <w:r>
-        <w:t>________________________________________________________________</w:t>
-      </w:r>
-    </w:p>
-    <w:p>
-      <w:r>
-        <w:t>________________________________________________________________</w:t>
-      </w:r>
-    </w:p>
-    <w:p>
-      <w:r>
-        <w:t>________________________________________________________________</w:t>
-      </w:r>
-    </w:p>
-    <w:p>
-      <w:pPr>
-        <w:pStyle w:val="Heading1"/>
-      </w:pPr>
-      <w:r>
-        <w:t>04. Independent transfer case</w:t>
-      </w:r>
-    </w:p>
-    <w:p>
-      <w:r>
-        <w:t>Write one first attempt at the reserved independent case before feedback. Repeated copies of that case refer to the same recorded attempt.</w:t>
-      </w:r>
-    </w:p>
-    <w:p>
-      <w:pPr>
-        <w:pStyle w:val="Heading3"/>
-      </w:pPr>
-      <w:r>
-        <w:t>Independent case: Create a new function independently</w:t>
-      </w:r>
-    </w:p>
-    <w:p>
-      <w:pPr>
-        <w:spacing w:line="336" w:lineRule="auto" w:after="180"/>
-      </w:pPr>
-      <w:r>
-        <w:rPr>
-          <w:b w:val="0"/>
-        </w:rPr>
-        <w:t xml:space="preserve">Each sealed box contains 6 counters. Define show_stock(boxes, loose) to print the total counters using its two </w:t>
-      </w:r>
-      <w:r>
-        <w:rPr>
-          <w:b/>
-        </w:rPr>
-        <w:t>parameter</w:t>
-      </w:r>
-      <w:r>
-        <w:rPr>
-          <w:b w:val="0"/>
-        </w:rPr>
-        <w:t xml:space="preserve">s. Assume nonnegative integer </w:t>
-      </w:r>
-      <w:r>
-        <w:rPr>
-          <w:b/>
-        </w:rPr>
-        <w:t>argument</w:t>
-      </w:r>
-      <w:r>
-        <w:rPr>
-          <w:b w:val="0"/>
-        </w:rPr>
         <w:t xml:space="preserve">s. </w:t>
       </w:r>
       <w:r>
@@ -484,6 +536,14 @@
     </w:p>
     <w:p>
       <w:pPr>
+        <w:pStyle w:val="Heading2"/>
+      </w:pPr>
+      <w:r>
+        <w:t>Keep a fair record</w:t>
+      </w:r>
+    </w:p>
+    <w:p>
+      <w:pPr>
         <w:spacing w:line="336" w:lineRule="auto" w:after="180"/>
       </w:pPr>
       <w:r>
@@ -495,45 +555,50 @@
     </w:p>
     <w:p>
       <w:pPr>
+        <w:pStyle w:val="Heading2"/>
+      </w:pPr>
+      <w:r>
+        <w:t>Earlier wording, alternatives and picture transcripts · reference / check after trying</w:t>
+      </w:r>
+    </w:p>
+    <w:p>
+      <w:pPr>
+        <w:pStyle w:val="Heading3"/>
+      </w:pPr>
+      <w:r>
+        <w:t>Independent case: Create a new function independently</w:t>
+      </w:r>
+    </w:p>
+    <w:p>
+      <w:pPr>
         <w:pStyle w:val="Heading1"/>
       </w:pPr>
       <w:r>
-        <w:t>05. Your learning target</w:t>
-      </w:r>
-    </w:p>
-    <w:p>
-      <w:r>
-        <w:t>Connect the Decompose a Goal target to a trace and a justified conclusion.</w:t>
+        <w:t>09. Project · Keep the decision and its evidence</w:t>
+      </w:r>
+    </w:p>
+    <w:p>
+      <w:r>
+        <w:t>Add this week’s change to your existing project record.</w:t>
+      </w:r>
+    </w:p>
+    <w:p>
+      <w:pPr>
+        <w:pStyle w:val="Heading2"/>
+      </w:pPr>
+      <w:r>
+        <w:t>Your evidence record</w:t>
       </w:r>
     </w:p>
     <w:p>
       <w:pPr>
         <w:spacing w:line="336" w:lineRule="auto" w:after="180"/>
       </w:pPr>
-      <w:r>
-        <w:rPr>
-          <w:b/>
-        </w:rPr>
-        <w:t>Decompose</w:t>
-      </w:r>
       <w:r>
         <w:rPr>
           <w:b w:val="0"/>
         </w:rPr>
-        <w:t xml:space="preserve"> a recommender for books under 120 pages in a requested genre. A teammate scores every book before checking the page limit. Explain a clearer order and the record passed between stages.</w:t>
-      </w:r>
-    </w:p>
-    <w:p>
-      <w:pPr>
-        <w:pStyle w:val="Heading1"/>
-      </w:pPr>
-      <w:r>
-        <w:t>06. Solve the given case</w:t>
-      </w:r>
-    </w:p>
-    <w:p>
-      <w:r>
-        <w:t>Solve the supplied Decompose a Goal case and show the deciding evidence.</w:t>
+        <w:t>Separate reader profile, book data, score calculation, ranking, and explanation.</w:t>
       </w:r>
     </w:p>
     <w:p>
@@ -544,35 +609,7 @@
         <w:rPr>
           <w:b w:val="0"/>
         </w:rPr>
-        <w:t>A class wants to recommend one of five library books.</w:t>
-      </w:r>
-    </w:p>
-    <w:p>
-      <w:pPr>
-        <w:spacing w:line="336" w:lineRule="auto" w:after="180"/>
-      </w:pPr>
-      <w:r>
-        <w:rPr>
-          <w:b/>
-        </w:rPr>
-        <w:t>Decompose</w:t>
-      </w:r>
-      <w:r>
-        <w:rPr>
-          <w:b w:val="0"/>
-        </w:rPr>
-        <w:t xml:space="preserve"> the goal into checkable steps.</w:t>
-      </w:r>
-    </w:p>
-    <w:p>
-      <w:pPr>
-        <w:spacing w:line="336" w:lineRule="auto" w:after="180"/>
-      </w:pPr>
-      <w:r>
-        <w:rPr>
-          <w:b w:val="0"/>
-        </w:rPr>
-        <w:t xml:space="preserve">Show your trace, calculation or </w:t>
+        <w:t xml:space="preserve">The project change and </w:t>
       </w:r>
       <w:r>
         <w:rPr>
@@ -580,308 +617,6 @@
         </w:rPr>
         <w:t>evidence</w:t>
       </w:r>
-    </w:p>
-    <w:p>
-      <w:pPr>
-        <w:pStyle w:val="Heading3"/>
-      </w:pPr>
-      <w:r>
-        <w:t>Write or draw your reasoning and evidence.</w:t>
-      </w:r>
-    </w:p>
-    <w:p>
-      <w:r>
-        <w:t>________________________________________________________________</w:t>
-      </w:r>
-    </w:p>
-    <w:p>
-      <w:r>
-        <w:t>________________________________________________________________</w:t>
-      </w:r>
-    </w:p>
-    <w:p>
-      <w:r>
-        <w:t>________________________________________________________________</w:t>
-      </w:r>
-    </w:p>
-    <w:p>
-      <w:r>
-        <w:t>________________________________________________________________</w:t>
-      </w:r>
-    </w:p>
-    <w:p>
-      <w:r>
-        <w:t>________________________________________________________________</w:t>
-      </w:r>
-    </w:p>
-    <w:p>
-      <w:pPr>
-        <w:pStyle w:val="Heading1"/>
-      </w:pPr>
-      <w:r>
-        <w:t>07. Check a changed case</w:t>
-      </w:r>
-    </w:p>
-    <w:p>
-      <w:r>
-        <w:t>Apply the procedure to the changed case and record why the conclusion follows.</w:t>
-      </w:r>
-    </w:p>
-    <w:p>
-      <w:pPr>
-        <w:spacing w:line="336" w:lineRule="auto" w:after="180"/>
-      </w:pPr>
-      <w:r>
-        <w:rPr>
-          <w:b w:val="0"/>
-        </w:rPr>
-        <w:t>A recommender must receive a topic, find matching books and show one title. Split the goal into three tasks and state what passes between them.</w:t>
-      </w:r>
-    </w:p>
-    <w:p>
-      <w:pPr>
-        <w:spacing w:line="336" w:lineRule="auto" w:after="180"/>
-      </w:pPr>
-      <w:r>
-        <w:rPr>
-          <w:b w:val="0"/>
-        </w:rPr>
-        <w:t>My independent answer and reason</w:t>
-      </w:r>
-    </w:p>
-    <w:p>
-      <w:pPr>
-        <w:pStyle w:val="Heading3"/>
-      </w:pPr>
-      <w:r>
-        <w:t>Write or draw your reasoning and evidence.</w:t>
-      </w:r>
-    </w:p>
-    <w:p>
-      <w:r>
-        <w:t>________________________________________________________________</w:t>
-      </w:r>
-    </w:p>
-    <w:p>
-      <w:r>
-        <w:t>________________________________________________________________</w:t>
-      </w:r>
-    </w:p>
-    <w:p>
-      <w:r>
-        <w:t>________________________________________________________________</w:t>
-      </w:r>
-    </w:p>
-    <w:p>
-      <w:r>
-        <w:t>________________________________________________________________</w:t>
-      </w:r>
-    </w:p>
-    <w:p>
-      <w:r>
-        <w:t>________________________________________________________________</w:t>
-      </w:r>
-    </w:p>
-    <w:p>
-      <w:pPr>
-        <w:pStyle w:val="Heading3"/>
-      </w:pPr>
-      <w:r>
-        <w:t>Week 2 Test and reflect</w:t>
-      </w:r>
-    </w:p>
-    <w:p>
-      <w:pPr>
-        <w:pStyle w:val="Heading1"/>
-      </w:pPr>
-      <w:r>
-        <w:t>08. Design a revealing test</w:t>
-      </w:r>
-    </w:p>
-    <w:p>
-      <w:r>
-        <w:t>Specify a changed input, expected result and observation separately.</w:t>
-      </w:r>
-    </w:p>
-    <w:p>
-      <w:pPr>
-        <w:spacing w:line="336" w:lineRule="auto" w:after="180"/>
-      </w:pPr>
-      <w:r>
-        <w:rPr>
-          <w:b w:val="0"/>
-        </w:rPr>
-        <w:t xml:space="preserve">Create a changed </w:t>
-      </w:r>
-      <w:r>
-        <w:rPr>
-          <w:b/>
-        </w:rPr>
-        <w:t>input</w:t>
-      </w:r>
-      <w:r>
-        <w:rPr>
-          <w:b w:val="0"/>
-        </w:rPr>
-        <w:t>, boundary case or missing-information case. Write the expected answer or safe response before testing.</w:t>
-      </w:r>
-    </w:p>
-    <w:tbl>
-      <w:tblPr>
-        <w:tblStyle w:val="LightShading-Accent1"/>
-        <w:tblW w:type="auto" w:w="0"/>
-        <w:tblLook w:firstColumn="1" w:firstRow="1" w:lastColumn="0" w:lastRow="0" w:noHBand="0" w:noVBand="1" w:val="04A0"/>
-      </w:tblPr>
-      <w:tblGrid>
-        <w:gridCol w:w="5112"/>
-        <w:gridCol w:w="5112"/>
-      </w:tblGrid>
-      <w:tr>
-        <w:trPr>
-          <w:tblHeader/>
-        </w:trPr>
-        <w:tc>
-          <w:tcPr>
-            <w:tcW w:type="dxa" w:w="5112"/>
-          </w:tcPr>
-          <w:p>
-            <w:r>
-              <w:t>Test record</w:t>
-            </w:r>
-          </w:p>
-        </w:tc>
-        <w:tc>
-          <w:tcPr>
-            <w:tcW w:type="dxa" w:w="5112"/>
-          </w:tcPr>
-          <w:p>
-            <w:r>
-              <w:t>My evidence</w:t>
-            </w:r>
-          </w:p>
-        </w:tc>
-      </w:tr>
-      <w:tr>
-        <w:tc>
-          <w:tcPr>
-            <w:tcW w:type="dxa" w:w="5112"/>
-          </w:tcPr>
-          <w:p>
-            <w:r>
-              <w:t>Changed input or condition</w:t>
-            </w:r>
-          </w:p>
-        </w:tc>
-        <w:tc>
-          <w:tcPr>
-            <w:tcW w:type="dxa" w:w="5112"/>
-          </w:tcPr>
-          <w:p>
-            <w:r/>
-          </w:p>
-        </w:tc>
-      </w:tr>
-      <w:tr>
-        <w:tc>
-          <w:tcPr>
-            <w:tcW w:type="dxa" w:w="5112"/>
-          </w:tcPr>
-          <w:p>
-            <w:r>
-              <w:t>Expected answer or fallback</w:t>
-            </w:r>
-          </w:p>
-        </w:tc>
-        <w:tc>
-          <w:tcPr>
-            <w:tcW w:type="dxa" w:w="5112"/>
-          </w:tcPr>
-          <w:p>
-            <w:r/>
-          </w:p>
-        </w:tc>
-      </w:tr>
-      <w:tr>
-        <w:tc>
-          <w:tcPr>
-            <w:tcW w:type="dxa" w:w="5112"/>
-          </w:tcPr>
-          <w:p>
-            <w:r>
-              <w:t>Observed result</w:t>
-            </w:r>
-          </w:p>
-        </w:tc>
-        <w:tc>
-          <w:tcPr>
-            <w:tcW w:type="dxa" w:w="5112"/>
-          </w:tcPr>
-          <w:p>
-            <w:r/>
-          </w:p>
-        </w:tc>
-      </w:tr>
-      <w:tr>
-        <w:tc>
-          <w:tcPr>
-            <w:tcW w:type="dxa" w:w="5112"/>
-          </w:tcPr>
-          <w:p>
-            <w:r>
-              <w:t>Why the result occurred</w:t>
-            </w:r>
-          </w:p>
-        </w:tc>
-        <w:tc>
-          <w:tcPr>
-            <w:tcW w:type="dxa" w:w="5112"/>
-          </w:tcPr>
-          <w:p>
-            <w:r/>
-          </w:p>
-        </w:tc>
-      </w:tr>
-    </w:tbl>
-    <w:p>
-      <w:pPr>
-        <w:pStyle w:val="Heading1"/>
-      </w:pPr>
-      <w:r>
-        <w:t>09. Project checkpoint</w:t>
-      </w:r>
-    </w:p>
-    <w:p>
-      <w:r>
-        <w:t>Justify what Decompose a Goal adds to Transparent Book Recommender and keep the evidence.</w:t>
-      </w:r>
-    </w:p>
-    <w:p>
-      <w:pPr>
-        <w:spacing w:line="336" w:lineRule="auto" w:after="180"/>
-      </w:pPr>
-      <w:r>
-        <w:rPr>
-          <w:b w:val="0"/>
-        </w:rPr>
-        <w:t>Separate reader profile, book data, score calculation, ranking, and explanation.</w:t>
-      </w:r>
-    </w:p>
-    <w:p>
-      <w:pPr>
-        <w:spacing w:line="336" w:lineRule="auto" w:after="180"/>
-      </w:pPr>
-      <w:r>
-        <w:rPr>
-          <w:b w:val="0"/>
-        </w:rPr>
-        <w:t xml:space="preserve">The project change and </w:t>
-      </w:r>
-      <w:r>
-        <w:rPr>
-          <w:b/>
-        </w:rPr>
-        <w:t>evidence</w:t>
-      </w:r>
       <w:r>
         <w:rPr>
           <w:b w:val="0"/>
@@ -927,680 +662,20 @@
         <w:pStyle w:val="Heading1"/>
       </w:pPr>
       <w:r>
-        <w:t>10. Self check</w:t>
-      </w:r>
-    </w:p>
-    <w:p>
-      <w:r>
-        <w:t>Judge explanation, evidence, transfer and limits separately; attach the work behind your judgement.</w:t>
-      </w:r>
-    </w:p>
-    <w:p>
-      <w:pPr>
-        <w:pStyle w:val="ListBullet"/>
-      </w:pPr>
-      <w:r>
-        <w:t>I can explain the mechanism.</w:t>
-      </w:r>
-    </w:p>
-    <w:p>
-      <w:pPr>
-        <w:pStyle w:val="ListBullet"/>
-      </w:pPr>
-      <w:r>
-        <w:t>I can show evidence.</w:t>
-      </w:r>
-    </w:p>
-    <w:p>
-      <w:pPr>
-        <w:pStyle w:val="ListBullet"/>
-      </w:pPr>
-      <w:r>
-        <w:t>I can handle a changed case.</w:t>
-      </w:r>
-    </w:p>
-    <w:p>
-      <w:pPr>
-        <w:pStyle w:val="ListBullet"/>
-      </w:pPr>
-      <w:r>
-        <w:t>I can name a limit.</w:t>
-      </w:r>
-    </w:p>
-    <w:p>
-      <w:r>
-        <w:t>Mark each as not yet, with help or independently, and attach supporting work.</w:t>
-      </w:r>
-    </w:p>
-    <w:p>
-      <w:pPr>
-        <w:spacing w:line="336" w:lineRule="auto" w:after="180"/>
-      </w:pPr>
-      <w:r>
-        <w:rPr>
-          <w:b w:val="0"/>
-        </w:rPr>
-        <w:t>Teacher review ____________________  Next step ____________________</w:t>
-      </w:r>
-    </w:p>
-    <w:p>
-      <w:pPr>
-        <w:pStyle w:val="Heading1"/>
-      </w:pPr>
-      <w:r>
-        <w:t>11. Transfer practice from the original programme</w:t>
-      </w:r>
-    </w:p>
-    <w:p>
-      <w:r>
-        <w:t>Use this earlier case as transfer practice. A case already discussed with feedback is not fresh assessment evidence.</w:t>
-      </w:r>
-    </w:p>
-    <w:p>
-      <w:pPr>
-        <w:spacing w:line="336" w:lineRule="auto" w:after="180"/>
-      </w:pPr>
-      <w:r>
-        <w:rPr>
-          <w:b/>
-        </w:rPr>
-        <w:t>Decompose</w:t>
-      </w:r>
-      <w:r>
-        <w:rPr>
-          <w:b w:val="0"/>
-        </w:rPr>
-        <w:t xml:space="preserve"> a recommender for books under 120 pages in a requested genre. A teammate scores every book before checking the page limit. Explain a clearer order and the record passed between stages.</w:t>
-      </w:r>
-    </w:p>
-    <w:p>
-      <w:pPr>
-        <w:pStyle w:val="Heading3"/>
-      </w:pPr>
-      <w:r>
-        <w:t>My independently reasoned answer</w:t>
-      </w:r>
-    </w:p>
-    <w:p>
-      <w:r>
-        <w:t>________________________________________________________________</w:t>
-      </w:r>
-    </w:p>
-    <w:p>
-      <w:r>
-        <w:t>________________________________________________________________</w:t>
-      </w:r>
-    </w:p>
-    <w:p>
-      <w:r>
-        <w:t>________________________________________________________________</w:t>
-      </w:r>
-    </w:p>
-    <w:p>
-      <w:r>
-        <w:t>________________________________________________________________</w:t>
-      </w:r>
-    </w:p>
-    <w:p>
-      <w:r>
-        <w:t>________________________________________________________________</w:t>
-      </w:r>
-    </w:p>
-    <w:p>
-      <w:r>
-        <w:t>________________________________________________________________</w:t>
-      </w:r>
-    </w:p>
-    <w:p>
-      <w:r>
-        <w:t>________________________________________________________________</w:t>
-      </w:r>
-    </w:p>
-    <w:p>
-      <w:pPr>
-        <w:spacing w:line="336" w:lineRule="auto" w:after="180"/>
-      </w:pPr>
-      <w:r>
-        <w:rPr>
-          <w:b w:val="0"/>
-        </w:rPr>
-        <w:t>Record support used: none, hint or teacher explanation.</w:t>
-      </w:r>
-    </w:p>
-    <w:p>
-      <w:pPr>
-        <w:pStyle w:val="Heading1"/>
-      </w:pPr>
-      <w:r>
-        <w:t>12. W1 Label the parts</w:t>
-      </w:r>
-    </w:p>
-    <w:p>
-      <w:r>
-        <w:t>Label the parts. Apply the supplied Decompose a Goal facts and keep your reasoning.</w:t>
-      </w:r>
-    </w:p>
-    <w:p>
-      <w:pPr>
-        <w:spacing w:line="336" w:lineRule="auto" w:after="180"/>
-      </w:pPr>
-      <w:r>
-        <w:rPr>
-          <w:b w:val="0"/>
-        </w:rPr>
-        <w:t xml:space="preserve">In def show_remaining(capacity, used), identify the </w:t>
-      </w:r>
-      <w:r>
-        <w:rPr>
-          <w:b/>
-        </w:rPr>
-        <w:t>function</w:t>
-      </w:r>
-      <w:r>
-        <w:rPr>
-          <w:b w:val="0"/>
-        </w:rPr>
-        <w:t xml:space="preserve"> name and </w:t>
-      </w:r>
-      <w:r>
-        <w:rPr>
-          <w:b/>
-        </w:rPr>
-        <w:t>parameter</w:t>
-      </w:r>
-      <w:r>
-        <w:rPr>
-          <w:b w:val="0"/>
-        </w:rPr>
-        <w:t xml:space="preserve">s. In show_remaining(15, 6), identify the </w:t>
-      </w:r>
-      <w:r>
-        <w:rPr>
-          <w:b/>
-        </w:rPr>
-        <w:t>argument</w:t>
-      </w:r>
-      <w:r>
-        <w:rPr>
-          <w:b w:val="0"/>
-        </w:rPr>
-        <w:t xml:space="preserve">s and their matching </w:t>
-      </w:r>
-      <w:r>
-        <w:rPr>
-          <w:b/>
-        </w:rPr>
-        <w:t>parameter</w:t>
-      </w:r>
-      <w:r>
-        <w:rPr>
-          <w:b w:val="0"/>
-        </w:rPr>
-        <w:t>s.</w:t>
-      </w:r>
-    </w:p>
-    <w:p>
-      <w:pPr>
-        <w:pStyle w:val="Heading3"/>
-      </w:pPr>
-      <w:r>
-        <w:t>My reasoning and evidence</w:t>
-      </w:r>
-    </w:p>
-    <w:p>
-      <w:r>
-        <w:t>________________________________________________________________</w:t>
-      </w:r>
-    </w:p>
-    <w:p>
-      <w:r>
-        <w:t>________________________________________________________________</w:t>
-      </w:r>
-    </w:p>
-    <w:p>
-      <w:r>
-        <w:t>________________________________________________________________</w:t>
-      </w:r>
-    </w:p>
-    <w:p>
-      <w:r>
-        <w:t>________________________________________________________________</w:t>
-      </w:r>
-    </w:p>
-    <w:p>
-      <w:r>
-        <w:t>________________________________________________________________</w:t>
-      </w:r>
-    </w:p>
-    <w:p>
-      <w:r>
-        <w:t>________________________________________________________________</w:t>
-      </w:r>
-    </w:p>
-    <w:p>
-      <w:pPr>
-        <w:pStyle w:val="Heading1"/>
-      </w:pPr>
-      <w:r>
-        <w:t>13. W2 Follow the execution order</w:t>
-      </w:r>
-    </w:p>
-    <w:p>
-      <w:r>
-        <w:t>Follow the execution order. Apply the supplied Decompose a Goal facts and keep your reasoning.</w:t>
-      </w:r>
-    </w:p>
-    <w:p>
-      <w:pPr>
-        <w:spacing w:line="336" w:lineRule="auto" w:after="180"/>
-      </w:pPr>
-      <w:r>
-        <w:rPr>
-          <w:b w:val="0"/>
-        </w:rPr>
-        <w:t xml:space="preserve">Using the correct </w:t>
-      </w:r>
-      <w:r>
-        <w:rPr>
-          <w:b/>
-        </w:rPr>
-        <w:t>definition</w:t>
-      </w:r>
-      <w:r>
-        <w:rPr>
-          <w:b w:val="0"/>
-        </w:rPr>
-        <w:t xml:space="preserve">, predict show_remaining(8, 3), show_remaining(8, 8) and show_remaining(8, 0) in that order. Explain what happens if the file contains only the </w:t>
-      </w:r>
-      <w:r>
-        <w:rPr>
-          <w:b/>
-        </w:rPr>
-        <w:t>definition</w:t>
-      </w:r>
-      <w:r>
-        <w:rPr>
-          <w:b w:val="0"/>
-        </w:rPr>
-        <w:t>.</w:t>
-      </w:r>
-    </w:p>
-    <w:p>
-      <w:pPr>
-        <w:pStyle w:val="Heading3"/>
-      </w:pPr>
-      <w:r>
-        <w:t>My reasoning and evidence</w:t>
-      </w:r>
-    </w:p>
-    <w:p>
-      <w:r>
-        <w:t>________________________________________________________________</w:t>
-      </w:r>
-    </w:p>
-    <w:p>
-      <w:r>
-        <w:t>________________________________________________________________</w:t>
-      </w:r>
-    </w:p>
-    <w:p>
-      <w:r>
-        <w:t>________________________________________________________________</w:t>
-      </w:r>
-    </w:p>
-    <w:p>
-      <w:r>
-        <w:t>________________________________________________________________</w:t>
-      </w:r>
-    </w:p>
-    <w:p>
-      <w:r>
-        <w:t>________________________________________________________________</w:t>
-      </w:r>
-    </w:p>
-    <w:p>
-      <w:r>
-        <w:t>________________________________________________________________</w:t>
-      </w:r>
-    </w:p>
-    <w:p>
-      <w:pPr>
-        <w:pStyle w:val="Heading1"/>
-      </w:pPr>
-      <w:r>
-        <w:t>14. W3 Repair ignored arguments</w:t>
-      </w:r>
-    </w:p>
-    <w:p>
-      <w:r>
-        <w:t>Repair ignored arguments. Apply the supplied Decompose a Goal facts and keep your reasoning.</w:t>
-      </w:r>
-    </w:p>
-    <w:p>
-      <w:pPr>
-        <w:spacing w:line="336" w:lineRule="auto" w:after="180"/>
-      </w:pPr>
-      <w:r>
-        <w:rPr>
-          <w:b w:val="0"/>
-        </w:rPr>
-        <w:t xml:space="preserve">The faulty body calculates 12 - 4 regardless of the </w:t>
-      </w:r>
-      <w:r>
-        <w:rPr>
-          <w:b/>
-        </w:rPr>
-        <w:t>call</w:t>
-      </w:r>
-      <w:r>
-        <w:rPr>
-          <w:b w:val="0"/>
-        </w:rPr>
-        <w:t xml:space="preserve">. State the </w:t>
-      </w:r>
-      <w:r>
-        <w:rPr>
-          <w:b/>
-        </w:rPr>
-        <w:t>output</w:t>
-      </w:r>
-      <w:r>
-        <w:rPr>
-          <w:b w:val="0"/>
-        </w:rPr>
-        <w:t xml:space="preserve"> and expected </w:t>
-      </w:r>
-      <w:r>
-        <w:rPr>
-          <w:b/>
-        </w:rPr>
-        <w:t>output</w:t>
-      </w:r>
-      <w:r>
-        <w:rPr>
-          <w:b w:val="0"/>
-        </w:rPr>
-        <w:t xml:space="preserve"> for show_remaining(11, 2). Repair the expression and name an earlier </w:t>
-      </w:r>
-      <w:r>
-        <w:rPr>
-          <w:b/>
-        </w:rPr>
-        <w:t>call</w:t>
-      </w:r>
-      <w:r>
-        <w:rPr>
-          <w:b w:val="0"/>
-        </w:rPr>
-        <w:t xml:space="preserve"> to rerun.</w:t>
-      </w:r>
-    </w:p>
-    <w:p>
-      <w:pPr>
-        <w:pStyle w:val="Heading3"/>
-      </w:pPr>
-      <w:r>
-        <w:t>My reasoning and evidence</w:t>
-      </w:r>
-    </w:p>
-    <w:p>
-      <w:r>
-        <w:t>________________________________________________________________</w:t>
-      </w:r>
-    </w:p>
-    <w:p>
-      <w:r>
-        <w:t>________________________________________________________________</w:t>
-      </w:r>
-    </w:p>
-    <w:p>
-      <w:r>
-        <w:t>________________________________________________________________</w:t>
-      </w:r>
-    </w:p>
-    <w:p>
-      <w:r>
-        <w:t>________________________________________________________________</w:t>
-      </w:r>
-    </w:p>
-    <w:p>
-      <w:r>
-        <w:t>________________________________________________________________</w:t>
-      </w:r>
-    </w:p>
-    <w:p>
-      <w:r>
-        <w:t>________________________________________________________________</w:t>
-      </w:r>
-    </w:p>
-    <w:p>
-      <w:pPr>
-        <w:pStyle w:val="Heading1"/>
-      </w:pPr>
-      <w:r>
-        <w:t>15. W4 Create a new function independently</w:t>
-      </w:r>
-    </w:p>
-    <w:p>
-      <w:r>
-        <w:t>Attempt before feedback. If this repeats the selected independent case, reuse that first attempt; otherwise keep a separate record. Create a new function independently. Apply the supplied Decompose a Goal facts and keep your reasoning.</w:t>
-      </w:r>
-    </w:p>
-    <w:p>
-      <w:pPr>
-        <w:spacing w:line="336" w:lineRule="auto" w:after="180"/>
-      </w:pPr>
-      <w:r>
-        <w:rPr>
-          <w:b w:val="0"/>
-        </w:rPr>
-        <w:t xml:space="preserve">Each sealed box contains 6 counters. Define show_stock(boxes, loose) to print the total counters using its two </w:t>
-      </w:r>
-      <w:r>
-        <w:rPr>
-          <w:b/>
-        </w:rPr>
-        <w:t>parameter</w:t>
-      </w:r>
-      <w:r>
-        <w:rPr>
-          <w:b w:val="0"/>
-        </w:rPr>
-        <w:t xml:space="preserve">s. Assume nonnegative integer </w:t>
-      </w:r>
-      <w:r>
-        <w:rPr>
-          <w:b/>
-        </w:rPr>
-        <w:t>argument</w:t>
-      </w:r>
-      <w:r>
-        <w:rPr>
-          <w:b w:val="0"/>
-        </w:rPr>
-        <w:t xml:space="preserve">s. </w:t>
-      </w:r>
-      <w:r>
-        <w:rPr>
-          <w:b/>
-        </w:rPr>
-        <w:t>Call</w:t>
-      </w:r>
-      <w:r>
-        <w:rPr>
-          <w:b w:val="0"/>
-        </w:rPr>
-        <w:t xml:space="preserve"> it with (3, 2), (0, 2) and (3, 0).</w:t>
-      </w:r>
-    </w:p>
-    <w:p>
-      <w:pPr>
-        <w:spacing w:line="336" w:lineRule="auto" w:after="180"/>
-      </w:pPr>
-      <w:r>
-        <w:rPr>
-          <w:b w:val="0"/>
-        </w:rPr>
-        <w:t xml:space="preserve">Predict each </w:t>
-      </w:r>
-      <w:r>
-        <w:rPr>
-          <w:b/>
-        </w:rPr>
-        <w:t>output</w:t>
-      </w:r>
-      <w:r>
-        <w:rPr>
-          <w:b w:val="0"/>
-        </w:rPr>
-        <w:t xml:space="preserve"> and explain why show_stock(2, 3) is a different case.</w:t>
-      </w:r>
-    </w:p>
-    <w:p>
-      <w:pPr>
-        <w:pStyle w:val="Heading3"/>
-      </w:pPr>
-      <w:r>
-        <w:t>My reasoning and evidence</w:t>
-      </w:r>
-    </w:p>
-    <w:p>
-      <w:r>
-        <w:t>________________________________________________________________</w:t>
-      </w:r>
-    </w:p>
-    <w:p>
-      <w:r>
-        <w:t>________________________________________________________________</w:t>
-      </w:r>
-    </w:p>
-    <w:p>
-      <w:r>
-        <w:t>________________________________________________________________</w:t>
-      </w:r>
-    </w:p>
-    <w:p>
-      <w:r>
-        <w:t>________________________________________________________________</w:t>
-      </w:r>
-    </w:p>
-    <w:p>
-      <w:r>
-        <w:t>________________________________________________________________</w:t>
-      </w:r>
-    </w:p>
-    <w:p>
-      <w:r>
-        <w:t>________________________________________________________________</w:t>
-      </w:r>
-    </w:p>
-    <w:p>
-      <w:r>
-        <w:t>________________________________________________________________</w:t>
-      </w:r>
-    </w:p>
-    <w:p>
-      <w:r>
-        <w:t>________________________________________________________________</w:t>
-      </w:r>
-    </w:p>
-    <w:p>
-      <w:pPr>
-        <w:pStyle w:val="Heading1"/>
-      </w:pPr>
-      <w:r>
-        <w:t>16. W5 State the input assumption</w:t>
-      </w:r>
-    </w:p>
-    <w:p>
-      <w:r>
-        <w:t>State the input assumption. Apply the supplied Decompose a Goal facts and keep your reasoning.</w:t>
-      </w:r>
-    </w:p>
-    <w:p>
-      <w:pPr>
-        <w:spacing w:line="336" w:lineRule="auto" w:after="180"/>
-      </w:pPr>
-      <w:r>
-        <w:rPr>
-          <w:b w:val="0"/>
-        </w:rPr>
-        <w:t xml:space="preserve">The correct subtraction </w:t>
-      </w:r>
-      <w:r>
-        <w:rPr>
-          <w:b/>
-        </w:rPr>
-        <w:t>function</w:t>
-      </w:r>
-      <w:r>
-        <w:rPr>
-          <w:b w:val="0"/>
-        </w:rPr>
-        <w:t xml:space="preserve"> prints -1 for show_remaining(4, 5). Does successful execution make this a valid cupboard record? Explain what the </w:t>
-      </w:r>
-      <w:r>
-        <w:rPr>
-          <w:b/>
-        </w:rPr>
-        <w:t>function</w:t>
-      </w:r>
-      <w:r>
-        <w:rPr>
-          <w:b w:val="0"/>
-        </w:rPr>
-        <w:t xml:space="preserve"> assumes and what needs checking.</w:t>
-      </w:r>
-    </w:p>
-    <w:p>
-      <w:pPr>
-        <w:pStyle w:val="Heading3"/>
-      </w:pPr>
-      <w:r>
-        <w:t>My reasoning and evidence</w:t>
-      </w:r>
-    </w:p>
-    <w:p>
-      <w:r>
-        <w:t>________________________________________________________________</w:t>
-      </w:r>
-    </w:p>
-    <w:p>
-      <w:r>
-        <w:t>________________________________________________________________</w:t>
-      </w:r>
-    </w:p>
-    <w:p>
-      <w:r>
-        <w:t>________________________________________________________________</w:t>
-      </w:r>
-    </w:p>
-    <w:p>
-      <w:r>
-        <w:t>________________________________________________________________</w:t>
-      </w:r>
-    </w:p>
-    <w:p>
-      <w:r>
-        <w:t>________________________________________________________________</w:t>
-      </w:r>
-    </w:p>
-    <w:p>
-      <w:r>
-        <w:t>________________________________________________________________</w:t>
-      </w:r>
-    </w:p>
-    <w:p>
-      <w:pPr>
-        <w:pStyle w:val="Heading1"/>
-      </w:pPr>
-      <w:r>
-        <w:t>17. Feedback, return check and learning record</w:t>
-      </w:r>
-    </w:p>
-    <w:p>
-      <w:r>
-        <w:t>Record the first repaired step and a different case to revisit after a delay.</w:t>
+        <w:t>17. Feedback · Repair and return</w:t>
+      </w:r>
+    </w:p>
+    <w:p>
+      <w:r>
+        <w:t>Keep the first attempt, the repair and a changed-case return.</w:t>
+      </w:r>
+    </w:p>
+    <w:p>
+      <w:pPr>
+        <w:pStyle w:val="Heading2"/>
+      </w:pPr>
+      <w:r>
+        <w:t>Your evidence record</w:t>
       </w:r>
     </w:p>
     <w:tbl>
@@ -1755,12 +830,975 @@
         <w:pStyle w:val="Heading1"/>
       </w:pPr>
       <w:r>
-        <w:t>18. Pictorial case practice: Decompose a Goal</w:t>
-      </w:r>
-    </w:p>
-    <w:p>
-      <w:r>
-        <w:t>A fictional library computes total spine labels needed for several equal shelves. Explain the labelled step before checking the changed condition.</w:t>
+        <w:t>10. Finish · Judge the evidence in your work</w:t>
+      </w:r>
+    </w:p>
+    <w:p>
+      <w:r>
+        <w:t>Point to work that supports your confidence level.</w:t>
+      </w:r>
+    </w:p>
+    <w:p>
+      <w:pPr>
+        <w:pStyle w:val="Heading2"/>
+      </w:pPr>
+      <w:r>
+        <w:t>Your evidence record</w:t>
+      </w:r>
+    </w:p>
+    <w:p>
+      <w:pPr>
+        <w:pStyle w:val="ListBullet"/>
+      </w:pPr>
+      <w:r>
+        <w:t>I can explain the mechanism.</w:t>
+      </w:r>
+    </w:p>
+    <w:p>
+      <w:pPr>
+        <w:pStyle w:val="ListBullet"/>
+      </w:pPr>
+      <w:r>
+        <w:t>I can show evidence.</w:t>
+      </w:r>
+    </w:p>
+    <w:p>
+      <w:pPr>
+        <w:pStyle w:val="ListBullet"/>
+      </w:pPr>
+      <w:r>
+        <w:t>I can handle a changed case.</w:t>
+      </w:r>
+    </w:p>
+    <w:p>
+      <w:pPr>
+        <w:pStyle w:val="ListBullet"/>
+      </w:pPr>
+      <w:r>
+        <w:t>I can name a limit.</w:t>
+      </w:r>
+    </w:p>
+    <w:p>
+      <w:r>
+        <w:t>Mark each as not yet, with help or independently, and attach supporting work.</w:t>
+      </w:r>
+    </w:p>
+    <w:p>
+      <w:pPr>
+        <w:spacing w:line="336" w:lineRule="auto" w:after="180"/>
+      </w:pPr>
+      <w:r>
+        <w:rPr>
+          <w:b w:val="0"/>
+        </w:rPr>
+        <w:t>Teacher review ____________________  Next step ____________________</w:t>
+      </w:r>
+    </w:p>
+    <w:p>
+      <w:pPr>
+        <w:pStyle w:val="Heading1"/>
+      </w:pPr>
+      <w:r>
+        <w:t>Reference bank and extra practice</w:t>
+      </w:r>
+    </w:p>
+    <w:p>
+      <w:pPr>
+        <w:pStyle w:val="Heading1"/>
+      </w:pPr>
+      <w:r>
+        <w:t>02. Reference · Supported W2 record</w:t>
+      </w:r>
+    </w:p>
+    <w:p>
+      <w:r>
+        <w:t>This is the same W2 attempt. Keep one response record.</w:t>
+      </w:r>
+    </w:p>
+    <w:p>
+      <w:pPr>
+        <w:pStyle w:val="Heading2"/>
+      </w:pPr>
+      <w:r>
+        <w:t>Use this when helpful</w:t>
+      </w:r>
+    </w:p>
+    <w:p>
+      <w:pPr>
+        <w:spacing w:line="336" w:lineRule="auto" w:after="180"/>
+      </w:pPr>
+      <w:r>
+        <w:rPr>
+          <w:b w:val="0"/>
+        </w:rPr>
+        <w:t xml:space="preserve">Use W2: Follow the execution order for </w:t>
+      </w:r>
+      <w:r>
+        <w:rPr>
+          <w:b/>
+        </w:rPr>
+        <w:t>Function</w:t>
+      </w:r>
+      <w:r>
+        <w:rPr>
+          <w:b w:val="0"/>
+        </w:rPr>
+        <w:t xml:space="preserve">s and </w:t>
+      </w:r>
+      <w:r>
+        <w:rPr>
+          <w:b/>
+        </w:rPr>
+        <w:t>argument</w:t>
+      </w:r>
+      <w:r>
+        <w:rPr>
+          <w:b w:val="0"/>
+        </w:rPr>
+        <w:t>s. Record the answer once; the lesson and workbook refer to the same attempt.</w:t>
+      </w:r>
+    </w:p>
+    <w:tbl>
+      <w:tblPr>
+        <w:tblStyle w:val="LightShading-Accent1"/>
+        <w:tblW w:type="auto" w:w="0"/>
+        <w:tblLook w:firstColumn="1" w:firstRow="1" w:lastColumn="0" w:lastRow="0" w:noHBand="0" w:noVBand="1" w:val="04A0"/>
+      </w:tblPr>
+      <w:tblGrid>
+        <w:gridCol w:w="2556"/>
+        <w:gridCol w:w="2556"/>
+        <w:gridCol w:w="2556"/>
+        <w:gridCol w:w="2556"/>
+      </w:tblGrid>
+      <w:tr>
+        <w:trPr>
+          <w:tblHeader/>
+        </w:trPr>
+        <w:tc>
+          <w:tcPr>
+            <w:tcW w:type="dxa" w:w="2556"/>
+          </w:tcPr>
+          <w:p>
+            <w:r>
+              <w:t>Given inputs</w:t>
+            </w:r>
+          </w:p>
+        </w:tc>
+        <w:tc>
+          <w:tcPr>
+            <w:tcW w:type="dxa" w:w="2556"/>
+          </w:tcPr>
+          <w:p>
+            <w:r>
+              <w:t>Procedure I chose</w:t>
+            </w:r>
+          </w:p>
+        </w:tc>
+        <w:tc>
+          <w:tcPr>
+            <w:tcW w:type="dxa" w:w="2556"/>
+          </w:tcPr>
+          <w:p>
+            <w:r>
+              <w:t>Middle steps</w:t>
+            </w:r>
+          </w:p>
+        </w:tc>
+        <w:tc>
+          <w:tcPr>
+            <w:tcW w:type="dxa" w:w="2556"/>
+          </w:tcPr>
+          <w:p>
+            <w:r>
+              <w:t>Result and check</w:t>
+            </w:r>
+          </w:p>
+        </w:tc>
+      </w:tr>
+      <w:tr>
+        <w:tc>
+          <w:tcPr>
+            <w:tcW w:type="dxa" w:w="2556"/>
+          </w:tcPr>
+          <w:p>
+            <w:r/>
+          </w:p>
+        </w:tc>
+        <w:tc>
+          <w:tcPr>
+            <w:tcW w:type="dxa" w:w="2556"/>
+          </w:tcPr>
+          <w:p>
+            <w:r/>
+          </w:p>
+        </w:tc>
+        <w:tc>
+          <w:tcPr>
+            <w:tcW w:type="dxa" w:w="2556"/>
+          </w:tcPr>
+          <w:p>
+            <w:r/>
+          </w:p>
+        </w:tc>
+        <w:tc>
+          <w:tcPr>
+            <w:tcW w:type="dxa" w:w="2556"/>
+          </w:tcPr>
+          <w:p>
+            <w:r/>
+          </w:p>
+        </w:tc>
+      </w:tr>
+    </w:tbl>
+    <w:p>
+      <w:pPr>
+        <w:pStyle w:val="Heading3"/>
+      </w:pPr>
+      <w:r>
+        <w:t>The step I completed without help, and the hint I needed</w:t>
+      </w:r>
+    </w:p>
+    <w:p>
+      <w:r>
+        <w:t>________________________________________________________________</w:t>
+      </w:r>
+    </w:p>
+    <w:p>
+      <w:r>
+        <w:t>________________________________________________________________</w:t>
+      </w:r>
+    </w:p>
+    <w:p>
+      <w:r>
+        <w:t>________________________________________________________________</w:t>
+      </w:r>
+    </w:p>
+    <w:p>
+      <w:pPr>
+        <w:pStyle w:val="Heading1"/>
+      </w:pPr>
+      <w:r>
+        <w:t>03. Extra practice · Repair the explanation</w:t>
+      </w:r>
+    </w:p>
+    <w:p>
+      <w:r>
+        <w:t>Explain the deciding fact before discussing the answer.</w:t>
+      </w:r>
+    </w:p>
+    <w:p>
+      <w:pPr>
+        <w:pStyle w:val="Heading2"/>
+      </w:pPr>
+      <w:r>
+        <w:t>Use this when helpful</w:t>
+      </w:r>
+    </w:p>
+    <w:p>
+      <w:pPr>
+        <w:spacing w:line="336" w:lineRule="auto" w:after="180"/>
+      </w:pPr>
+      <w:r>
+        <w:rPr>
+          <w:b w:val="0"/>
+        </w:rPr>
+        <w:t xml:space="preserve">Use the worked case for </w:t>
+      </w:r>
+      <w:r>
+        <w:rPr>
+          <w:b/>
+        </w:rPr>
+        <w:t>Function</w:t>
+      </w:r>
+      <w:r>
+        <w:rPr>
+          <w:b w:val="0"/>
+        </w:rPr>
+        <w:t xml:space="preserve">s and </w:t>
+      </w:r>
+      <w:r>
+        <w:rPr>
+          <w:b/>
+        </w:rPr>
+        <w:t>argument</w:t>
+      </w:r>
+      <w:r>
+        <w:rPr>
+          <w:b w:val="0"/>
+        </w:rPr>
+        <w:t>s. Proposed explanation: “Writing def runs the body immediately”. Decide whether this explanation is supported.</w:t>
+      </w:r>
+    </w:p>
+    <w:p>
+      <w:pPr>
+        <w:spacing w:line="336" w:lineRule="auto" w:after="180"/>
+      </w:pPr>
+      <w:r>
+        <w:rPr>
+          <w:b w:val="0"/>
+        </w:rPr>
+        <w:t>Point to the step or supplied fact that decides; explain your repair if needed.</w:t>
+      </w:r>
+    </w:p>
+    <w:p>
+      <w:pPr>
+        <w:pStyle w:val="Heading3"/>
+      </w:pPr>
+      <w:r>
+        <w:t>My explanation before partner discussion</w:t>
+      </w:r>
+    </w:p>
+    <w:p>
+      <w:r>
+        <w:t>________________________________________________________________</w:t>
+      </w:r>
+    </w:p>
+    <w:p>
+      <w:r>
+        <w:t>________________________________________________________________</w:t>
+      </w:r>
+    </w:p>
+    <w:p>
+      <w:r>
+        <w:t>________________________________________________________________</w:t>
+      </w:r>
+    </w:p>
+    <w:p>
+      <w:r>
+        <w:t>________________________________________________________________</w:t>
+      </w:r>
+    </w:p>
+    <w:p>
+      <w:pPr>
+        <w:pStyle w:val="Heading1"/>
+      </w:pPr>
+      <w:r>
+        <w:t>05. Reference · Original learning target</w:t>
+      </w:r>
+    </w:p>
+    <w:p>
+      <w:r>
+        <w:t>Use this target to inspect an explanation.</w:t>
+      </w:r>
+    </w:p>
+    <w:p>
+      <w:pPr>
+        <w:pStyle w:val="Heading2"/>
+      </w:pPr>
+      <w:r>
+        <w:t>Use this when helpful</w:t>
+      </w:r>
+    </w:p>
+    <w:p>
+      <w:pPr>
+        <w:spacing w:line="336" w:lineRule="auto" w:after="180"/>
+      </w:pPr>
+      <w:r>
+        <w:rPr>
+          <w:b/>
+        </w:rPr>
+        <w:t>Decompose</w:t>
+      </w:r>
+      <w:r>
+        <w:rPr>
+          <w:b w:val="0"/>
+        </w:rPr>
+        <w:t xml:space="preserve"> a recommender for books under 120 pages in a requested genre. A teammate scores every book before checking the page limit. Explain a clearer order and the record passed between stages.</w:t>
+      </w:r>
+    </w:p>
+    <w:p>
+      <w:pPr>
+        <w:pStyle w:val="Heading1"/>
+      </w:pPr>
+      <w:r>
+        <w:t>06. Extra practice · A complete case</w:t>
+      </w:r>
+    </w:p>
+    <w:p>
+      <w:r>
+        <w:t>Try the question before checking the worked explanation.</w:t>
+      </w:r>
+    </w:p>
+    <w:p>
+      <w:pPr>
+        <w:pStyle w:val="Heading2"/>
+      </w:pPr>
+      <w:r>
+        <w:t>Use this when helpful</w:t>
+      </w:r>
+    </w:p>
+    <w:p>
+      <w:pPr>
+        <w:spacing w:line="336" w:lineRule="auto" w:after="180"/>
+      </w:pPr>
+      <w:r>
+        <w:rPr>
+          <w:b w:val="0"/>
+        </w:rPr>
+        <w:t>A class wants to recommend one of five library books.</w:t>
+      </w:r>
+    </w:p>
+    <w:p>
+      <w:pPr>
+        <w:spacing w:line="336" w:lineRule="auto" w:after="180"/>
+      </w:pPr>
+      <w:r>
+        <w:rPr>
+          <w:b/>
+        </w:rPr>
+        <w:t>Decompose</w:t>
+      </w:r>
+      <w:r>
+        <w:rPr>
+          <w:b w:val="0"/>
+        </w:rPr>
+        <w:t xml:space="preserve"> the goal into checkable steps.</w:t>
+      </w:r>
+    </w:p>
+    <w:p>
+      <w:pPr>
+        <w:spacing w:line="336" w:lineRule="auto" w:after="180"/>
+      </w:pPr>
+      <w:r>
+        <w:rPr>
+          <w:b w:val="0"/>
+        </w:rPr>
+        <w:t xml:space="preserve">Show your trace, calculation or </w:t>
+      </w:r>
+      <w:r>
+        <w:rPr>
+          <w:b/>
+        </w:rPr>
+        <w:t>evidence</w:t>
+      </w:r>
+    </w:p>
+    <w:p>
+      <w:pPr>
+        <w:pStyle w:val="Heading3"/>
+      </w:pPr>
+      <w:r>
+        <w:t>Write or draw your reasoning and evidence.</w:t>
+      </w:r>
+    </w:p>
+    <w:p>
+      <w:r>
+        <w:t>________________________________________________________________</w:t>
+      </w:r>
+    </w:p>
+    <w:p>
+      <w:r>
+        <w:t>________________________________________________________________</w:t>
+      </w:r>
+    </w:p>
+    <w:p>
+      <w:r>
+        <w:t>________________________________________________________________</w:t>
+      </w:r>
+    </w:p>
+    <w:p>
+      <w:r>
+        <w:t>________________________________________________________________</w:t>
+      </w:r>
+    </w:p>
+    <w:p>
+      <w:r>
+        <w:t>________________________________________________________________</w:t>
+      </w:r>
+    </w:p>
+    <w:p>
+      <w:pPr>
+        <w:pStyle w:val="Heading1"/>
+      </w:pPr>
+      <w:r>
+        <w:t>07. Extra practice · A changed case</w:t>
+      </w:r>
+    </w:p>
+    <w:p>
+      <w:r>
+        <w:t>Keep this practice separate from the reserved independent attempt.</w:t>
+      </w:r>
+    </w:p>
+    <w:p>
+      <w:pPr>
+        <w:pStyle w:val="Heading2"/>
+      </w:pPr>
+      <w:r>
+        <w:t>Use this when helpful</w:t>
+      </w:r>
+    </w:p>
+    <w:p>
+      <w:pPr>
+        <w:spacing w:line="336" w:lineRule="auto" w:after="180"/>
+      </w:pPr>
+      <w:r>
+        <w:rPr>
+          <w:b w:val="0"/>
+        </w:rPr>
+        <w:t>A recommender must receive a topic, find matching books and show one title. Split the goal into three tasks and state what passes between them.</w:t>
+      </w:r>
+    </w:p>
+    <w:p>
+      <w:pPr>
+        <w:spacing w:line="336" w:lineRule="auto" w:after="180"/>
+      </w:pPr>
+      <w:r>
+        <w:rPr>
+          <w:b w:val="0"/>
+        </w:rPr>
+        <w:t>My practice answer and reason</w:t>
+      </w:r>
+    </w:p>
+    <w:p>
+      <w:pPr>
+        <w:pStyle w:val="Heading3"/>
+      </w:pPr>
+      <w:r>
+        <w:t>Write or draw your reasoning and evidence.</w:t>
+      </w:r>
+    </w:p>
+    <w:p>
+      <w:r>
+        <w:t>________________________________________________________________</w:t>
+      </w:r>
+    </w:p>
+    <w:p>
+      <w:r>
+        <w:t>________________________________________________________________</w:t>
+      </w:r>
+    </w:p>
+    <w:p>
+      <w:r>
+        <w:t>________________________________________________________________</w:t>
+      </w:r>
+    </w:p>
+    <w:p>
+      <w:r>
+        <w:t>________________________________________________________________</w:t>
+      </w:r>
+    </w:p>
+    <w:p>
+      <w:r>
+        <w:t>________________________________________________________________</w:t>
+      </w:r>
+    </w:p>
+    <w:p>
+      <w:pPr>
+        <w:pStyle w:val="Heading3"/>
+      </w:pPr>
+      <w:r>
+        <w:t>Week 2 Test and reflect</w:t>
+      </w:r>
+    </w:p>
+    <w:p>
+      <w:pPr>
+        <w:pStyle w:val="Heading1"/>
+      </w:pPr>
+      <w:r>
+        <w:t>08. Extra practice · Design a revealing test</w:t>
+      </w:r>
+    </w:p>
+    <w:p>
+      <w:r>
+        <w:t>Predict before tracing or testing.</w:t>
+      </w:r>
+    </w:p>
+    <w:p>
+      <w:pPr>
+        <w:pStyle w:val="Heading2"/>
+      </w:pPr>
+      <w:r>
+        <w:t>Use this when helpful</w:t>
+      </w:r>
+    </w:p>
+    <w:p>
+      <w:pPr>
+        <w:spacing w:line="336" w:lineRule="auto" w:after="180"/>
+      </w:pPr>
+      <w:r>
+        <w:rPr>
+          <w:b w:val="0"/>
+        </w:rPr>
+        <w:t xml:space="preserve">Create a changed </w:t>
+      </w:r>
+      <w:r>
+        <w:rPr>
+          <w:b/>
+        </w:rPr>
+        <w:t>input</w:t>
+      </w:r>
+      <w:r>
+        <w:rPr>
+          <w:b w:val="0"/>
+        </w:rPr>
+        <w:t>, boundary case or missing-information case. Write the expected answer or safe response before testing.</w:t>
+      </w:r>
+    </w:p>
+    <w:tbl>
+      <w:tblPr>
+        <w:tblStyle w:val="LightShading-Accent1"/>
+        <w:tblW w:type="auto" w:w="0"/>
+        <w:tblLook w:firstColumn="1" w:firstRow="1" w:lastColumn="0" w:lastRow="0" w:noHBand="0" w:noVBand="1" w:val="04A0"/>
+      </w:tblPr>
+      <w:tblGrid>
+        <w:gridCol w:w="5112"/>
+        <w:gridCol w:w="5112"/>
+      </w:tblGrid>
+      <w:tr>
+        <w:trPr>
+          <w:tblHeader/>
+        </w:trPr>
+        <w:tc>
+          <w:tcPr>
+            <w:tcW w:type="dxa" w:w="5112"/>
+          </w:tcPr>
+          <w:p>
+            <w:r>
+              <w:t>Test record</w:t>
+            </w:r>
+          </w:p>
+        </w:tc>
+        <w:tc>
+          <w:tcPr>
+            <w:tcW w:type="dxa" w:w="5112"/>
+          </w:tcPr>
+          <w:p>
+            <w:r>
+              <w:t>My evidence</w:t>
+            </w:r>
+          </w:p>
+        </w:tc>
+      </w:tr>
+      <w:tr>
+        <w:tc>
+          <w:tcPr>
+            <w:tcW w:type="dxa" w:w="5112"/>
+          </w:tcPr>
+          <w:p>
+            <w:r>
+              <w:t>Changed input or condition</w:t>
+            </w:r>
+          </w:p>
+        </w:tc>
+        <w:tc>
+          <w:tcPr>
+            <w:tcW w:type="dxa" w:w="5112"/>
+          </w:tcPr>
+          <w:p>
+            <w:r/>
+          </w:p>
+        </w:tc>
+      </w:tr>
+      <w:tr>
+        <w:tc>
+          <w:tcPr>
+            <w:tcW w:type="dxa" w:w="5112"/>
+          </w:tcPr>
+          <w:p>
+            <w:r>
+              <w:t>Expected answer or fallback</w:t>
+            </w:r>
+          </w:p>
+        </w:tc>
+        <w:tc>
+          <w:tcPr>
+            <w:tcW w:type="dxa" w:w="5112"/>
+          </w:tcPr>
+          <w:p>
+            <w:r/>
+          </w:p>
+        </w:tc>
+      </w:tr>
+      <w:tr>
+        <w:tc>
+          <w:tcPr>
+            <w:tcW w:type="dxa" w:w="5112"/>
+          </w:tcPr>
+          <w:p>
+            <w:r>
+              <w:t>Observed result</w:t>
+            </w:r>
+          </w:p>
+        </w:tc>
+        <w:tc>
+          <w:tcPr>
+            <w:tcW w:type="dxa" w:w="5112"/>
+          </w:tcPr>
+          <w:p>
+            <w:r/>
+          </w:p>
+        </w:tc>
+      </w:tr>
+      <w:tr>
+        <w:tc>
+          <w:tcPr>
+            <w:tcW w:type="dxa" w:w="5112"/>
+          </w:tcPr>
+          <w:p>
+            <w:r>
+              <w:t>Why the result occurred</w:t>
+            </w:r>
+          </w:p>
+        </w:tc>
+        <w:tc>
+          <w:tcPr>
+            <w:tcW w:type="dxa" w:w="5112"/>
+          </w:tcPr>
+          <w:p>
+            <w:r/>
+          </w:p>
+        </w:tc>
+      </w:tr>
+    </w:tbl>
+    <w:p>
+      <w:pPr>
+        <w:pStyle w:val="Heading1"/>
+      </w:pPr>
+      <w:r>
+        <w:t>11. Reference · Original target response space</w:t>
+      </w:r>
+    </w:p>
+    <w:p>
+      <w:r>
+        <w:t>This teaching case is practice rather than a fresh assessment.</w:t>
+      </w:r>
+    </w:p>
+    <w:p>
+      <w:pPr>
+        <w:pStyle w:val="Heading2"/>
+      </w:pPr>
+      <w:r>
+        <w:t>Use this when helpful</w:t>
+      </w:r>
+    </w:p>
+    <w:p>
+      <w:pPr>
+        <w:spacing w:line="336" w:lineRule="auto" w:after="180"/>
+      </w:pPr>
+      <w:r>
+        <w:rPr>
+          <w:b/>
+        </w:rPr>
+        <w:t>Decompose</w:t>
+      </w:r>
+      <w:r>
+        <w:rPr>
+          <w:b w:val="0"/>
+        </w:rPr>
+        <w:t xml:space="preserve"> a recommender for books under 120 pages in a requested genre. A teammate scores every book before checking the page limit. Explain a clearer order and the record passed between stages.</w:t>
+      </w:r>
+    </w:p>
+    <w:p>
+      <w:pPr>
+        <w:pStyle w:val="Heading3"/>
+      </w:pPr>
+      <w:r>
+        <w:t>My explanation after practice</w:t>
+      </w:r>
+    </w:p>
+    <w:p>
+      <w:r>
+        <w:t>________________________________________________________________</w:t>
+      </w:r>
+    </w:p>
+    <w:p>
+      <w:r>
+        <w:t>________________________________________________________________</w:t>
+      </w:r>
+    </w:p>
+    <w:p>
+      <w:r>
+        <w:t>________________________________________________________________</w:t>
+      </w:r>
+    </w:p>
+    <w:p>
+      <w:r>
+        <w:t>________________________________________________________________</w:t>
+      </w:r>
+    </w:p>
+    <w:p>
+      <w:r>
+        <w:t>________________________________________________________________</w:t>
+      </w:r>
+    </w:p>
+    <w:p>
+      <w:r>
+        <w:t>________________________________________________________________</w:t>
+      </w:r>
+    </w:p>
+    <w:p>
+      <w:r>
+        <w:t>________________________________________________________________</w:t>
+      </w:r>
+    </w:p>
+    <w:p>
+      <w:pPr>
+        <w:spacing w:line="336" w:lineRule="auto" w:after="180"/>
+      </w:pPr>
+      <w:r>
+        <w:rPr>
+          <w:b w:val="0"/>
+        </w:rPr>
+        <w:t>Record support used: none, hint or teacher explanation.</w:t>
+      </w:r>
+    </w:p>
+    <w:p>
+      <w:pPr>
+        <w:pStyle w:val="Heading1"/>
+      </w:pPr>
+      <w:r>
+        <w:t>15. Reference · Independent-case response copy</w:t>
+      </w:r>
+    </w:p>
+    <w:p>
+      <w:r>
+        <w:t>This duplicates W4. Reuse the same first-attempt record.</w:t>
+      </w:r>
+    </w:p>
+    <w:p>
+      <w:pPr>
+        <w:pStyle w:val="Heading2"/>
+      </w:pPr>
+      <w:r>
+        <w:t>Use this when helpful</w:t>
+      </w:r>
+    </w:p>
+    <w:p>
+      <w:pPr>
+        <w:spacing w:line="336" w:lineRule="auto" w:after="180"/>
+      </w:pPr>
+      <w:r>
+        <w:rPr>
+          <w:b w:val="0"/>
+        </w:rPr>
+        <w:t xml:space="preserve">Each sealed box contains 6 counters. Define show_stock(boxes, loose) to print the total counters using its two </w:t>
+      </w:r>
+      <w:r>
+        <w:rPr>
+          <w:b/>
+        </w:rPr>
+        <w:t>parameter</w:t>
+      </w:r>
+      <w:r>
+        <w:rPr>
+          <w:b w:val="0"/>
+        </w:rPr>
+        <w:t xml:space="preserve">s. Assume nonnegative integer </w:t>
+      </w:r>
+      <w:r>
+        <w:rPr>
+          <w:b/>
+        </w:rPr>
+        <w:t>argument</w:t>
+      </w:r>
+      <w:r>
+        <w:rPr>
+          <w:b w:val="0"/>
+        </w:rPr>
+        <w:t xml:space="preserve">s. </w:t>
+      </w:r>
+      <w:r>
+        <w:rPr>
+          <w:b/>
+        </w:rPr>
+        <w:t>Call</w:t>
+      </w:r>
+      <w:r>
+        <w:rPr>
+          <w:b w:val="0"/>
+        </w:rPr>
+        <w:t xml:space="preserve"> it with (3, 2), (0, 2) and (3, 0).</w:t>
+      </w:r>
+    </w:p>
+    <w:p>
+      <w:pPr>
+        <w:spacing w:line="336" w:lineRule="auto" w:after="180"/>
+      </w:pPr>
+      <w:r>
+        <w:rPr>
+          <w:b w:val="0"/>
+        </w:rPr>
+        <w:t xml:space="preserve">Predict each </w:t>
+      </w:r>
+      <w:r>
+        <w:rPr>
+          <w:b/>
+        </w:rPr>
+        <w:t>output</w:t>
+      </w:r>
+      <w:r>
+        <w:rPr>
+          <w:b w:val="0"/>
+        </w:rPr>
+        <w:t xml:space="preserve"> and explain why show_stock(2, 3) is a different case.</w:t>
+      </w:r>
+    </w:p>
+    <w:p>
+      <w:pPr>
+        <w:pStyle w:val="Heading3"/>
+      </w:pPr>
+      <w:r>
+        <w:t>My reasoning and evidence</w:t>
+      </w:r>
+    </w:p>
+    <w:p>
+      <w:r>
+        <w:t>________________________________________________________________</w:t>
+      </w:r>
+    </w:p>
+    <w:p>
+      <w:r>
+        <w:t>________________________________________________________________</w:t>
+      </w:r>
+    </w:p>
+    <w:p>
+      <w:r>
+        <w:t>________________________________________________________________</w:t>
+      </w:r>
+    </w:p>
+    <w:p>
+      <w:r>
+        <w:t>________________________________________________________________</w:t>
+      </w:r>
+    </w:p>
+    <w:p>
+      <w:r>
+        <w:t>________________________________________________________________</w:t>
+      </w:r>
+    </w:p>
+    <w:p>
+      <w:r>
+        <w:t>________________________________________________________________</w:t>
+      </w:r>
+    </w:p>
+    <w:p>
+      <w:r>
+        <w:t>________________________________________________________________</w:t>
+      </w:r>
+    </w:p>
+    <w:p>
+      <w:r>
+        <w:t>________________________________________________________________</w:t>
+      </w:r>
+    </w:p>
+    <w:p>
+      <w:pPr>
+        <w:pStyle w:val="Heading1"/>
+      </w:pPr>
+      <w:r>
+        <w:t>18. Extra practice · Use the worked picture</w:t>
+      </w:r>
+    </w:p>
+    <w:p>
+      <w:r>
+        <w:t>Keep the explanation and the support you used.</w:t>
+      </w:r>
+    </w:p>
+    <w:p>
+      <w:pPr>
+        <w:pStyle w:val="Heading2"/>
+      </w:pPr>
+      <w:r>
+        <w:t>Use this when helpful</w:t>
       </w:r>
     </w:p>
     <w:p>
@@ -1841,7 +1879,6 @@
     <w:p>
       <w:pPr>
         <w:spacing w:line="336" w:lineRule="auto" w:after="180"/>
-        <w:shd w:fill="F5F1FB"/>
       </w:pPr>
       <w:r>
         <w:rPr>
@@ -1902,16 +1939,7 @@
     </w:p>
     <w:p>
       <w:pPr>
-        <w:pStyle w:val="Heading3"/>
-      </w:pPr>
-      <w:r>
-        <w:t>Record the help used</w:t>
-      </w:r>
-    </w:p>
-    <w:p>
-      <w:pPr>
         <w:spacing w:line="336" w:lineRule="auto" w:after="180"/>
-        <w:shd w:fill="F1F6F8"/>
       </w:pPr>
       <w:r>
         <w:rPr>
@@ -1972,12 +2000,20 @@
         <w:pStyle w:val="Heading1"/>
       </w:pPr>
       <w:r>
-        <w:t>19. Project portfolio milestone</w:t>
-      </w:r>
-    </w:p>
-    <w:p>
-      <w:r>
-        <w:t>Keep this week’s input, deciding step, result and limit together in the Transparent Book Recommender record.</w:t>
+        <w:t>19. Reference · Project portfolio record</w:t>
+      </w:r>
+    </w:p>
+    <w:p>
+      <w:r>
+        <w:t>Extend your main project response when helpful.</w:t>
+      </w:r>
+    </w:p>
+    <w:p>
+      <w:pPr>
+        <w:pStyle w:val="Heading2"/>
+      </w:pPr>
+      <w:r>
+        <w:t>Use this when helpful</w:t>
       </w:r>
     </w:p>
     <w:p>
@@ -2203,12 +2239,555 @@
         <w:pStyle w:val="Heading1"/>
       </w:pPr>
       <w:r>
-        <w:t>20. Supported practice and learning evidence</w:t>
-      </w:r>
-    </w:p>
-    <w:p>
-      <w:r>
-        <w:t>Try the supported questions before comparing with hints and feedback. Record what you repaired and the evidence you retained.</w:t>
+        <w:t>20. Extra practice: pictures, repair and feedback</w:t>
+      </w:r>
+    </w:p>
+    <w:p>
+      <w:r>
+        <w:t>Attempt each question before opening its explanation. Use one browser or paper copy.</w:t>
+      </w:r>
+    </w:p>
+    <w:p>
+      <w:pPr>
+        <w:pStyle w:val="Heading2"/>
+      </w:pPr>
+      <w:r>
+        <w:t>First supported question</w:t>
+      </w:r>
+    </w:p>
+    <w:p>
+      <w:pPr>
+        <w:pStyle w:val="ListBullet"/>
+      </w:pPr>
+      <w:r>
+        <w:t>A fictional library computes total spine labels needed for several equal shelves.</w:t>
+      </w:r>
+    </w:p>
+    <w:p>
+      <w:pPr>
+        <w:pStyle w:val="Heading3"/>
+      </w:pPr>
+      <w:r>
+        <w:t>Practice 1: explain the deciding evidence</w:t>
+      </w:r>
+    </w:p>
+    <w:p>
+      <w:pPr>
+        <w:pStyle w:val="ListBullet"/>
+      </w:pPr>
+      <w:r>
+        <w:t>Which labelled step matches this detail? needed receives 24; print(needed) displays 24.</w:t>
+      </w:r>
+    </w:p>
+    <w:p>
+      <w:pPr>
+        <w:pStyle w:val="ListBullet"/>
+      </w:pPr>
+      <w:r>
+        <w:t>1. Function body</w:t>
+      </w:r>
+    </w:p>
+    <w:p>
+      <w:pPr>
+        <w:pStyle w:val="ListBullet"/>
+      </w:pPr>
+      <w:r>
+        <w:t>2. Caller prints</w:t>
+      </w:r>
+    </w:p>
+    <w:p>
+      <w:pPr>
+        <w:pStyle w:val="ListBullet"/>
+      </w:pPr>
+      <w:r>
+        <w:t>3. Call with arguments</w:t>
+      </w:r>
+    </w:p>
+    <w:p>
+      <w:pPr>
+        <w:pStyle w:val="ListBullet"/>
+      </w:pPr>
+      <w:r>
+        <w:t>4. Return value</w:t>
+      </w:r>
+    </w:p>
+    <w:p>
+      <w:pPr>
+        <w:pStyle w:val="Heading3"/>
+      </w:pPr>
+      <w:r>
+        <w:t>My selected conclusion, deciding fact and explanation</w:t>
+      </w:r>
+    </w:p>
+    <w:p>
+      <w:r>
+        <w:t>________________________________________________________________</w:t>
+      </w:r>
+    </w:p>
+    <w:p>
+      <w:r>
+        <w:t>________________________________________________________________</w:t>
+      </w:r>
+    </w:p>
+    <w:p>
+      <w:r>
+        <w:t>________________________________________________________________</w:t>
+      </w:r>
+    </w:p>
+    <w:p>
+      <w:r>
+        <w:t>________________________________________________________________</w:t>
+      </w:r>
+    </w:p>
+    <w:p>
+      <w:r>
+        <w:t>________________________________________________________________</w:t>
+      </w:r>
+    </w:p>
+    <w:p>
+      <w:pPr>
+        <w:pStyle w:val="ListBullet"/>
+      </w:pPr>
+      <w:r>
+        <w:t>Hint if needed: Read the steps in the pictorial case. Match the supplied detail to the stage that performs or records it.</w:t>
+      </w:r>
+    </w:p>
+    <w:p>
+      <w:pPr>
+        <w:pStyle w:val="Heading2"/>
+      </w:pPr>
+      <w:r>
+        <w:t>Check the first explanation · reference / check after trying</w:t>
+      </w:r>
+    </w:p>
+    <w:p>
+      <w:pPr>
+        <w:spacing w:line="336" w:lineRule="auto" w:after="180"/>
+      </w:pPr>
+      <w:r>
+        <w:rPr>
+          <w:b w:val="0"/>
+        </w:rPr>
+        <w:t xml:space="preserve">After your attempt, compare with the supported explanation: </w:t>
+      </w:r>
+      <w:r>
+        <w:rPr>
+          <w:b/>
+        </w:rPr>
+        <w:t>Call</w:t>
+      </w:r>
+      <w:r>
+        <w:rPr>
+          <w:b w:val="0"/>
+        </w:rPr>
+        <w:t xml:space="preserve">er prints needed receives 24; print(needed) displays 24. A </w:t>
+      </w:r>
+      <w:r>
+        <w:rPr>
+          <w:b/>
+        </w:rPr>
+        <w:t>function</w:t>
+      </w:r>
+      <w:r>
+        <w:rPr>
+          <w:b w:val="0"/>
+        </w:rPr>
+        <w:t xml:space="preserve"> separates one named job from the surrounding program.</w:t>
+      </w:r>
+    </w:p>
+    <w:p>
+      <w:pPr>
+        <w:spacing w:line="336" w:lineRule="auto" w:after="180"/>
+      </w:pPr>
+      <w:r>
+        <w:rPr>
+          <w:b/>
+        </w:rPr>
+        <w:t>Argument</w:t>
+      </w:r>
+      <w:r>
+        <w:rPr>
+          <w:b w:val="0"/>
+        </w:rPr>
+        <w:t xml:space="preserve">s supply data for this </w:t>
+      </w:r>
+      <w:r>
+        <w:rPr>
+          <w:b/>
+        </w:rPr>
+        <w:t>call</w:t>
+      </w:r>
+      <w:r>
+        <w:rPr>
+          <w:b w:val="0"/>
+        </w:rPr>
+        <w:t xml:space="preserve">; return supplies its result. A print statement in the </w:t>
+      </w:r>
+      <w:r>
+        <w:rPr>
+          <w:b/>
+        </w:rPr>
+        <w:t>call</w:t>
+      </w:r>
+      <w:r>
+        <w:rPr>
+          <w:b w:val="0"/>
+        </w:rPr>
+        <w:t>er is a different action.</w:t>
+      </w:r>
+    </w:p>
+    <w:p>
+      <w:pPr>
+        <w:spacing w:line="336" w:lineRule="auto" w:after="180"/>
+      </w:pPr>
+      <w:r>
+        <w:rPr>
+          <w:b w:val="0"/>
+        </w:rPr>
+        <w:t xml:space="preserve">Clear </w:t>
+      </w:r>
+      <w:r>
+        <w:rPr>
+          <w:b/>
+        </w:rPr>
+        <w:t>parameter</w:t>
+      </w:r>
+      <w:r>
+        <w:rPr>
+          <w:b w:val="0"/>
+        </w:rPr>
+        <w:t xml:space="preserve"> names help detect swapping or misusing </w:t>
+      </w:r>
+      <w:r>
+        <w:rPr>
+          <w:b/>
+        </w:rPr>
+        <w:t>input</w:t>
+      </w:r>
+      <w:r>
+        <w:rPr>
+          <w:b w:val="0"/>
+        </w:rPr>
+        <w:t xml:space="preserve">s without assuming every </w:t>
+      </w:r>
+      <w:r>
+        <w:rPr>
+          <w:b/>
+        </w:rPr>
+        <w:t>function</w:t>
+      </w:r>
+      <w:r>
+        <w:rPr>
+          <w:b w:val="0"/>
+        </w:rPr>
+        <w:t xml:space="preserve"> prints automati</w:t>
+      </w:r>
+      <w:r>
+        <w:rPr>
+          <w:b/>
+        </w:rPr>
+        <w:t>call</w:t>
+      </w:r>
+      <w:r>
+        <w:rPr>
+          <w:b w:val="0"/>
+        </w:rPr>
+        <w:t>y.</w:t>
+      </w:r>
+    </w:p>
+    <w:p>
+      <w:pPr>
+        <w:pStyle w:val="Heading2"/>
+      </w:pPr>
+      <w:r>
+        <w:t>Changed-case question</w:t>
+      </w:r>
+    </w:p>
+    <w:p>
+      <w:pPr>
+        <w:pStyle w:val="Heading3"/>
+      </w:pPr>
+      <w:r>
+        <w:t>Practice 2: explain the deciding evidence</w:t>
+      </w:r>
+    </w:p>
+    <w:p>
+      <w:pPr>
+        <w:pStyle w:val="ListBullet"/>
+      </w:pPr>
+      <w:r>
+        <w:t>Changed-case practice: Call labels(4,0) instead. Which conclusion is supported by the supplied facts?</w:t>
+      </w:r>
+    </w:p>
+    <w:p>
+      <w:pPr>
+        <w:pStyle w:val="ListBullet"/>
+      </w:pPr>
+      <w:r>
+        <w:t>1. This one example guarantees correct results for every future input.</w:t>
+      </w:r>
+    </w:p>
+    <w:p>
+      <w:pPr>
+        <w:pStyle w:val="ListBullet"/>
+      </w:pPr>
+      <w:r>
+        <w:t>2. We can decide the result without examining the changed input or the procedure.</w:t>
+      </w:r>
+    </w:p>
+    <w:p>
+      <w:pPr>
+        <w:pStyle w:val="ListBullet"/>
+      </w:pPr>
+      <w:r>
+        <w:t>3. The returned result is 0, and the caller prints 0.</w:t>
+      </w:r>
+    </w:p>
+    <w:p>
+      <w:pPr>
+        <w:pStyle w:val="Heading3"/>
+      </w:pPr>
+      <w:r>
+        <w:t>My selected conclusion, deciding fact and explanation</w:t>
+      </w:r>
+    </w:p>
+    <w:p>
+      <w:r>
+        <w:t>________________________________________________________________</w:t>
+      </w:r>
+    </w:p>
+    <w:p>
+      <w:r>
+        <w:t>________________________________________________________________</w:t>
+      </w:r>
+    </w:p>
+    <w:p>
+      <w:r>
+        <w:t>________________________________________________________________</w:t>
+      </w:r>
+    </w:p>
+    <w:p>
+      <w:r>
+        <w:t>________________________________________________________________</w:t>
+      </w:r>
+    </w:p>
+    <w:p>
+      <w:r>
+        <w:t>________________________________________________________________</w:t>
+      </w:r>
+    </w:p>
+    <w:p>
+      <w:pPr>
+        <w:pStyle w:val="ListBullet"/>
+      </w:pPr>
+      <w:r>
+        <w:t>Hint if needed: Use the changed condition and the deciding step in the pictorial trace. The answer must say what follows from those facts.</w:t>
+      </w:r>
+    </w:p>
+    <w:p>
+      <w:pPr>
+        <w:pStyle w:val="Heading2"/>
+      </w:pPr>
+      <w:r>
+        <w:t>Check the changed case · reference / check after trying</w:t>
+      </w:r>
+    </w:p>
+    <w:p>
+      <w:pPr>
+        <w:spacing w:line="336" w:lineRule="auto" w:after="180"/>
+      </w:pPr>
+      <w:r>
+        <w:rPr>
+          <w:b w:val="0"/>
+        </w:rPr>
+        <w:t xml:space="preserve">After your attempt, compare with the supported explanation: The returned result is 0, and the </w:t>
+      </w:r>
+      <w:r>
+        <w:rPr>
+          <w:b/>
+        </w:rPr>
+        <w:t>call</w:t>
+      </w:r>
+      <w:r>
+        <w:rPr>
+          <w:b w:val="0"/>
+        </w:rPr>
+        <w:t>er prints 0. Four shelves times zero labels per shelf is zero.</w:t>
+      </w:r>
+    </w:p>
+    <w:p>
+      <w:pPr>
+        <w:pStyle w:val="Heading2"/>
+      </w:pPr>
+      <w:r>
+        <w:t>Repair and save your work</w:t>
+      </w:r>
+    </w:p>
+    <w:p>
+      <w:pPr>
+        <w:spacing w:line="336" w:lineRule="auto" w:after="180"/>
+      </w:pPr>
+      <w:r>
+        <w:rPr>
+          <w:b w:val="0"/>
+        </w:rPr>
+        <w:t xml:space="preserve">Review Precision in Algorithms (ai-2/1). Goal: Translate a short paper calculation into a Python script. Short practice: If print(total) moves before total=total+2, what gets printed for the original </w:t>
+      </w:r>
+      <w:r>
+        <w:rPr>
+          <w:b/>
+        </w:rPr>
+        <w:t>input</w:t>
+      </w:r>
+      <w:r>
+        <w:rPr>
+          <w:b w:val="0"/>
+        </w:rPr>
+        <w:t>?.</w:t>
+      </w:r>
+    </w:p>
+    <w:p>
+      <w:pPr>
+        <w:spacing w:line="336" w:lineRule="auto" w:after="180"/>
+      </w:pPr>
+      <w:r>
+        <w:rPr>
+          <w:b w:val="0"/>
+        </w:rPr>
+        <w:t>Return to this week and explain what you changed.</w:t>
+      </w:r>
+    </w:p>
+    <w:p>
+      <w:pPr>
+        <w:spacing w:line="336" w:lineRule="auto" w:after="180"/>
+      </w:pPr>
+      <w:r>
+        <w:rPr>
+          <w:b w:val="0"/>
+        </w:rPr>
+        <w:t xml:space="preserve">The browser lab lets you edit the supported Python examples already included in this lesson. Predict first, run, inspect the actual </w:t>
+      </w:r>
+      <w:r>
+        <w:rPr>
+          <w:b/>
+        </w:rPr>
+        <w:t>output</w:t>
+      </w:r>
+      <w:r>
+        <w:rPr>
+          <w:b w:val="0"/>
+        </w:rPr>
+        <w:t xml:space="preserve"> or error, change one </w:t>
+      </w:r>
+      <w:r>
+        <w:rPr>
+          <w:b/>
+        </w:rPr>
+        <w:t>input</w:t>
+      </w:r>
+      <w:r>
+        <w:rPr>
+          <w:b w:val="0"/>
+        </w:rPr>
+        <w:t>, then run again.</w:t>
+      </w:r>
+    </w:p>
+    <w:p>
+      <w:pPr>
+        <w:spacing w:line="336" w:lineRule="auto" w:after="180"/>
+      </w:pPr>
+      <w:r>
+        <w:rPr>
+          <w:b w:val="0"/>
+        </w:rPr>
+        <w:t xml:space="preserve">Keep code, </w:t>
+      </w:r>
+      <w:r>
+        <w:rPr>
+          <w:b/>
+        </w:rPr>
+        <w:t>prediction</w:t>
+      </w:r>
+      <w:r>
+        <w:rPr>
+          <w:b w:val="0"/>
+        </w:rPr>
+        <w:t>s, actual results and a reasoned revision together. On paper, label your result as a trace rather than an execution.</w:t>
+      </w:r>
+    </w:p>
+    <w:p>
+      <w:pPr>
+        <w:spacing w:line="336" w:lineRule="auto" w:after="180"/>
+      </w:pPr>
+      <w:r>
+        <w:rPr>
+          <w:b w:val="0"/>
+        </w:rPr>
+        <w:t xml:space="preserve">Use Download completed work in the hosted lesson to export your answers, reflections, practice feedback and code-run </w:t>
+      </w:r>
+      <w:r>
+        <w:rPr>
+          <w:b/>
+        </w:rPr>
+        <w:t>evidence</w:t>
+      </w:r>
+      <w:r>
+        <w:rPr>
+          <w:b w:val="0"/>
+        </w:rPr>
+        <w:t>. Open the HTML copy to read or print it.</w:t>
+      </w:r>
+    </w:p>
+    <w:p>
+      <w:pPr>
+        <w:spacing w:line="336" w:lineRule="auto" w:after="180"/>
+      </w:pPr>
+      <w:r>
+        <w:rPr>
+          <w:b w:val="0"/>
+        </w:rPr>
+        <w:t>Drafts stay in this browser when storage is available; clear drafts on a shared device.</w:t>
+      </w:r>
+    </w:p>
+    <w:p>
+      <w:pPr>
+        <w:pStyle w:val="Heading3"/>
+      </w:pPr>
+      <w:r>
+        <w:t>What I repaired, the evidence I kept and the next test</w:t>
+      </w:r>
+    </w:p>
+    <w:p>
+      <w:r>
+        <w:t>________________________________________________________________</w:t>
+      </w:r>
+    </w:p>
+    <w:p>
+      <w:r>
+        <w:t>________________________________________________________________</w:t>
+      </w:r>
+    </w:p>
+    <w:p>
+      <w:r>
+        <w:t>________________________________________________________________</w:t>
+      </w:r>
+    </w:p>
+    <w:p>
+      <w:r>
+        <w:t>________________________________________________________________</w:t>
+      </w:r>
+    </w:p>
+    <w:p>
+      <w:r>
+        <w:t>________________________________________________________________</w:t>
+      </w:r>
+    </w:p>
+    <w:p>
+      <w:pPr>
+        <w:pStyle w:val="Heading2"/>
+      </w:pPr>
+      <w:r>
+        <w:t>Earlier wording, alternatives and picture transcripts · reference / check after trying</w:t>
       </w:r>
     </w:p>
     <w:p>
@@ -2224,128 +2803,10 @@
     </w:p>
     <w:p>
       <w:pPr>
-        <w:spacing w:line="336" w:lineRule="auto" w:after="180"/>
-      </w:pPr>
-      <w:r>
-        <w:rPr>
-          <w:b w:val="0"/>
-        </w:rPr>
-        <w:t>A fictional library computes total spine labels needed for several equal shelves.</w:t>
-      </w:r>
-    </w:p>
-    <w:p>
-      <w:pPr>
         <w:pStyle w:val="Heading3"/>
       </w:pPr>
       <w:r>
-        <w:t>Practice 1: explain the deciding evidence</w:t>
-      </w:r>
-    </w:p>
-    <w:p>
-      <w:pPr>
-        <w:spacing w:line="336" w:lineRule="auto" w:after="180"/>
-      </w:pPr>
-      <w:r>
-        <w:rPr>
-          <w:b w:val="0"/>
-        </w:rPr>
-        <w:t>Which labelled step matches this detail? needed receives 24; print(needed) displays 24.</w:t>
-      </w:r>
-    </w:p>
-    <w:p>
-      <w:pPr>
-        <w:spacing w:line="336" w:lineRule="auto" w:after="180"/>
-        <w:shd w:fill="F4F9FC"/>
-      </w:pPr>
-      <w:r>
-        <w:rPr>
-          <w:b w:val="0"/>
-        </w:rPr>
-        <w:t xml:space="preserve">1. </w:t>
-      </w:r>
-      <w:r>
-        <w:rPr>
-          <w:b/>
-        </w:rPr>
-        <w:t>Function</w:t>
-      </w:r>
-      <w:r>
-        <w:rPr>
-          <w:b w:val="0"/>
-        </w:rPr>
-        <w:t xml:space="preserve"> body</w:t>
-      </w:r>
-    </w:p>
-    <w:p>
-      <w:pPr>
-        <w:spacing w:line="336" w:lineRule="auto" w:after="180"/>
-        <w:shd w:fill="F4F9FC"/>
-      </w:pPr>
-      <w:r>
-        <w:rPr>
-          <w:b w:val="0"/>
-        </w:rPr>
-        <w:t xml:space="preserve">2. </w:t>
-      </w:r>
-      <w:r>
-        <w:rPr>
-          <w:b/>
-        </w:rPr>
-        <w:t>Call</w:t>
-      </w:r>
-      <w:r>
-        <w:rPr>
-          <w:b w:val="0"/>
-        </w:rPr>
-        <w:t>er prints</w:t>
-      </w:r>
-    </w:p>
-    <w:p>
-      <w:pPr>
-        <w:spacing w:line="336" w:lineRule="auto" w:after="180"/>
-        <w:shd w:fill="F4F9FC"/>
-      </w:pPr>
-      <w:r>
-        <w:rPr>
-          <w:b w:val="0"/>
-        </w:rPr>
-        <w:t xml:space="preserve">3. </w:t>
-      </w:r>
-      <w:r>
-        <w:rPr>
-          <w:b/>
-        </w:rPr>
-        <w:t>Call</w:t>
-      </w:r>
-      <w:r>
-        <w:rPr>
-          <w:b w:val="0"/>
-        </w:rPr>
-        <w:t xml:space="preserve"> with </w:t>
-      </w:r>
-      <w:r>
-        <w:rPr>
-          <w:b/>
-        </w:rPr>
-        <w:t>argument</w:t>
-      </w:r>
-      <w:r>
-        <w:rPr>
-          <w:b w:val="0"/>
-        </w:rPr>
-        <w:t>s</w:t>
-      </w:r>
-    </w:p>
-    <w:p>
-      <w:pPr>
-        <w:spacing w:line="336" w:lineRule="auto" w:after="180"/>
-        <w:shd w:fill="F4F9FC"/>
-      </w:pPr>
-      <w:r>
-        <w:rPr>
-          <w:b w:val="0"/>
-        </w:rPr>
-        <w:t>4. Return value</w:t>
+        <w:t>Repair a missing building block</w:t>
       </w:r>
     </w:p>
     <w:p>
@@ -2353,32 +2814,7 @@
         <w:pStyle w:val="Heading3"/>
       </w:pPr>
       <w:r>
-        <w:t>My selected conclusion, deciding fact and explanation</w:t>
-      </w:r>
-    </w:p>
-    <w:p>
-      <w:r>
-        <w:t>________________________________________________________________</w:t>
-      </w:r>
-    </w:p>
-    <w:p>
-      <w:r>
-        <w:t>________________________________________________________________</w:t>
-      </w:r>
-    </w:p>
-    <w:p>
-      <w:r>
-        <w:t>________________________________________________________________</w:t>
-      </w:r>
-    </w:p>
-    <w:p>
-      <w:r>
-        <w:t>________________________________________________________________</w:t>
-      </w:r>
-    </w:p>
-    <w:p>
-      <w:r>
-        <w:t>________________________________________________________________</w:t>
+        <w:t>Predict, run and debug</w:t>
       </w:r>
     </w:p>
     <w:p>
@@ -2386,563 +2822,25 @@
         <w:pStyle w:val="Heading3"/>
       </w:pPr>
       <w:r>
-        <w:t>Hint · try first</w:t>
-      </w:r>
-    </w:p>
-    <w:p>
-      <w:pPr>
-        <w:spacing w:line="336" w:lineRule="auto" w:after="180"/>
-        <w:shd w:fill="F1F6F8"/>
-      </w:pPr>
-      <w:r>
-        <w:rPr>
-          <w:b w:val="0"/>
-        </w:rPr>
-        <w:t>Hint if needed: Read the steps in the pictorial case. Match the supplied detail to the stage that performs or records it.</w:t>
-      </w:r>
-    </w:p>
-    <w:p>
-      <w:pPr>
-        <w:pStyle w:val="Heading3"/>
-      </w:pPr>
-      <w:r>
-        <w:t>Feedback · compare after trying</w:t>
-      </w:r>
-    </w:p>
-    <w:p>
-      <w:pPr>
-        <w:spacing w:line="336" w:lineRule="auto" w:after="180"/>
-        <w:shd w:fill="F1F6FC"/>
-      </w:pPr>
-      <w:r>
-        <w:rPr>
-          <w:b w:val="0"/>
-        </w:rPr>
-        <w:t xml:space="preserve">After your attempt, compare with the supported explanation: </w:t>
-      </w:r>
-      <w:r>
-        <w:rPr>
-          <w:b/>
-        </w:rPr>
-        <w:t>Call</w:t>
-      </w:r>
-      <w:r>
-        <w:rPr>
-          <w:b w:val="0"/>
-        </w:rPr>
-        <w:t xml:space="preserve">er prints needed receives 24; print(needed) displays 24. A </w:t>
-      </w:r>
-      <w:r>
-        <w:rPr>
-          <w:b/>
-        </w:rPr>
-        <w:t>function</w:t>
-      </w:r>
-      <w:r>
-        <w:rPr>
-          <w:b w:val="0"/>
-        </w:rPr>
-        <w:t xml:space="preserve"> separates one named job from the surrounding program.</w:t>
-      </w:r>
-    </w:p>
-    <w:p>
-      <w:pPr>
-        <w:spacing w:line="336" w:lineRule="auto" w:after="180"/>
-        <w:shd w:fill="F1F6FC"/>
-      </w:pPr>
-      <w:r>
-        <w:rPr>
-          <w:b/>
-        </w:rPr>
-        <w:t>Argument</w:t>
-      </w:r>
-      <w:r>
-        <w:rPr>
-          <w:b w:val="0"/>
-        </w:rPr>
-        <w:t xml:space="preserve">s supply data for this </w:t>
-      </w:r>
-      <w:r>
-        <w:rPr>
-          <w:b/>
-        </w:rPr>
-        <w:t>call</w:t>
-      </w:r>
-      <w:r>
-        <w:rPr>
-          <w:b w:val="0"/>
-        </w:rPr>
-        <w:t xml:space="preserve">; return supplies its result. A print statement in the </w:t>
-      </w:r>
-      <w:r>
-        <w:rPr>
-          <w:b/>
-        </w:rPr>
-        <w:t>call</w:t>
-      </w:r>
-      <w:r>
-        <w:rPr>
-          <w:b w:val="0"/>
-        </w:rPr>
-        <w:t>er is a different action.</w:t>
-      </w:r>
-    </w:p>
-    <w:p>
-      <w:pPr>
-        <w:spacing w:line="336" w:lineRule="auto" w:after="180"/>
-        <w:shd w:fill="F1F6FC"/>
-      </w:pPr>
-      <w:r>
-        <w:rPr>
-          <w:b w:val="0"/>
-        </w:rPr>
-        <w:t xml:space="preserve">Clear </w:t>
-      </w:r>
-      <w:r>
-        <w:rPr>
-          <w:b/>
-        </w:rPr>
-        <w:t>parameter</w:t>
-      </w:r>
-      <w:r>
-        <w:rPr>
-          <w:b w:val="0"/>
-        </w:rPr>
-        <w:t xml:space="preserve"> names help detect swapping or misusing </w:t>
-      </w:r>
-      <w:r>
-        <w:rPr>
-          <w:b/>
-        </w:rPr>
-        <w:t>input</w:t>
-      </w:r>
-      <w:r>
-        <w:rPr>
-          <w:b w:val="0"/>
-        </w:rPr>
-        <w:t xml:space="preserve">s without assuming every </w:t>
-      </w:r>
-      <w:r>
-        <w:rPr>
-          <w:b/>
-        </w:rPr>
-        <w:t>function</w:t>
-      </w:r>
-      <w:r>
-        <w:rPr>
-          <w:b w:val="0"/>
-        </w:rPr>
-        <w:t xml:space="preserve"> prints automati</w:t>
-      </w:r>
-      <w:r>
-        <w:rPr>
-          <w:b/>
-        </w:rPr>
-        <w:t>call</w:t>
-      </w:r>
-      <w:r>
-        <w:rPr>
-          <w:b w:val="0"/>
-        </w:rPr>
-        <w:t>y.</w:t>
-      </w:r>
-    </w:p>
-    <w:p>
-      <w:pPr>
-        <w:pStyle w:val="Heading3"/>
-      </w:pPr>
-      <w:r>
-        <w:t>Practice 2: explain the deciding evidence</w:t>
-      </w:r>
-    </w:p>
-    <w:p>
-      <w:pPr>
-        <w:pStyle w:val="Heading3"/>
-      </w:pPr>
-      <w:r>
-        <w:t>Changed case · predict first</w:t>
-      </w:r>
-    </w:p>
-    <w:p>
-      <w:pPr>
-        <w:spacing w:line="336" w:lineRule="auto" w:after="180"/>
-        <w:shd w:fill="F5F1FB"/>
-      </w:pPr>
-      <w:r>
-        <w:rPr>
-          <w:b w:val="0"/>
-        </w:rPr>
-        <w:t xml:space="preserve">Changed-case practice: </w:t>
-      </w:r>
-      <w:r>
-        <w:rPr>
-          <w:b/>
-        </w:rPr>
-        <w:t>Call</w:t>
-      </w:r>
-      <w:r>
-        <w:rPr>
-          <w:b w:val="0"/>
-        </w:rPr>
-        <w:t xml:space="preserve"> labels(4,0) instead. Which conclusion is supported by the supplied facts?</w:t>
-      </w:r>
-    </w:p>
-    <w:p>
-      <w:pPr>
-        <w:spacing w:line="336" w:lineRule="auto" w:after="180"/>
-        <w:shd w:fill="F4F9FC"/>
-      </w:pPr>
-      <w:r>
-        <w:rPr>
-          <w:b w:val="0"/>
-        </w:rPr>
-        <w:t xml:space="preserve">1. This one example guarantees correct results for every future </w:t>
-      </w:r>
-      <w:r>
-        <w:rPr>
-          <w:b/>
-        </w:rPr>
-        <w:t>input</w:t>
-      </w:r>
-      <w:r>
-        <w:rPr>
-          <w:b w:val="0"/>
-        </w:rPr>
-        <w:t>.</w:t>
-      </w:r>
-    </w:p>
-    <w:p>
-      <w:pPr>
-        <w:spacing w:line="336" w:lineRule="auto" w:after="180"/>
-        <w:shd w:fill="F4F9FC"/>
-      </w:pPr>
-      <w:r>
-        <w:rPr>
-          <w:b w:val="0"/>
-        </w:rPr>
-        <w:t xml:space="preserve">2. We can decide the result without examining the changed </w:t>
-      </w:r>
-      <w:r>
-        <w:rPr>
-          <w:b/>
-        </w:rPr>
-        <w:t>input</w:t>
-      </w:r>
-      <w:r>
-        <w:rPr>
-          <w:b w:val="0"/>
-        </w:rPr>
-        <w:t xml:space="preserve"> or the procedure.</w:t>
-      </w:r>
-    </w:p>
-    <w:p>
-      <w:pPr>
-        <w:spacing w:line="336" w:lineRule="auto" w:after="180"/>
-        <w:shd w:fill="F4F9FC"/>
-      </w:pPr>
-      <w:r>
-        <w:rPr>
-          <w:b w:val="0"/>
-        </w:rPr>
-        <w:t xml:space="preserve">3. The returned result is 0, and the </w:t>
-      </w:r>
-      <w:r>
-        <w:rPr>
-          <w:b/>
-        </w:rPr>
-        <w:t>call</w:t>
-      </w:r>
-      <w:r>
-        <w:rPr>
-          <w:b w:val="0"/>
-        </w:rPr>
-        <w:t>er prints 0.</w:t>
-      </w:r>
-    </w:p>
-    <w:p>
-      <w:pPr>
-        <w:pStyle w:val="Heading3"/>
-      </w:pPr>
-      <w:r>
-        <w:t>My selected conclusion, deciding fact and explanation</w:t>
-      </w:r>
-    </w:p>
-    <w:p>
-      <w:r>
-        <w:t>________________________________________________________________</w:t>
-      </w:r>
-    </w:p>
-    <w:p>
-      <w:r>
-        <w:t>________________________________________________________________</w:t>
-      </w:r>
-    </w:p>
-    <w:p>
-      <w:r>
-        <w:t>________________________________________________________________</w:t>
-      </w:r>
-    </w:p>
-    <w:p>
-      <w:r>
-        <w:t>________________________________________________________________</w:t>
-      </w:r>
-    </w:p>
-    <w:p>
-      <w:r>
-        <w:t>________________________________________________________________</w:t>
-      </w:r>
-    </w:p>
-    <w:p>
-      <w:pPr>
-        <w:pStyle w:val="Heading3"/>
-      </w:pPr>
-      <w:r>
-        <w:t>Hint · try first</w:t>
-      </w:r>
-    </w:p>
-    <w:p>
-      <w:pPr>
-        <w:spacing w:line="336" w:lineRule="auto" w:after="180"/>
-        <w:shd w:fill="F1F6F8"/>
-      </w:pPr>
-      <w:r>
-        <w:rPr>
-          <w:b w:val="0"/>
-        </w:rPr>
-        <w:t>Hint if needed: Use the changed condition and the deciding step in the pictorial trace. The answer must say what follows from those facts.</w:t>
-      </w:r>
-    </w:p>
-    <w:p>
-      <w:pPr>
-        <w:pStyle w:val="Heading3"/>
-      </w:pPr>
-      <w:r>
-        <w:t>Feedback · compare after trying</w:t>
-      </w:r>
-    </w:p>
-    <w:p>
-      <w:pPr>
-        <w:spacing w:line="336" w:lineRule="auto" w:after="180"/>
-        <w:shd w:fill="F1F6FC"/>
-      </w:pPr>
-      <w:r>
-        <w:rPr>
-          <w:b w:val="0"/>
-        </w:rPr>
-        <w:t xml:space="preserve">After your attempt, compare with the supported explanation: The returned result is 0, and the </w:t>
-      </w:r>
-      <w:r>
-        <w:rPr>
-          <w:b/>
-        </w:rPr>
-        <w:t>call</w:t>
-      </w:r>
-      <w:r>
-        <w:rPr>
-          <w:b w:val="0"/>
-        </w:rPr>
-        <w:t>er prints 0. Four shelves times zero labels per shelf is zero.</w:t>
-      </w:r>
-    </w:p>
-    <w:p>
-      <w:pPr>
-        <w:pStyle w:val="Heading3"/>
-      </w:pPr>
-      <w:r>
-        <w:t>Repair a missing building block</w:t>
-      </w:r>
-    </w:p>
-    <w:p>
-      <w:pPr>
-        <w:spacing w:line="336" w:lineRule="auto" w:after="180"/>
-      </w:pPr>
-      <w:r>
-        <w:rPr>
-          <w:b w:val="0"/>
-        </w:rPr>
-        <w:t xml:space="preserve">Review Precision in Algorithms (ai-2/1). Goal: Translate a short paper calculation into a Python script. Short practice: If print(total) moves before total=total+2, what gets printed for the original </w:t>
-      </w:r>
-      <w:r>
-        <w:rPr>
-          <w:b/>
-        </w:rPr>
-        <w:t>input</w:t>
-      </w:r>
-      <w:r>
-        <w:rPr>
-          <w:b w:val="0"/>
-        </w:rPr>
-        <w:t>?.</w:t>
-      </w:r>
-    </w:p>
-    <w:p>
-      <w:pPr>
-        <w:spacing w:line="336" w:lineRule="auto" w:after="180"/>
-      </w:pPr>
-      <w:r>
-        <w:rPr>
-          <w:b w:val="0"/>
-        </w:rPr>
-        <w:t>Return to this week and explain what you changed.</w:t>
-      </w:r>
-    </w:p>
-    <w:p>
-      <w:pPr>
-        <w:pStyle w:val="Heading3"/>
-      </w:pPr>
-      <w:r>
-        <w:t>Predict, run and debug</w:t>
-      </w:r>
-    </w:p>
-    <w:p>
-      <w:pPr>
-        <w:spacing w:line="336" w:lineRule="auto" w:after="180"/>
-      </w:pPr>
-      <w:r>
-        <w:rPr>
-          <w:b w:val="0"/>
-        </w:rPr>
-        <w:t xml:space="preserve">The browser lab lets you edit the supported Python examples already included in this lesson. Predict first, run, inspect the actual </w:t>
-      </w:r>
-      <w:r>
-        <w:rPr>
-          <w:b/>
-        </w:rPr>
-        <w:t>output</w:t>
-      </w:r>
-      <w:r>
-        <w:rPr>
-          <w:b w:val="0"/>
-        </w:rPr>
-        <w:t xml:space="preserve"> or error, change one </w:t>
-      </w:r>
-      <w:r>
-        <w:rPr>
-          <w:b/>
-        </w:rPr>
-        <w:t>input</w:t>
-      </w:r>
-      <w:r>
-        <w:rPr>
-          <w:b w:val="0"/>
-        </w:rPr>
-        <w:t>, then run again.</w:t>
-      </w:r>
-    </w:p>
-    <w:p>
-      <w:pPr>
-        <w:spacing w:line="336" w:lineRule="auto" w:after="180"/>
-      </w:pPr>
-      <w:r>
-        <w:rPr>
-          <w:b w:val="0"/>
-        </w:rPr>
-        <w:t xml:space="preserve">Keep code, </w:t>
-      </w:r>
-      <w:r>
-        <w:rPr>
-          <w:b/>
-        </w:rPr>
-        <w:t>prediction</w:t>
-      </w:r>
-      <w:r>
-        <w:rPr>
-          <w:b w:val="0"/>
-        </w:rPr>
-        <w:t>s, actual results and a reasoned revision together. On paper, label your result as a trace rather than an execution.</w:t>
-      </w:r>
-    </w:p>
-    <w:p>
-      <w:pPr>
-        <w:pStyle w:val="Heading3"/>
-      </w:pPr>
-      <w:r>
         <w:t>Keep your completed work</w:t>
       </w:r>
     </w:p>
     <w:p>
       <w:pPr>
-        <w:spacing w:line="336" w:lineRule="auto" w:after="180"/>
-      </w:pPr>
-      <w:r>
-        <w:rPr>
-          <w:b w:val="0"/>
-        </w:rPr>
-        <w:t xml:space="preserve">Use Download completed work in the hosted lesson to export your answers, reflections, practice feedback and code-run </w:t>
-      </w:r>
-      <w:r>
-        <w:rPr>
-          <w:b/>
-        </w:rPr>
-        <w:t>evidence</w:t>
-      </w:r>
-      <w:r>
-        <w:rPr>
-          <w:b w:val="0"/>
-        </w:rPr>
-        <w:t>. Open the HTML copy to read or print it.</w:t>
-      </w:r>
-    </w:p>
-    <w:p>
-      <w:pPr>
-        <w:spacing w:line="336" w:lineRule="auto" w:after="180"/>
-      </w:pPr>
-      <w:r>
-        <w:rPr>
-          <w:b w:val="0"/>
-        </w:rPr>
-        <w:t>Drafts stay in this browser when storage is available; clear drafts on a shared device.</w:t>
-      </w:r>
-    </w:p>
-    <w:p>
-      <w:pPr>
-        <w:pStyle w:val="Heading3"/>
-      </w:pPr>
-      <w:r>
-        <w:t>What I repaired, the evidence I kept and the next test</w:t>
-      </w:r>
-    </w:p>
-    <w:p>
-      <w:r>
-        <w:t>________________________________________________________________</w:t>
-      </w:r>
-    </w:p>
-    <w:p>
-      <w:r>
-        <w:t>________________________________________________________________</w:t>
-      </w:r>
-    </w:p>
-    <w:p>
-      <w:r>
-        <w:t>________________________________________________________________</w:t>
-      </w:r>
-    </w:p>
-    <w:p>
-      <w:r>
-        <w:t>________________________________________________________________</w:t>
-      </w:r>
-    </w:p>
-    <w:p>
-      <w:r>
-        <w:t>________________________________________________________________</w:t>
-      </w:r>
-    </w:p>
-    <w:p>
-      <w:pPr>
         <w:pStyle w:val="Heading1"/>
       </w:pPr>
       <w:r>
-        <w:t>21. Visual concept journey</w:t>
-      </w:r>
-    </w:p>
-    <w:p>
-      <w:r>
-        <w:t>Explain each Decompose a Goal picture from its labels, then record a relevant limit.</w:t>
-      </w:r>
-    </w:p>
-    <w:p>
-      <w:pPr>
-        <w:pStyle w:val="Heading3"/>
+        <w:t>21. Reference · Six-picture response sheets</w:t>
+      </w:r>
+    </w:p>
+    <w:p>
+      <w:r>
+        <w:t>Choose the image that helps rather than repeating all six.</w:t>
+      </w:r>
+    </w:p>
+    <w:p>
+      <w:pPr>
+        <w:pStyle w:val="Heading2"/>
       </w:pPr>
       <w:r>
         <w:t>01. Decompose a Goal: the case</w:t>
@@ -3021,7 +2919,6 @@
     <w:p>
       <w:pPr>
         <w:spacing w:line="336" w:lineRule="auto" w:after="180"/>
-        <w:shd w:fill="F5F1FB"/>
       </w:pPr>
       <w:r>
         <w:rPr>
@@ -3060,7 +2957,7 @@
     </w:p>
     <w:p>
       <w:pPr>
-        <w:pStyle w:val="Heading3"/>
+        <w:pStyle w:val="Heading2"/>
       </w:pPr>
       <w:r>
         <w:t>02. Follow the deciding steps</w:t>
@@ -3194,7 +3091,6 @@
     <w:p>
       <w:pPr>
         <w:spacing w:line="336" w:lineRule="auto" w:after="180"/>
-        <w:shd w:fill="F5F1FB"/>
       </w:pPr>
       <w:r>
         <w:rPr>
@@ -3245,7 +3141,7 @@
     </w:p>
     <w:p>
       <w:pPr>
-        <w:pStyle w:val="Heading3"/>
+        <w:pStyle w:val="Heading2"/>
       </w:pPr>
       <w:r>
         <w:t>03. Arguments matched in order</w:t>
@@ -3307,7 +3203,6 @@
     <w:p>
       <w:pPr>
         <w:spacing w:line="336" w:lineRule="auto" w:after="180"/>
-        <w:shd w:fill="F5F1FB"/>
       </w:pPr>
       <w:r>
         <w:rPr>
@@ -3346,7 +3241,7 @@
     </w:p>
     <w:p>
       <w:pPr>
-        <w:pStyle w:val="Heading3"/>
+        <w:pStyle w:val="Heading2"/>
       </w:pPr>
       <w:r>
         <w:t>04. Change one thing. Trace what follows.</w:t>
@@ -3437,7 +3332,6 @@
     <w:p>
       <w:pPr>
         <w:spacing w:line="336" w:lineRule="auto" w:after="180"/>
-        <w:shd w:fill="F5F1FB"/>
       </w:pPr>
       <w:r>
         <w:rPr>
@@ -3476,7 +3370,7 @@
     </w:p>
     <w:p>
       <w:pPr>
-        <w:pStyle w:val="Heading3"/>
+        <w:pStyle w:val="Heading2"/>
       </w:pPr>
       <w:r>
         <w:t>05. Connect the explanation to its limit</w:t>
@@ -3674,7 +3568,6 @@
     <w:p>
       <w:pPr>
         <w:spacing w:line="336" w:lineRule="auto" w:after="180"/>
-        <w:shd w:fill="F5F1FB"/>
       </w:pPr>
       <w:r>
         <w:rPr>
@@ -3713,7 +3606,7 @@
     </w:p>
     <w:p>
       <w:pPr>
-        <w:pStyle w:val="Heading3"/>
+        <w:pStyle w:val="Heading2"/>
       </w:pPr>
       <w:r>
         <w:t>06. Make the idea visible in your project</w:t>
@@ -3828,7 +3721,6 @@
     <w:p>
       <w:pPr>
         <w:spacing w:line="336" w:lineRule="auto" w:after="180"/>
-        <w:shd w:fill="F5F1FB"/>
       </w:pPr>
       <w:r>
         <w:rPr>
@@ -3875,6 +3767,62 @@
     <w:p>
       <w:r>
         <w:t>________________________________________________________________</w:t>
+      </w:r>
+    </w:p>
+    <w:p>
+      <w:pPr>
+        <w:pStyle w:val="Heading2"/>
+      </w:pPr>
+      <w:r>
+        <w:t>Earlier wording, alternatives and picture transcripts · reference / check after trying</w:t>
+      </w:r>
+    </w:p>
+    <w:p>
+      <w:pPr>
+        <w:pStyle w:val="Heading3"/>
+      </w:pPr>
+      <w:r>
+        <w:t>01. Decompose a Goal: the case</w:t>
+      </w:r>
+    </w:p>
+    <w:p>
+      <w:pPr>
+        <w:pStyle w:val="Heading3"/>
+      </w:pPr>
+      <w:r>
+        <w:t>02. Follow the deciding steps</w:t>
+      </w:r>
+    </w:p>
+    <w:p>
+      <w:pPr>
+        <w:pStyle w:val="Heading3"/>
+      </w:pPr>
+      <w:r>
+        <w:t>03. Arguments matched in order</w:t>
+      </w:r>
+    </w:p>
+    <w:p>
+      <w:pPr>
+        <w:pStyle w:val="Heading3"/>
+      </w:pPr>
+      <w:r>
+        <w:t>04. Change one thing. Trace what follows.</w:t>
+      </w:r>
+    </w:p>
+    <w:p>
+      <w:pPr>
+        <w:pStyle w:val="Heading3"/>
+      </w:pPr>
+      <w:r>
+        <w:t>05. Connect the explanation to its limit</w:t>
+      </w:r>
+    </w:p>
+    <w:p>
+      <w:pPr>
+        <w:pStyle w:val="Heading3"/>
+      </w:pPr>
+      <w:r>
+        <w:t>06. Make the idea visible in your project</w:t>
       </w:r>
     </w:p>
     <w:sectPr>
